--- a/🚆 Gare Mulhouse Lutterbach.docx
+++ b/🚆 Gare Mulhouse Lutterbach.docx
@@ -6,6 +6,7 @@
       <w:pPr>
         <w:pStyle w:val="Titre1"/>
       </w:pPr>
+      <w:bookmarkStart w:id="0" w:name="_Toc226923227"/>
       <w:r>
         <w:rPr>
           <w:rFonts w:ascii="Segoe UI Emoji" w:hAnsi="Segoe UI Emoji" w:cs="Segoe UI Emoji"/>
@@ -15,14 +16,1336 @@
       <w:r>
         <w:t xml:space="preserve"> Gare Mulhouse-Lutterbach TGV et tram-train Mulhouse – Guebwiller</w:t>
       </w:r>
-    </w:p>
-    <w:p>
-      <w:pPr>
+      <w:bookmarkEnd w:id="0"/>
+    </w:p>
+    <w:p>
+      <w:pPr>
+        <w:pStyle w:val="Titre2"/>
+      </w:pPr>
+      <w:bookmarkStart w:id="1" w:name="_Toc226923228"/>
+      <w:r>
+        <w:t>Résumé rapide</w:t>
+      </w:r>
+      <w:bookmarkEnd w:id="1"/>
+    </w:p>
+    <w:p>
+      <w:r>
+        <w:t>Cette étude s'inscrit dans une démarche de réflexion citoyenne sur les mobilités du territoire.</w:t>
+      </w:r>
+    </w:p>
+    <w:p>
+      <w:pPr>
+        <w:numPr>
+          <w:ilvl w:val="0"/>
+          <w:numId w:val="1"/>
+        </w:numPr>
+      </w:pPr>
+      <w:r>
+        <w:t xml:space="preserve">Créer une gare </w:t>
+      </w:r>
+      <w:r>
+        <w:rPr>
+          <w:i/>
+          <w:iCs/>
+        </w:rPr>
+        <w:t>Mulhouse-Lutterbach TGV</w:t>
+      </w:r>
+      <w:r>
+        <w:t xml:space="preserve"> connectée au réseau régional et au tram-train.</w:t>
+      </w:r>
+    </w:p>
+    <w:p>
+      <w:pPr>
+        <w:numPr>
+          <w:ilvl w:val="0"/>
+          <w:numId w:val="1"/>
+        </w:numPr>
+      </w:pPr>
+      <w:r>
+        <w:t xml:space="preserve">Améliorer l’accessibilité et l’offre ferroviaire </w:t>
+      </w:r>
+      <w:r>
+        <w:t>dans l’agglomération de</w:t>
+      </w:r>
+      <w:r>
+        <w:t xml:space="preserve"> </w:t>
+      </w:r>
+      <w:r>
+        <w:rPr>
+          <w:i/>
+          <w:iCs/>
+        </w:rPr>
+        <w:t>Mulhous</w:t>
+      </w:r>
+      <w:r>
+        <w:rPr>
+          <w:i/>
+          <w:iCs/>
+        </w:rPr>
+        <w:t>e</w:t>
+      </w:r>
+      <w:r>
+        <w:t xml:space="preserve"> et </w:t>
+      </w:r>
+      <w:r>
+        <w:t>ses alentours</w:t>
+      </w:r>
+      <w:r>
+        <w:t>.</w:t>
+      </w:r>
+    </w:p>
+    <w:p>
+      <w:pPr>
+        <w:numPr>
+          <w:ilvl w:val="0"/>
+          <w:numId w:val="1"/>
+        </w:numPr>
+      </w:pPr>
+      <w:r>
+        <w:t xml:space="preserve">Rouvrir une desserte vers </w:t>
+      </w:r>
+      <w:r>
+        <w:rPr>
+          <w:i/>
+          <w:iCs/>
+        </w:rPr>
+        <w:t>Guebwiller</w:t>
+      </w:r>
+      <w:r>
+        <w:t xml:space="preserve"> et renforcer les liaisons entre vallées.</w:t>
+      </w:r>
+    </w:p>
+    <w:p>
+      <w:pPr>
+        <w:numPr>
+          <w:ilvl w:val="0"/>
+          <w:numId w:val="1"/>
+        </w:numPr>
+      </w:pPr>
+      <w:r>
+        <w:t>Proposer une vision de mobilité durable, avec des bénéfices et des limites clairement identifiés.</w:t>
+      </w:r>
+    </w:p>
+    <w:p>
+      <w:pPr>
+        <w:pStyle w:val="Titre2"/>
+      </w:pPr>
+      <w:bookmarkStart w:id="2" w:name="_Toc226923229"/>
+      <w:r>
+        <w:t>Contexte ferroviaire</w:t>
+      </w:r>
+      <w:bookmarkEnd w:id="2"/>
+    </w:p>
+    <w:p>
+      <w:r>
+        <w:t>Mulhouse constitue le deuxième nœud ferroviaire d'Alsace après Strasbourg. Il s'agit d'un point stratégique du réseau régional, où convergent des circulations TER, TGV, fret et tram-train.</w:t>
+      </w:r>
+    </w:p>
+    <w:p>
+      <w:r>
+        <w:t>Plusieurs axes majeurs y passent, notamment :</w:t>
+      </w:r>
+    </w:p>
+    <w:p>
+      <w:pPr>
+        <w:numPr>
+          <w:ilvl w:val="0"/>
+          <w:numId w:val="2"/>
+        </w:numPr>
+      </w:pPr>
+      <w:r>
+        <w:t xml:space="preserve">Ligne </w:t>
+      </w:r>
+      <w:r>
+        <w:rPr>
+          <w:i/>
+          <w:iCs/>
+        </w:rPr>
+        <w:t>Strasbourg – Bâle</w:t>
+      </w:r>
+    </w:p>
+    <w:p>
+      <w:pPr>
+        <w:numPr>
+          <w:ilvl w:val="0"/>
+          <w:numId w:val="2"/>
+        </w:numPr>
+      </w:pPr>
+      <w:r>
+        <w:t xml:space="preserve">Ligne </w:t>
+      </w:r>
+      <w:r>
+        <w:rPr>
+          <w:i/>
+          <w:iCs/>
+        </w:rPr>
+        <w:t xml:space="preserve">Mulhouse – </w:t>
+      </w:r>
+      <w:r>
+        <w:rPr>
+          <w:i/>
+          <w:iCs/>
+        </w:rPr>
+        <w:t>Paris (</w:t>
+      </w:r>
+      <w:r>
+        <w:rPr>
+          <w:i/>
+          <w:iCs/>
+        </w:rPr>
+        <w:t>Belfort</w:t>
+      </w:r>
+      <w:r>
+        <w:rPr>
+          <w:i/>
+          <w:iCs/>
+        </w:rPr>
+        <w:t>)</w:t>
+      </w:r>
+    </w:p>
+    <w:p>
+      <w:pPr>
+        <w:numPr>
+          <w:ilvl w:val="0"/>
+          <w:numId w:val="2"/>
+        </w:numPr>
+      </w:pPr>
+      <w:r>
+        <w:t xml:space="preserve">Ligne </w:t>
+      </w:r>
+      <w:r>
+        <w:rPr>
+          <w:i/>
+          <w:iCs/>
+        </w:rPr>
+        <w:t>Mulhouse – Kruth</w:t>
+      </w:r>
+    </w:p>
+    <w:p>
+      <w:pPr>
+        <w:numPr>
+          <w:ilvl w:val="0"/>
+          <w:numId w:val="2"/>
+        </w:numPr>
+        <w:rPr>
+          <w:i/>
+          <w:iCs/>
+        </w:rPr>
+      </w:pPr>
+      <w:r>
+        <w:t xml:space="preserve">Ligne </w:t>
+      </w:r>
+      <w:r>
+        <w:rPr>
+          <w:i/>
+          <w:iCs/>
+        </w:rPr>
+        <w:t>Mulhouse – Müllheim (Allemagne)</w:t>
+      </w:r>
+    </w:p>
+    <w:p>
+      <w:pPr>
+        <w:numPr>
+          <w:ilvl w:val="0"/>
+          <w:numId w:val="2"/>
+        </w:numPr>
+      </w:pPr>
+      <w:r>
+        <w:t xml:space="preserve">Réseau tram-train </w:t>
+      </w:r>
+      <w:r>
+        <w:rPr>
+          <w:i/>
+          <w:iCs/>
+        </w:rPr>
+        <w:t>Mulhouse – Vallée de la Thur</w:t>
+      </w:r>
+    </w:p>
+    <w:p>
+      <w:pPr>
+        <w:numPr>
+          <w:ilvl w:val="0"/>
+          <w:numId w:val="2"/>
+        </w:numPr>
+      </w:pPr>
+      <w:r>
+        <w:t>Axe TGV Paris – Mulhouse / Bâle / Zürich</w:t>
+      </w:r>
+    </w:p>
+    <w:p>
+      <w:pPr>
+        <w:numPr>
+          <w:ilvl w:val="0"/>
+          <w:numId w:val="2"/>
+        </w:numPr>
+      </w:pPr>
+      <w:r>
+        <w:t>Axe TGV Nord–Sud de la France</w:t>
+      </w:r>
+    </w:p>
+    <w:p>
+      <w:pPr>
+        <w:numPr>
+          <w:ilvl w:val="0"/>
+          <w:numId w:val="2"/>
+        </w:numPr>
+      </w:pPr>
+      <w:r>
+        <w:t>Fret vers la Suisse et l'Allemagne</w:t>
+      </w:r>
+    </w:p>
+    <w:p>
+      <w:pPr>
+        <w:numPr>
+          <w:ilvl w:val="0"/>
+          <w:numId w:val="2"/>
+        </w:numPr>
+      </w:pPr>
+      <w:r>
+        <w:t>Axe fret Nord–Sud de la France</w:t>
+      </w:r>
+    </w:p>
+    <w:p>
+      <w:r>
+        <w:t>Cette concentration de circulations entraîne une forte sollicitation des infrastructures,</w:t>
+      </w:r>
+      <w:r>
+        <w:t xml:space="preserve"> </w:t>
+      </w:r>
+      <w:r>
+        <w:t>en grande partie conçue dans les années 1950</w:t>
+      </w:r>
+      <w:r>
+        <w:t>,</w:t>
+      </w:r>
+      <w:r>
+        <w:t xml:space="preserve"> limite les possibilités d'ajout de nouvelles dessertes et provoque régulièrement des conflits de circulation. </w:t>
+      </w:r>
+      <w:r>
+        <w:t>Pour cela d</w:t>
+      </w:r>
+      <w:r>
+        <w:t xml:space="preserve">es </w:t>
+      </w:r>
+      <w:r>
+        <w:lastRenderedPageBreak/>
+        <w:t xml:space="preserve">travaux de modernisation du nœud ferroviaire </w:t>
+      </w:r>
+      <w:r>
+        <w:t>ont été mené</w:t>
+      </w:r>
+      <w:r>
+        <w:t xml:space="preserve"> de 2019 </w:t>
+      </w:r>
+      <w:r>
+        <w:t xml:space="preserve">à 2026 </w:t>
+      </w:r>
+      <w:r>
+        <w:t>afin d'en améliorer la capacité et la fiabilité.</w:t>
+      </w:r>
+    </w:p>
+    <w:p>
+      <w:r>
+        <w:t xml:space="preserve">Le projet présenté ici propose une évolution </w:t>
+      </w:r>
+      <w:r>
+        <w:t xml:space="preserve">même du projet de modernisation </w:t>
+      </w:r>
+      <w:r>
+        <w:t>du nœud ferroviaire mulhousien</w:t>
+      </w:r>
+      <w:r>
+        <w:t xml:space="preserve"> en </w:t>
+      </w:r>
+      <w:r>
+        <w:t>renforç</w:t>
+      </w:r>
+      <w:r>
+        <w:t>ant</w:t>
+      </w:r>
+      <w:r>
+        <w:t xml:space="preserve"> la desserte ferroviaire du sud de l'Alsace</w:t>
+      </w:r>
+      <w:r>
+        <w:t>.</w:t>
+      </w:r>
+    </w:p>
+    <w:p>
+      <w:pPr>
+        <w:pStyle w:val="Titre3"/>
+      </w:pPr>
+      <w:bookmarkStart w:id="3" w:name="_Toc226923230"/>
+      <w:r>
+        <w:t>Problèmes identifiés</w:t>
+      </w:r>
+      <w:bookmarkEnd w:id="3"/>
+    </w:p>
+    <w:p>
+      <w:pPr>
+        <w:numPr>
+          <w:ilvl w:val="0"/>
+          <w:numId w:val="3"/>
+        </w:numPr>
+      </w:pPr>
+      <w:r>
+        <w:t>Conflits de circulation entre TER, TGV</w:t>
+      </w:r>
+      <w:r>
+        <w:t xml:space="preserve"> et </w:t>
+      </w:r>
+      <w:r>
+        <w:t>fret</w:t>
+      </w:r>
+    </w:p>
+    <w:p>
+      <w:pPr>
+        <w:numPr>
+          <w:ilvl w:val="0"/>
+          <w:numId w:val="3"/>
+        </w:numPr>
+      </w:pPr>
+      <w:r>
+        <w:t>Difficulté à ajouter de nouvelles dessertes</w:t>
+      </w:r>
+    </w:p>
+    <w:p>
+      <w:pPr>
+        <w:numPr>
+          <w:ilvl w:val="0"/>
+          <w:numId w:val="3"/>
+        </w:numPr>
+      </w:pPr>
+      <w:r>
+        <w:t>Organisation complexe impactant l</w:t>
+      </w:r>
+      <w:r>
+        <w:t>e temps de trajet de certains trains</w:t>
+      </w:r>
+    </w:p>
+    <w:p>
+      <w:pPr>
+        <w:pStyle w:val="Titre3"/>
+      </w:pPr>
+      <w:bookmarkStart w:id="4" w:name="_Toc226923231"/>
+      <w:r>
+        <w:t>Chiffres clés</w:t>
+      </w:r>
+      <w:bookmarkEnd w:id="4"/>
+    </w:p>
+    <w:p>
+      <w:pPr>
+        <w:numPr>
+          <w:ilvl w:val="0"/>
+          <w:numId w:val="4"/>
+        </w:numPr>
+      </w:pPr>
+      <w:r>
+        <w:rPr>
+          <w:rFonts w:ascii="Segoe UI Emoji" w:hAnsi="Segoe UI Emoji" w:cs="Segoe UI Emoji"/>
+        </w:rPr>
+        <w:t>🚆</w:t>
+      </w:r>
+      <w:r>
+        <w:t xml:space="preserve"> Environ 300 trains par jour à Mulhouse</w:t>
+      </w:r>
+    </w:p>
+    <w:p>
+      <w:pPr>
+        <w:numPr>
+          <w:ilvl w:val="0"/>
+          <w:numId w:val="4"/>
+        </w:numPr>
+      </w:pPr>
+      <w:r>
+        <w:rPr>
+          <w:rFonts w:ascii="Segoe UI Emoji" w:hAnsi="Segoe UI Emoji" w:cs="Segoe UI Emoji"/>
+        </w:rPr>
+        <w:t>👥</w:t>
+      </w:r>
+      <w:r>
+        <w:t xml:space="preserve"> 5,7 millions de voyageurs </w:t>
+      </w:r>
+      <w:r>
+        <w:t>en 2024 (+ 13% par rapport à 2022)</w:t>
+      </w:r>
+    </w:p>
+    <w:p>
+      <w:pPr>
+        <w:numPr>
+          <w:ilvl w:val="0"/>
+          <w:numId w:val="4"/>
+        </w:numPr>
+      </w:pPr>
+      <w:r>
+        <w:rPr>
+          <w:rFonts w:ascii="Segoe UI Emoji" w:hAnsi="Segoe UI Emoji" w:cs="Segoe UI Emoji"/>
+        </w:rPr>
+        <w:t>🌍</w:t>
+      </w:r>
+      <w:r>
+        <w:t xml:space="preserve"> Carrefour ferroviaire France – Suisse – Allemagne</w:t>
+      </w:r>
+    </w:p>
+    <w:p>
+      <w:pPr>
+        <w:pStyle w:val="Titre2"/>
+      </w:pPr>
+      <w:bookmarkStart w:id="5" w:name="_Toc226923232"/>
+      <w:r>
+        <w:t>1. Objectif du projet</w:t>
+      </w:r>
+      <w:bookmarkEnd w:id="5"/>
+    </w:p>
+    <w:p>
+      <w:r>
+        <w:t xml:space="preserve">Ce projet propose la création d'une nouvelle gare </w:t>
+      </w:r>
+      <w:r>
+        <w:rPr>
+          <w:i/>
+          <w:iCs/>
+        </w:rPr>
+        <w:t>Mulhouse-Lutterbach TGV</w:t>
+      </w:r>
+      <w:r>
+        <w:t xml:space="preserve">, connectée à la LGV </w:t>
+      </w:r>
+      <w:r>
+        <w:rPr>
+          <w:i/>
+          <w:iCs/>
+        </w:rPr>
+        <w:t>Rhin-Rhône</w:t>
+      </w:r>
+      <w:r>
+        <w:t xml:space="preserve"> dans l’hypothèse de son prolongement vers </w:t>
+      </w:r>
+      <w:r>
+        <w:rPr>
+          <w:i/>
+          <w:iCs/>
+        </w:rPr>
+        <w:t>Mulhouse</w:t>
+      </w:r>
+      <w:r>
+        <w:t>. L'objectif est de :</w:t>
+      </w:r>
+    </w:p>
+    <w:p>
+      <w:pPr>
+        <w:numPr>
+          <w:ilvl w:val="0"/>
+          <w:numId w:val="5"/>
+        </w:numPr>
+      </w:pPr>
+      <w:r>
+        <w:t>Améliorer l'accès au réseau TGV pour l'agglomération mulhousienne et son bassin de vie</w:t>
+      </w:r>
+    </w:p>
+    <w:p>
+      <w:pPr>
+        <w:numPr>
+          <w:ilvl w:val="0"/>
+          <w:numId w:val="5"/>
+        </w:numPr>
+        <w:rPr>
+          <w:i/>
+          <w:iCs/>
+        </w:rPr>
+      </w:pPr>
+      <w:r>
+        <w:t xml:space="preserve">Éviter le passage systématique des TGV par la gare de </w:t>
+      </w:r>
+      <w:r>
+        <w:rPr>
+          <w:i/>
+          <w:iCs/>
+        </w:rPr>
+        <w:t>Mulhouse-Ville</w:t>
+      </w:r>
+    </w:p>
+    <w:p>
+      <w:pPr>
+        <w:numPr>
+          <w:ilvl w:val="0"/>
+          <w:numId w:val="5"/>
+        </w:numPr>
+      </w:pPr>
+      <w:r>
+        <w:t xml:space="preserve">Réduire la saturation de la ligne </w:t>
+      </w:r>
+      <w:r>
+        <w:rPr>
+          <w:i/>
+          <w:iCs/>
+        </w:rPr>
+        <w:t>Mulhouse – Belfort</w:t>
+      </w:r>
+      <w:r>
+        <w:t>, qui accueille aujourd'hui un trafic très diversifié (TGV, TER et trains de fret) et pour laquelle l'ajout de nouveaux sillons devient difficile</w:t>
+      </w:r>
+    </w:p>
+    <w:p>
+      <w:pPr>
+        <w:numPr>
+          <w:ilvl w:val="0"/>
+          <w:numId w:val="5"/>
+        </w:numPr>
+      </w:pPr>
+      <w:r>
+        <w:t>Permettre le développement de nouvelles dessertes TGV, notamment vers les grandes métropoles françaises et européennes</w:t>
+      </w:r>
+    </w:p>
+    <w:p>
+      <w:pPr>
+        <w:numPr>
+          <w:ilvl w:val="0"/>
+          <w:numId w:val="5"/>
+        </w:numPr>
+      </w:pPr>
+      <w:r>
+        <w:t xml:space="preserve">Créer </w:t>
+      </w:r>
+      <w:r>
+        <w:t>une nouvelle</w:t>
+      </w:r>
+      <w:r>
+        <w:t xml:space="preserve"> interconnexion</w:t>
+      </w:r>
+      <w:r>
+        <w:t xml:space="preserve"> directe</w:t>
+      </w:r>
+      <w:r>
+        <w:t xml:space="preserve"> avec les réseaux tram-train et TER</w:t>
+      </w:r>
+    </w:p>
+    <w:p>
+      <w:r>
+        <w:t>La gare deviendrait un pôle d'échanges multimodal entre TGV, TER et tram-train, facilitant le rabattement des voyageurs depuis les vallées et les villes du bassin mulhousien vers la grande vitesse.</w:t>
+      </w:r>
+    </w:p>
+    <w:p/>
+    <w:p>
+      <w:pPr>
+        <w:pStyle w:val="Titre2"/>
+      </w:pPr>
+      <w:bookmarkStart w:id="6" w:name="_Toc226923233"/>
+      <w:r>
+        <w:lastRenderedPageBreak/>
+        <w:t>2. La gare Mulhouse-Lutterbach TGV</w:t>
+      </w:r>
+      <w:bookmarkEnd w:id="6"/>
+    </w:p>
+    <w:p>
+      <w:r>
+        <w:t xml:space="preserve">La gare serait située à l'ouest de </w:t>
+      </w:r>
+      <w:r>
+        <w:rPr>
+          <w:i/>
+          <w:iCs/>
+        </w:rPr>
+        <w:t>Lutterbach</w:t>
+      </w:r>
+      <w:r>
+        <w:t xml:space="preserve">, à proximité de l'actuelle ligne </w:t>
+      </w:r>
+      <w:r>
+        <w:rPr>
+          <w:i/>
+          <w:iCs/>
+        </w:rPr>
+        <w:t>Mulhouse – Kruth</w:t>
+      </w:r>
+      <w:r>
+        <w:t>. Elle comprendrait :</w:t>
+      </w:r>
+    </w:p>
+    <w:p>
+      <w:pPr>
+        <w:numPr>
+          <w:ilvl w:val="0"/>
+          <w:numId w:val="6"/>
+        </w:numPr>
+      </w:pPr>
+      <w:r>
+        <w:t xml:space="preserve">Des quais TGV sur la LGV </w:t>
+      </w:r>
+      <w:r>
+        <w:rPr>
+          <w:i/>
+          <w:iCs/>
+        </w:rPr>
+        <w:t>Rhin-Rhône</w:t>
+      </w:r>
+    </w:p>
+    <w:p>
+      <w:pPr>
+        <w:numPr>
+          <w:ilvl w:val="0"/>
+          <w:numId w:val="6"/>
+        </w:numPr>
+      </w:pPr>
+      <w:r>
+        <w:t xml:space="preserve">Des quais bas pour la ligne </w:t>
+      </w:r>
+      <w:r>
+        <w:rPr>
+          <w:i/>
+          <w:iCs/>
+        </w:rPr>
+        <w:t>Mulhouse – Kruth</w:t>
+      </w:r>
+    </w:p>
+    <w:p>
+      <w:pPr>
+        <w:numPr>
+          <w:ilvl w:val="0"/>
+          <w:numId w:val="6"/>
+        </w:numPr>
+      </w:pPr>
+      <w:r>
+        <w:t xml:space="preserve">Des quais hauts pour une nouvelle ligne </w:t>
+      </w:r>
+      <w:r>
+        <w:rPr>
+          <w:i/>
+          <w:iCs/>
+        </w:rPr>
+        <w:t>Mulhouse – Guebwiller</w:t>
+      </w:r>
+    </w:p>
+    <w:p>
+      <w:r>
+        <w:t xml:space="preserve">Cette configuration permettrait de créer une véritable plateforme d'échanges ferroviaires, facilitant les correspondances entre trains régionaux, </w:t>
+      </w:r>
+      <w:proofErr w:type="spellStart"/>
+      <w:r>
+        <w:t>tram-trains</w:t>
+      </w:r>
+      <w:proofErr w:type="spellEnd"/>
+      <w:r>
+        <w:t xml:space="preserve"> et TGV.</w:t>
+      </w:r>
+    </w:p>
+    <w:p>
+      <w:pPr>
+        <w:pStyle w:val="Titre3"/>
+      </w:pPr>
+      <w:bookmarkStart w:id="7" w:name="_Toc226923234"/>
+      <w:r>
+        <w:t>Implantation</w:t>
+      </w:r>
+      <w:bookmarkEnd w:id="7"/>
+    </w:p>
+    <w:p>
+      <w:r>
+        <w:t>La gare serait construite surélevée, car la LGV franchirait :</w:t>
+      </w:r>
+    </w:p>
+    <w:p>
+      <w:pPr>
+        <w:numPr>
+          <w:ilvl w:val="0"/>
+          <w:numId w:val="7"/>
+        </w:numPr>
+      </w:pPr>
+      <w:r>
+        <w:t xml:space="preserve">La ligne </w:t>
+      </w:r>
+      <w:r>
+        <w:rPr>
+          <w:i/>
+          <w:iCs/>
+        </w:rPr>
+        <w:t>Mulhouse – Kruth</w:t>
+      </w:r>
+    </w:p>
+    <w:p>
+      <w:pPr>
+        <w:numPr>
+          <w:ilvl w:val="0"/>
+          <w:numId w:val="7"/>
+        </w:numPr>
+        <w:rPr>
+          <w:i/>
+          <w:iCs/>
+        </w:rPr>
+      </w:pPr>
+      <w:r>
+        <w:t xml:space="preserve">La voie rapide </w:t>
+      </w:r>
+      <w:r>
+        <w:rPr>
+          <w:i/>
+          <w:iCs/>
+        </w:rPr>
+        <w:t>D1066</w:t>
+      </w:r>
+    </w:p>
+    <w:p>
+      <w:r>
+        <w:t>Au moyen d'un pont ferroviaire. Cette implantation permettrait d'assurer la continuité du réseau existant tout en limitant les conflits de circulation entre les différentes lignes ferroviaires.</w:t>
+      </w:r>
+    </w:p>
+    <w:p>
+      <w:pPr>
+        <w:pStyle w:val="Titre3"/>
+      </w:pPr>
+      <w:bookmarkStart w:id="8" w:name="_Toc226923235"/>
+      <w:r>
+        <w:t>Accessibilité routière et stationnement</w:t>
+      </w:r>
+      <w:bookmarkEnd w:id="8"/>
+    </w:p>
+    <w:p>
+      <w:r>
+        <w:t xml:space="preserve">La proximité immédiate de la voie rapide </w:t>
+      </w:r>
+      <w:r>
+        <w:rPr>
+          <w:i/>
+          <w:iCs/>
+        </w:rPr>
+        <w:t>D1066</w:t>
+      </w:r>
+      <w:r>
+        <w:t xml:space="preserve"> faciliterait grandement la connexion au réseau routier et permettrait une liaison directe vers le réseau de </w:t>
+      </w:r>
+      <w:r>
+        <w:t>cars</w:t>
+      </w:r>
+      <w:r>
+        <w:t xml:space="preserve"> et bus. Cette configuration offrirait également une excellente intermodalité routière-ferroviaire.</w:t>
+      </w:r>
+    </w:p>
+    <w:p>
+      <w:r>
+        <w:t xml:space="preserve">Le site choisi, actuellement occupé par </w:t>
+      </w:r>
+      <w:r>
+        <w:t xml:space="preserve">de la </w:t>
+      </w:r>
+      <w:r>
+        <w:t>forêt, offrirait des avantages majeurs en termes de foncier et d'aménagement. Le terrain étant naturellement très plat et disposant d'une superficie importante, il serait donc possible de :</w:t>
+      </w:r>
+    </w:p>
+    <w:p>
+      <w:pPr>
+        <w:numPr>
+          <w:ilvl w:val="0"/>
+          <w:numId w:val="8"/>
+        </w:numPr>
+      </w:pPr>
+      <w:r>
+        <w:t>Construire un grand parking relais multimodal pour les voyageurs</w:t>
+      </w:r>
+    </w:p>
+    <w:p>
+      <w:pPr>
+        <w:numPr>
+          <w:ilvl w:val="0"/>
+          <w:numId w:val="8"/>
+        </w:numPr>
+      </w:pPr>
+      <w:r>
+        <w:t>Aménager des aires de stationnement pour les bus et autocars</w:t>
+      </w:r>
+    </w:p>
+    <w:p>
+      <w:pPr>
+        <w:numPr>
+          <w:ilvl w:val="0"/>
+          <w:numId w:val="8"/>
+        </w:numPr>
+      </w:pPr>
+      <w:r>
+        <w:t>Créer des zones de verdure et de stationnement perméable</w:t>
+      </w:r>
+    </w:p>
+    <w:p>
+      <w:r>
+        <w:t xml:space="preserve">Cette capacité de stationnement étendue réduirait considérablement la pression sur les gares périphériques actuelles et offrirait une alternative aux déplacements vers le centre-ville de </w:t>
+      </w:r>
+      <w:r>
+        <w:rPr>
+          <w:i/>
+          <w:iCs/>
+        </w:rPr>
+        <w:t>Mulhouse</w:t>
+      </w:r>
+      <w:r>
+        <w:t>.</w:t>
+      </w:r>
+    </w:p>
+    <w:p>
+      <w:pPr>
+        <w:pStyle w:val="Titre2"/>
+      </w:pPr>
+      <w:bookmarkStart w:id="9" w:name="_Toc226923236"/>
+      <w:r>
+        <w:lastRenderedPageBreak/>
+        <w:t>3. La LGV Rhin-Rhône</w:t>
+      </w:r>
+      <w:bookmarkEnd w:id="9"/>
+    </w:p>
+    <w:p>
+      <w:pPr>
+        <w:pStyle w:val="Titre3"/>
+      </w:pPr>
+      <w:bookmarkStart w:id="10" w:name="_Toc226923237"/>
+      <w:r>
+        <w:t>Prolongement de la LGV</w:t>
+      </w:r>
+      <w:bookmarkEnd w:id="10"/>
+    </w:p>
+    <w:p>
+      <w:r>
+        <w:t xml:space="preserve">Dans le cadre de ce projet, l'hypothèse d'un prolongement de la LGV </w:t>
+      </w:r>
+      <w:r>
+        <w:rPr>
+          <w:i/>
+          <w:iCs/>
+        </w:rPr>
+        <w:t>Rhin-Rhône</w:t>
+      </w:r>
+      <w:r>
+        <w:t xml:space="preserve"> vers </w:t>
+      </w:r>
+      <w:r>
+        <w:rPr>
+          <w:i/>
+          <w:iCs/>
+        </w:rPr>
+        <w:t>Mulhouse</w:t>
+      </w:r>
+      <w:r>
+        <w:t xml:space="preserve"> constitue un élément structurant. Le tracé présenté ici repose sur une logique d'insertion territoriale visant à limiter au maximum les nuisances pour les populations locales.</w:t>
+      </w:r>
+    </w:p>
+    <w:p>
+      <w:r>
+        <w:t>Ainsi, l'itinéraire proposé cherche à éviter autant que possible les zones urbanisées, en réduisant le passage à proximité des communes afin de limiter les impacts sonores et visuels. Il privilégie également, sur une part importante de son parcours, un rapprochement avec l'autoroute, permettant de concentrer les nuisances sur un axe déjà existant.</w:t>
+      </w:r>
+    </w:p>
+    <w:p>
+      <w:r>
+        <w:t xml:space="preserve">Ce choix implique toutefois un détour vers l'est par rapport à des variantes plus directes qui pourraient être envisagées mais </w:t>
+      </w:r>
+      <w:r>
+        <w:t xml:space="preserve">qui </w:t>
+      </w:r>
+      <w:r>
+        <w:t>nécessiteraient une traversée de plus de zones urbanisées, générant des impacts plus importants.</w:t>
+      </w:r>
+    </w:p>
+    <w:p>
+      <w:r>
+        <w:t xml:space="preserve">Il convient néanmoins de préciser que ce tracé ne constitue qu'une illustration. Un prolongement réel de la LGV </w:t>
+      </w:r>
+      <w:r>
+        <w:rPr>
+          <w:i/>
+          <w:iCs/>
+        </w:rPr>
+        <w:t>Rhin-Rhône</w:t>
+      </w:r>
+      <w:r>
+        <w:t xml:space="preserve"> reposerait sur des études approfondies intégrant de nombreuses contraintes techniques, environnementales, foncières et économiques, qui dépassent largement le cadre de cette proposition.</w:t>
+      </w:r>
+    </w:p>
+    <w:p>
+      <w:r>
         <w:rPr>
           <w:b/>
           <w:bCs/>
         </w:rPr>
-      </w:pPr>
+        <w:t>Le projet présenté s'appuie donc sur cette hypothèse sans prétendre en déterminer une version définitive.</w:t>
+      </w:r>
+    </w:p>
+    <w:p>
+      <w:pPr>
+        <w:pStyle w:val="Titre3"/>
+      </w:pPr>
+      <w:bookmarkStart w:id="11" w:name="_Toc226923238"/>
+      <w:r>
+        <w:t>Embranchement nord vers la LGV Rhin-Rhône</w:t>
+      </w:r>
+      <w:bookmarkEnd w:id="11"/>
+    </w:p>
+    <w:p>
+      <w:pPr>
+        <w:pStyle w:val="Titre4"/>
+      </w:pPr>
+      <w:bookmarkStart w:id="12" w:name="_Toc226923239"/>
+      <w:r>
+        <w:t>TGV en provenance de Colmar/Strasbourg vers la LGV</w:t>
+      </w:r>
+      <w:bookmarkEnd w:id="12"/>
+    </w:p>
+    <w:p>
+      <w:r>
+        <w:t xml:space="preserve">Pour les TGV en provenance de </w:t>
+      </w:r>
+      <w:r>
+        <w:rPr>
+          <w:i/>
+          <w:iCs/>
+        </w:rPr>
+        <w:t>Colmar</w:t>
+      </w:r>
+      <w:r>
+        <w:t xml:space="preserve"> ou de </w:t>
+      </w:r>
+      <w:r>
+        <w:rPr>
+          <w:i/>
+          <w:iCs/>
+        </w:rPr>
+        <w:t>Strasbourg</w:t>
+      </w:r>
+      <w:r>
+        <w:t xml:space="preserve">, circulant sur la ligne classique </w:t>
+      </w:r>
+      <w:r>
+        <w:rPr>
+          <w:i/>
+          <w:iCs/>
+        </w:rPr>
+        <w:t>Strasbourg – Bâle</w:t>
+      </w:r>
+      <w:r>
+        <w:t xml:space="preserve"> (circulation à droite), le raccordement vers la LGV </w:t>
+      </w:r>
+      <w:r>
+        <w:rPr>
+          <w:i/>
+          <w:iCs/>
+        </w:rPr>
+        <w:t>Rhin-Rhône</w:t>
+      </w:r>
+      <w:r>
+        <w:t xml:space="preserve"> serait situé au sud de la gare de </w:t>
+      </w:r>
+      <w:r>
+        <w:rPr>
+          <w:i/>
+          <w:iCs/>
+        </w:rPr>
+        <w:t>Richwiller</w:t>
+      </w:r>
+      <w:r>
+        <w:t>.</w:t>
+      </w:r>
+    </w:p>
+    <w:p>
+      <w:r>
+        <w:t>À cet endroit, les voies se sépareraient de la ligne existante et resteraient parallèles sur une courte distance afin de permettre à la voie du raccordement opposé de les franchir au moyen d’un pont ferroviaire.</w:t>
+      </w:r>
+    </w:p>
+    <w:p>
+      <w:r>
+        <w:t xml:space="preserve">Après ce franchissement, les voies se dirigeraient vers la gare </w:t>
+      </w:r>
+      <w:r>
+        <w:rPr>
+          <w:i/>
+          <w:iCs/>
+        </w:rPr>
+        <w:t>Mulhouse-Lutterbach TGV</w:t>
+      </w:r>
+      <w:r>
+        <w:t xml:space="preserve"> en prenant de l’altitude, la gare étant implantée sur un remblai. Les voies seraient ainsi déjà positionnées pour permettre une circulation à gauche, conformément au sens de circulation utilisé dans le reste de la France.</w:t>
+      </w:r>
+    </w:p>
+    <w:p>
+      <w:pPr>
+        <w:pStyle w:val="Titre4"/>
+      </w:pPr>
+      <w:bookmarkStart w:id="13" w:name="_Toc226923240"/>
+      <w:r>
+        <w:lastRenderedPageBreak/>
+        <w:t>TGV quittant la LGV vers Colmar / Strasbourg</w:t>
+      </w:r>
+      <w:bookmarkEnd w:id="13"/>
+    </w:p>
+    <w:p>
+      <w:r>
+        <w:t xml:space="preserve">Pour les TGV quittant la LGV </w:t>
+      </w:r>
+      <w:r>
+        <w:rPr>
+          <w:i/>
+          <w:iCs/>
+        </w:rPr>
+        <w:t>Rhin-Rhône</w:t>
+      </w:r>
+      <w:r>
+        <w:t xml:space="preserve"> en direction de </w:t>
+      </w:r>
+      <w:r>
+        <w:rPr>
+          <w:i/>
+          <w:iCs/>
+        </w:rPr>
+        <w:t>Colmar</w:t>
+      </w:r>
+      <w:r>
+        <w:t xml:space="preserve"> ou de </w:t>
+      </w:r>
+      <w:r>
+        <w:rPr>
+          <w:i/>
+          <w:iCs/>
+        </w:rPr>
+        <w:t>Strasbourg</w:t>
+      </w:r>
+      <w:r>
+        <w:t xml:space="preserve">, la voie du raccordement s’orienterait, à la sortie de la gare TGV, vers la ligne </w:t>
+      </w:r>
+      <w:r>
+        <w:rPr>
+          <w:i/>
+          <w:iCs/>
+        </w:rPr>
+        <w:t xml:space="preserve">Strasbourg – Bâle </w:t>
+      </w:r>
+      <w:r>
+        <w:t xml:space="preserve">en restant </w:t>
+      </w:r>
+      <w:r>
+        <w:t>au</w:t>
+      </w:r>
+      <w:r>
+        <w:t xml:space="preserve"> </w:t>
+      </w:r>
+      <w:r>
+        <w:t>niveau</w:t>
+      </w:r>
+      <w:r>
+        <w:t xml:space="preserve"> de </w:t>
+      </w:r>
+      <w:r>
+        <w:t xml:space="preserve">la gare </w:t>
+      </w:r>
+      <w:r>
+        <w:t>(</w:t>
+      </w:r>
+      <w:r>
+        <w:t>surélevée</w:t>
+      </w:r>
+      <w:r>
+        <w:t>)</w:t>
+      </w:r>
+      <w:r>
+        <w:t>.</w:t>
+      </w:r>
+    </w:p>
+    <w:p>
+      <w:r>
+        <w:t>Elle franchirait</w:t>
+      </w:r>
+      <w:r>
+        <w:t xml:space="preserve"> donc</w:t>
+      </w:r>
+      <w:r>
+        <w:t xml:space="preserve"> successivement la voie du raccordement opposé puis la ligne classique au moyen d’un pont, afin d’éviter tout conflit de circulation.</w:t>
+      </w:r>
+    </w:p>
+    <w:p>
+      <w:r>
+        <w:t xml:space="preserve">Après ce franchissement, la voie se placerait entre la ligne </w:t>
+      </w:r>
+      <w:r>
+        <w:rPr>
+          <w:i/>
+          <w:iCs/>
+        </w:rPr>
+        <w:t>Strasbourg – Bâle</w:t>
+      </w:r>
+      <w:r>
+        <w:t xml:space="preserve"> et les nouvelles voies du tram-train vers </w:t>
+      </w:r>
+      <w:r>
+        <w:rPr>
+          <w:i/>
+          <w:iCs/>
+        </w:rPr>
+        <w:t>Guebwiller</w:t>
+      </w:r>
+      <w:r>
+        <w:t xml:space="preserve"> (suite de ce projet)</w:t>
+      </w:r>
+      <w:r>
+        <w:t xml:space="preserve">, le temps de redescendre progressivement pour se raccorder définitivement à la ligne existante en direction de </w:t>
+      </w:r>
+      <w:r>
+        <w:rPr>
+          <w:i/>
+          <w:iCs/>
+        </w:rPr>
+        <w:t>Colmar</w:t>
+      </w:r>
+      <w:r>
+        <w:t xml:space="preserve"> et </w:t>
+      </w:r>
+      <w:r>
+        <w:rPr>
+          <w:i/>
+          <w:iCs/>
+        </w:rPr>
+        <w:t>Strasbourg</w:t>
+      </w:r>
+      <w:r>
+        <w:t>.</w:t>
+      </w:r>
+    </w:p>
+    <w:p>
+      <w:pPr>
+        <w:pStyle w:val="Titre3"/>
+      </w:pPr>
+      <w:bookmarkStart w:id="14" w:name="_Toc226923241"/>
+      <w:r>
+        <w:t xml:space="preserve">Embranchement </w:t>
+      </w:r>
+      <w:r>
+        <w:t>Est</w:t>
+      </w:r>
+      <w:r>
+        <w:t xml:space="preserve"> vers la LGV Rhin-Rhône</w:t>
+      </w:r>
+      <w:bookmarkEnd w:id="14"/>
+    </w:p>
+    <w:p>
+      <w:pPr>
+        <w:pStyle w:val="Titre4"/>
+      </w:pPr>
+      <w:bookmarkStart w:id="15" w:name="_Toc226923242"/>
+      <w:r>
+        <w:t>TGV en provenance de Mulhouse-Ville / Suisse vers la LGV</w:t>
+      </w:r>
+      <w:bookmarkEnd w:id="15"/>
+    </w:p>
+    <w:p>
+      <w:r>
+        <w:t xml:space="preserve">Pour les TGV en provenance de </w:t>
+      </w:r>
+      <w:r>
+        <w:rPr>
+          <w:i/>
+          <w:iCs/>
+        </w:rPr>
+        <w:t>Mulhouse-Ville</w:t>
+      </w:r>
+      <w:r>
+        <w:t xml:space="preserve"> ou de la Suisse (circulation à droite), le raccordement vers la LGV </w:t>
+      </w:r>
+      <w:r>
+        <w:rPr>
+          <w:i/>
+          <w:iCs/>
+        </w:rPr>
+        <w:t>Rhin-Rhône</w:t>
+      </w:r>
+      <w:r>
+        <w:t xml:space="preserve"> serait situé après la gare de </w:t>
+      </w:r>
+      <w:r>
+        <w:rPr>
+          <w:i/>
+          <w:iCs/>
+        </w:rPr>
+        <w:t>Lutterbach</w:t>
+      </w:r>
+      <w:r>
+        <w:t>.</w:t>
+      </w:r>
+    </w:p>
+    <w:p>
+      <w:r>
+        <w:t xml:space="preserve">La voie se séparerait de la ligne </w:t>
+      </w:r>
+      <w:r>
+        <w:rPr>
+          <w:i/>
+          <w:iCs/>
+        </w:rPr>
+        <w:t>Strasbourg – Bâle</w:t>
+      </w:r>
+      <w:r>
+        <w:t xml:space="preserve"> et resterait parallèle </w:t>
+      </w:r>
+      <w:r>
+        <w:t xml:space="preserve">dans un virage vers le Nord </w:t>
+      </w:r>
+      <w:r>
+        <w:t>sur une courte distance afin de prendre de l’altitude, puis franchirait la ligne au moyen d’un pont ferroviaire.</w:t>
+      </w:r>
+    </w:p>
+    <w:p>
+      <w:r>
+        <w:t>Le raccordement se poursuivrait ensuite vers l</w:t>
+      </w:r>
+      <w:r>
+        <w:t>’</w:t>
+      </w:r>
+      <w:r>
+        <w:t>Oues</w:t>
+      </w:r>
+      <w:r>
+        <w:t>t puis le S</w:t>
+      </w:r>
+      <w:r>
+        <w:t xml:space="preserve">ud en restant en hauteur, </w:t>
+      </w:r>
+      <w:r>
+        <w:t xml:space="preserve">afin de </w:t>
+      </w:r>
+      <w:r>
+        <w:t xml:space="preserve">franchir la ligne </w:t>
+      </w:r>
+      <w:r>
+        <w:rPr>
+          <w:i/>
+          <w:iCs/>
+        </w:rPr>
+        <w:t>Mulhouse – Kruth</w:t>
+      </w:r>
+      <w:r>
+        <w:t xml:space="preserve">, la </w:t>
+      </w:r>
+      <w:r>
+        <w:rPr>
+          <w:i/>
+          <w:iCs/>
+        </w:rPr>
+        <w:t>RD 1066</w:t>
+      </w:r>
+      <w:r>
+        <w:t xml:space="preserve"> ainsi que la voie du raccordement opposé</w:t>
+      </w:r>
+      <w:r>
+        <w:t>.</w:t>
+      </w:r>
+    </w:p>
+    <w:p>
+      <w:r>
+        <w:t>Après ça</w:t>
+      </w:r>
+      <w:r>
+        <w:t xml:space="preserve">, les voies seraient déjà parallèles à la LGV </w:t>
+      </w:r>
+      <w:r>
+        <w:rPr>
+          <w:i/>
+          <w:iCs/>
+        </w:rPr>
+        <w:t>Rhin-Rhône</w:t>
+      </w:r>
+      <w:r>
+        <w:t xml:space="preserve"> et correctement positionnées pour s’y raccorder par la gauche.</w:t>
+      </w:r>
     </w:p>
     <w:p>
       <w:pPr>
@@ -31,1316 +1354,28 @@
           <w:bCs/>
         </w:rPr>
       </w:pPr>
-    </w:p>
-    <w:p>
-      <w:pPr>
-        <w:pStyle w:val="Titre2"/>
-      </w:pPr>
-      <w:r>
-        <w:t>Résumé rapide</w:t>
-      </w:r>
-    </w:p>
-    <w:p>
-      <w:r>
-        <w:t>Cette étude s'inscrit dans une démarche de réflexion citoyenne sur les mobilités du territoire.</w:t>
-      </w:r>
-    </w:p>
-    <w:p>
-      <w:pPr>
-        <w:numPr>
-          <w:ilvl w:val="0"/>
-          <w:numId w:val="1"/>
-        </w:numPr>
-      </w:pPr>
-      <w:r>
-        <w:t xml:space="preserve">Créer une gare </w:t>
-      </w:r>
-      <w:r>
-        <w:rPr>
-          <w:i/>
-          <w:iCs/>
-        </w:rPr>
-        <w:t>Mulhouse-Lutterbach TGV</w:t>
-      </w:r>
-      <w:r>
-        <w:t xml:space="preserve"> connectée au réseau régional et au tram-train.</w:t>
-      </w:r>
-    </w:p>
-    <w:p>
-      <w:pPr>
-        <w:numPr>
-          <w:ilvl w:val="0"/>
-          <w:numId w:val="1"/>
-        </w:numPr>
-      </w:pPr>
-      <w:r>
-        <w:t xml:space="preserve">Améliorer l’accessibilité et l’offre ferroviaire </w:t>
-      </w:r>
-      <w:r>
-        <w:t>dans l’agglomération de</w:t>
-      </w:r>
-      <w:r>
-        <w:t xml:space="preserve"> </w:t>
-      </w:r>
-      <w:r>
-        <w:rPr>
-          <w:i/>
-          <w:iCs/>
-        </w:rPr>
-        <w:t>Mulhous</w:t>
-      </w:r>
-      <w:r>
-        <w:rPr>
-          <w:i/>
-          <w:iCs/>
-        </w:rPr>
-        <w:t>e</w:t>
-      </w:r>
-      <w:r>
-        <w:t xml:space="preserve"> et </w:t>
-      </w:r>
-      <w:r>
-        <w:t>ses alentours</w:t>
-      </w:r>
-      <w:r>
-        <w:t>.</w:t>
-      </w:r>
-    </w:p>
-    <w:p>
-      <w:pPr>
-        <w:numPr>
-          <w:ilvl w:val="0"/>
-          <w:numId w:val="1"/>
-        </w:numPr>
-      </w:pPr>
-      <w:r>
-        <w:t xml:space="preserve">Rouvrir une desserte vers </w:t>
-      </w:r>
-      <w:r>
-        <w:rPr>
-          <w:i/>
-          <w:iCs/>
-        </w:rPr>
-        <w:t>Guebwiller</w:t>
-      </w:r>
-      <w:r>
-        <w:t xml:space="preserve"> et renforcer les liaisons entre vallées.</w:t>
-      </w:r>
-    </w:p>
-    <w:p>
-      <w:pPr>
-        <w:numPr>
-          <w:ilvl w:val="0"/>
-          <w:numId w:val="1"/>
-        </w:numPr>
-      </w:pPr>
-      <w:r>
-        <w:t>Proposer une vision de mobilité durable, avec des bénéfices et des limites clairement identifiés.</w:t>
-      </w:r>
-    </w:p>
-    <w:p>
-      <w:pPr>
-        <w:pStyle w:val="Titre2"/>
-      </w:pPr>
-      <w:r>
-        <w:t>Contexte ferroviaire</w:t>
-      </w:r>
-    </w:p>
-    <w:p>
-      <w:r>
-        <w:t>Mulhouse constitue le deuxième nœud ferroviaire d'Alsace après Strasbourg. Il s'agit d'un point stratégique du réseau régional, où convergent des circulations TER, TGV, fret et tram-train.</w:t>
-      </w:r>
-    </w:p>
-    <w:p>
-      <w:r>
-        <w:t>Plusieurs axes majeurs y passent, notamment :</w:t>
-      </w:r>
-    </w:p>
-    <w:p>
-      <w:pPr>
-        <w:numPr>
-          <w:ilvl w:val="0"/>
-          <w:numId w:val="2"/>
-        </w:numPr>
-      </w:pPr>
-      <w:r>
-        <w:t xml:space="preserve">Ligne </w:t>
-      </w:r>
-      <w:r>
-        <w:rPr>
-          <w:i/>
-          <w:iCs/>
-        </w:rPr>
-        <w:t>Strasbourg – Bâle</w:t>
-      </w:r>
-    </w:p>
-    <w:p>
-      <w:pPr>
-        <w:numPr>
-          <w:ilvl w:val="0"/>
-          <w:numId w:val="2"/>
-        </w:numPr>
-      </w:pPr>
-      <w:r>
-        <w:t xml:space="preserve">Ligne </w:t>
-      </w:r>
-      <w:r>
-        <w:rPr>
-          <w:i/>
-          <w:iCs/>
-        </w:rPr>
-        <w:t xml:space="preserve">Mulhouse – </w:t>
-      </w:r>
-      <w:r>
-        <w:rPr>
-          <w:i/>
-          <w:iCs/>
-        </w:rPr>
-        <w:t>Paris (</w:t>
-      </w:r>
-      <w:r>
-        <w:rPr>
-          <w:i/>
-          <w:iCs/>
-        </w:rPr>
-        <w:t>Belfort</w:t>
-      </w:r>
-      <w:r>
-        <w:rPr>
-          <w:i/>
-          <w:iCs/>
-        </w:rPr>
-        <w:t>)</w:t>
-      </w:r>
-    </w:p>
-    <w:p>
-      <w:pPr>
-        <w:numPr>
-          <w:ilvl w:val="0"/>
-          <w:numId w:val="2"/>
-        </w:numPr>
-      </w:pPr>
-      <w:r>
-        <w:t xml:space="preserve">Ligne </w:t>
-      </w:r>
-      <w:r>
-        <w:rPr>
-          <w:i/>
-          <w:iCs/>
-        </w:rPr>
-        <w:t>Mulhouse – Kruth</w:t>
-      </w:r>
-    </w:p>
-    <w:p>
-      <w:pPr>
-        <w:numPr>
-          <w:ilvl w:val="0"/>
-          <w:numId w:val="2"/>
-        </w:numPr>
-        <w:rPr>
-          <w:i/>
-          <w:iCs/>
-        </w:rPr>
-      </w:pPr>
-      <w:r>
-        <w:t xml:space="preserve">Ligne </w:t>
-      </w:r>
-      <w:r>
-        <w:rPr>
-          <w:i/>
-          <w:iCs/>
-        </w:rPr>
-        <w:t>Mulhouse – Müllheim (Allemagne)</w:t>
-      </w:r>
-    </w:p>
-    <w:p>
-      <w:pPr>
-        <w:numPr>
-          <w:ilvl w:val="0"/>
-          <w:numId w:val="2"/>
-        </w:numPr>
-      </w:pPr>
-      <w:r>
-        <w:t xml:space="preserve">Réseau tram-train </w:t>
-      </w:r>
-      <w:r>
-        <w:rPr>
-          <w:i/>
-          <w:iCs/>
-        </w:rPr>
-        <w:t>Mulhouse – Vallée de la Thur</w:t>
-      </w:r>
-    </w:p>
-    <w:p>
-      <w:pPr>
-        <w:numPr>
-          <w:ilvl w:val="0"/>
-          <w:numId w:val="2"/>
-        </w:numPr>
-      </w:pPr>
-      <w:r>
-        <w:t>Axe TGV Paris – Mulhouse / Bâle / Zürich</w:t>
-      </w:r>
-    </w:p>
-    <w:p>
-      <w:pPr>
-        <w:numPr>
-          <w:ilvl w:val="0"/>
-          <w:numId w:val="2"/>
-        </w:numPr>
-      </w:pPr>
-      <w:r>
-        <w:t>Axe TGV Nord–Sud de la France</w:t>
-      </w:r>
-    </w:p>
-    <w:p>
-      <w:pPr>
-        <w:numPr>
-          <w:ilvl w:val="0"/>
-          <w:numId w:val="2"/>
-        </w:numPr>
-      </w:pPr>
-      <w:r>
-        <w:t>Fret vers la Suisse et l'Allemagne</w:t>
-      </w:r>
-    </w:p>
-    <w:p>
-      <w:pPr>
-        <w:numPr>
-          <w:ilvl w:val="0"/>
-          <w:numId w:val="2"/>
-        </w:numPr>
-      </w:pPr>
-      <w:r>
-        <w:t>Axe fret Nord–Sud de la France</w:t>
-      </w:r>
-    </w:p>
-    <w:p>
-      <w:r>
-        <w:lastRenderedPageBreak/>
-        <w:t>Cette concentration de circulations entraîne une forte sollicitation des infrastructures,</w:t>
-      </w:r>
-      <w:r>
-        <w:t xml:space="preserve"> </w:t>
-      </w:r>
-      <w:r>
-        <w:t>en grande partie conçue dans les années 1950</w:t>
-      </w:r>
-      <w:r>
-        <w:t>,</w:t>
-      </w:r>
-      <w:r>
-        <w:t xml:space="preserve"> limite les possibilités d'ajout de nouvelles dessertes et provoque régulièrement des conflits de circulation. </w:t>
-      </w:r>
-      <w:r>
-        <w:t>Pour cela d</w:t>
-      </w:r>
-      <w:r>
-        <w:t xml:space="preserve">es travaux de modernisation du nœud ferroviaire </w:t>
-      </w:r>
-      <w:r>
-        <w:t>ont été mené</w:t>
-      </w:r>
-      <w:r>
-        <w:t xml:space="preserve"> de 2019 </w:t>
-      </w:r>
-      <w:r>
-        <w:t xml:space="preserve">à 2026 </w:t>
-      </w:r>
-      <w:r>
-        <w:t>afin d'en améliorer la capacité et la fiabilité.</w:t>
-      </w:r>
-    </w:p>
-    <w:p>
-      <w:r>
-        <w:t xml:space="preserve">Le projet présenté ici propose une évolution </w:t>
-      </w:r>
-      <w:r>
-        <w:t xml:space="preserve">même du projet de modernisation </w:t>
-      </w:r>
-      <w:r>
-        <w:t>du nœud ferroviaire mulhousien</w:t>
-      </w:r>
-      <w:r>
-        <w:t xml:space="preserve"> en </w:t>
-      </w:r>
-      <w:r>
-        <w:t>renforç</w:t>
-      </w:r>
-      <w:r>
-        <w:t>ant</w:t>
-      </w:r>
-      <w:r>
-        <w:t xml:space="preserve"> la desserte ferroviaire du sud de l'Alsace</w:t>
-      </w:r>
-      <w:r>
-        <w:t>.</w:t>
-      </w:r>
-    </w:p>
-    <w:p>
-      <w:pPr>
-        <w:pStyle w:val="Titre3"/>
-      </w:pPr>
-      <w:r>
-        <w:t>Problèmes identifiés</w:t>
-      </w:r>
-    </w:p>
-    <w:p>
-      <w:pPr>
-        <w:numPr>
-          <w:ilvl w:val="0"/>
-          <w:numId w:val="3"/>
-        </w:numPr>
-      </w:pPr>
-      <w:r>
-        <w:t>Conflits de circulation entre TER, TGV</w:t>
-      </w:r>
-      <w:r>
-        <w:t xml:space="preserve"> et </w:t>
-      </w:r>
-      <w:r>
-        <w:t>fret</w:t>
-      </w:r>
-    </w:p>
-    <w:p>
-      <w:pPr>
-        <w:numPr>
-          <w:ilvl w:val="0"/>
-          <w:numId w:val="3"/>
-        </w:numPr>
-      </w:pPr>
-      <w:r>
-        <w:t>Difficulté à ajouter de nouvelles dessertes</w:t>
-      </w:r>
-    </w:p>
-    <w:p>
-      <w:pPr>
-        <w:numPr>
-          <w:ilvl w:val="0"/>
-          <w:numId w:val="3"/>
-        </w:numPr>
-      </w:pPr>
-      <w:r>
-        <w:t>Organisation complexe impactant l</w:t>
-      </w:r>
-      <w:r>
-        <w:t>e temps de trajet de certains trains</w:t>
-      </w:r>
-    </w:p>
-    <w:p>
-      <w:pPr>
-        <w:pStyle w:val="Titre3"/>
-      </w:pPr>
-      <w:r>
-        <w:t>Chiffres clés</w:t>
-      </w:r>
-    </w:p>
-    <w:p>
-      <w:pPr>
-        <w:numPr>
-          <w:ilvl w:val="0"/>
-          <w:numId w:val="4"/>
-        </w:numPr>
-      </w:pPr>
-      <w:r>
-        <w:rPr>
-          <w:rFonts w:ascii="Segoe UI Emoji" w:hAnsi="Segoe UI Emoji" w:cs="Segoe UI Emoji"/>
-        </w:rPr>
-        <w:t>🚆</w:t>
-      </w:r>
-      <w:r>
-        <w:t xml:space="preserve"> Environ 300 trains par jour à Mulhouse</w:t>
-      </w:r>
-    </w:p>
-    <w:p>
-      <w:pPr>
-        <w:numPr>
-          <w:ilvl w:val="0"/>
-          <w:numId w:val="4"/>
-        </w:numPr>
-      </w:pPr>
-      <w:r>
-        <w:rPr>
-          <w:rFonts w:ascii="Segoe UI Emoji" w:hAnsi="Segoe UI Emoji" w:cs="Segoe UI Emoji"/>
-        </w:rPr>
-        <w:t>👥</w:t>
-      </w:r>
-      <w:r>
-        <w:t xml:space="preserve"> 5,7 millions de voyageurs </w:t>
-      </w:r>
-      <w:r>
-        <w:t>en 2024 (+ 13% par rapport à 2022)</w:t>
-      </w:r>
-    </w:p>
-    <w:p>
-      <w:pPr>
-        <w:numPr>
-          <w:ilvl w:val="0"/>
-          <w:numId w:val="4"/>
-        </w:numPr>
-      </w:pPr>
-      <w:r>
-        <w:rPr>
-          <w:rFonts w:ascii="Segoe UI Emoji" w:hAnsi="Segoe UI Emoji" w:cs="Segoe UI Emoji"/>
-        </w:rPr>
-        <w:t>🌍</w:t>
-      </w:r>
-      <w:r>
-        <w:t xml:space="preserve"> Carrefour ferroviaire France – Suisse – Allemagne</w:t>
-      </w:r>
-    </w:p>
-    <w:p>
-      <w:pPr>
-        <w:pStyle w:val="Titre2"/>
-      </w:pPr>
-      <w:r>
-        <w:t>1. Objectif du projet</w:t>
-      </w:r>
-    </w:p>
-    <w:p>
-      <w:r>
-        <w:t xml:space="preserve">Ce projet propose la création d'une nouvelle gare </w:t>
-      </w:r>
-      <w:r>
-        <w:rPr>
-          <w:i/>
-          <w:iCs/>
-        </w:rPr>
-        <w:t>Mulhouse-Lutterbach TGV</w:t>
-      </w:r>
-      <w:r>
-        <w:t xml:space="preserve">, connectée à la LGV </w:t>
-      </w:r>
-      <w:r>
-        <w:rPr>
-          <w:i/>
-          <w:iCs/>
-        </w:rPr>
-        <w:t>Rhin-Rhône</w:t>
-      </w:r>
-      <w:r>
-        <w:t xml:space="preserve"> dans l’hypothèse de son prolongement vers </w:t>
-      </w:r>
-      <w:r>
-        <w:rPr>
-          <w:i/>
-          <w:iCs/>
-        </w:rPr>
-        <w:t>Mulhouse</w:t>
-      </w:r>
-      <w:r>
-        <w:t>. L'objectif est de :</w:t>
-      </w:r>
-    </w:p>
-    <w:p>
-      <w:pPr>
-        <w:numPr>
-          <w:ilvl w:val="0"/>
-          <w:numId w:val="5"/>
-        </w:numPr>
-      </w:pPr>
-      <w:r>
-        <w:t>Améliorer l'accès au réseau TGV pour l'agglomération mulhousienne et son bassin de vie</w:t>
-      </w:r>
-    </w:p>
-    <w:p>
-      <w:pPr>
-        <w:numPr>
-          <w:ilvl w:val="0"/>
-          <w:numId w:val="5"/>
-        </w:numPr>
-        <w:rPr>
-          <w:i/>
-          <w:iCs/>
-        </w:rPr>
-      </w:pPr>
-      <w:r>
-        <w:t xml:space="preserve">Éviter le passage systématique des TGV par la gare de </w:t>
-      </w:r>
-      <w:r>
-        <w:rPr>
-          <w:i/>
-          <w:iCs/>
-        </w:rPr>
-        <w:t>Mulhouse-Ville</w:t>
-      </w:r>
-    </w:p>
-    <w:p>
-      <w:pPr>
-        <w:numPr>
-          <w:ilvl w:val="0"/>
-          <w:numId w:val="5"/>
-        </w:numPr>
-      </w:pPr>
-      <w:r>
-        <w:t xml:space="preserve">Réduire la saturation de la ligne </w:t>
-      </w:r>
-      <w:r>
-        <w:rPr>
-          <w:i/>
-          <w:iCs/>
-        </w:rPr>
-        <w:t>Mulhouse – Belfort</w:t>
-      </w:r>
-      <w:r>
-        <w:t>, qui accueille aujourd'hui un trafic très diversifié (TGV, TER et trains de fret) et pour laquelle l'ajout de nouveaux sillons devient difficile</w:t>
-      </w:r>
-    </w:p>
-    <w:p>
-      <w:pPr>
-        <w:numPr>
-          <w:ilvl w:val="0"/>
-          <w:numId w:val="5"/>
-        </w:numPr>
-      </w:pPr>
-      <w:r>
-        <w:t>Permettre le développement de nouvelles dessertes TGV, notamment vers les grandes métropoles françaises et européennes</w:t>
-      </w:r>
-    </w:p>
-    <w:p>
-      <w:pPr>
-        <w:numPr>
-          <w:ilvl w:val="0"/>
-          <w:numId w:val="5"/>
-        </w:numPr>
-      </w:pPr>
-      <w:r>
-        <w:t xml:space="preserve">Créer </w:t>
-      </w:r>
-      <w:r>
-        <w:t>une nouvelle</w:t>
-      </w:r>
-      <w:r>
-        <w:t xml:space="preserve"> interconnexion</w:t>
-      </w:r>
-      <w:r>
-        <w:t xml:space="preserve"> directe</w:t>
-      </w:r>
-      <w:r>
-        <w:t xml:space="preserve"> avec les réseaux tram-train et TER</w:t>
-      </w:r>
-    </w:p>
-    <w:p>
-      <w:r>
-        <w:t>La gare deviendrait un pôle d'échanges multimodal entre TGV, TER et tram-train, facilitant le rabattement des voyageurs depuis les vallées et les villes du bassin mulhousien vers la grande vitesse.</w:t>
-      </w:r>
-    </w:p>
-    <w:p/>
-    <w:p>
-      <w:pPr>
-        <w:pStyle w:val="Titre2"/>
-      </w:pPr>
-      <w:r>
-        <w:lastRenderedPageBreak/>
-        <w:t>2. La gare Mulhouse-Lutterbach TGV</w:t>
-      </w:r>
-    </w:p>
-    <w:p>
-      <w:r>
-        <w:t xml:space="preserve">La gare serait située à l'ouest de </w:t>
-      </w:r>
-      <w:r>
-        <w:rPr>
-          <w:i/>
-          <w:iCs/>
-        </w:rPr>
-        <w:t>Lutterbach</w:t>
-      </w:r>
-      <w:r>
-        <w:t xml:space="preserve">, à proximité de l'actuelle ligne </w:t>
-      </w:r>
-      <w:r>
-        <w:rPr>
-          <w:i/>
-          <w:iCs/>
-        </w:rPr>
-        <w:t>Mulhouse – Kruth</w:t>
-      </w:r>
-      <w:r>
-        <w:t>. Elle comprendrait :</w:t>
-      </w:r>
-    </w:p>
-    <w:p>
-      <w:pPr>
-        <w:numPr>
-          <w:ilvl w:val="0"/>
-          <w:numId w:val="6"/>
-        </w:numPr>
-      </w:pPr>
-      <w:r>
-        <w:t xml:space="preserve">Des quais TGV sur la LGV </w:t>
-      </w:r>
-      <w:r>
-        <w:rPr>
-          <w:i/>
-          <w:iCs/>
-        </w:rPr>
-        <w:t>Rhin-Rhône</w:t>
-      </w:r>
-    </w:p>
-    <w:p>
-      <w:pPr>
-        <w:numPr>
-          <w:ilvl w:val="0"/>
-          <w:numId w:val="6"/>
-        </w:numPr>
-      </w:pPr>
-      <w:r>
-        <w:t xml:space="preserve">Des quais bas pour la ligne </w:t>
-      </w:r>
-      <w:r>
-        <w:rPr>
-          <w:i/>
-          <w:iCs/>
-        </w:rPr>
-        <w:t>Mulhouse – Kruth</w:t>
-      </w:r>
-    </w:p>
-    <w:p>
-      <w:pPr>
-        <w:numPr>
-          <w:ilvl w:val="0"/>
-          <w:numId w:val="6"/>
-        </w:numPr>
-      </w:pPr>
-      <w:r>
-        <w:t xml:space="preserve">Des quais hauts pour une nouvelle ligne </w:t>
-      </w:r>
-      <w:r>
-        <w:rPr>
-          <w:i/>
-          <w:iCs/>
-        </w:rPr>
-        <w:t>Mulhouse – Guebwiller</w:t>
-      </w:r>
-    </w:p>
-    <w:p>
-      <w:r>
-        <w:t xml:space="preserve">Cette configuration permettrait de créer une véritable plateforme d'échanges ferroviaires, facilitant les correspondances entre trains régionaux, </w:t>
-      </w:r>
-      <w:proofErr w:type="spellStart"/>
-      <w:r>
-        <w:t>tram-trains</w:t>
-      </w:r>
-      <w:proofErr w:type="spellEnd"/>
-      <w:r>
-        <w:t xml:space="preserve"> et TGV.</w:t>
-      </w:r>
-    </w:p>
-    <w:p>
-      <w:pPr>
-        <w:pStyle w:val="Titre3"/>
-      </w:pPr>
-      <w:r>
-        <w:t>Implantation</w:t>
-      </w:r>
-    </w:p>
-    <w:p>
-      <w:r>
-        <w:t>La gare serait construite surélevée, car la LGV franchirait :</w:t>
-      </w:r>
-    </w:p>
-    <w:p>
-      <w:pPr>
-        <w:numPr>
-          <w:ilvl w:val="0"/>
-          <w:numId w:val="7"/>
-        </w:numPr>
-      </w:pPr>
-      <w:r>
-        <w:t xml:space="preserve">La ligne </w:t>
-      </w:r>
-      <w:r>
-        <w:rPr>
-          <w:i/>
-          <w:iCs/>
-        </w:rPr>
-        <w:t>Mulhouse – Kruth</w:t>
-      </w:r>
-    </w:p>
-    <w:p>
-      <w:pPr>
-        <w:numPr>
-          <w:ilvl w:val="0"/>
-          <w:numId w:val="7"/>
-        </w:numPr>
-        <w:rPr>
-          <w:i/>
-          <w:iCs/>
-        </w:rPr>
-      </w:pPr>
-      <w:r>
-        <w:t xml:space="preserve">La voie rapide </w:t>
-      </w:r>
-      <w:r>
-        <w:rPr>
-          <w:i/>
-          <w:iCs/>
-        </w:rPr>
-        <w:t>D1066</w:t>
-      </w:r>
-    </w:p>
-    <w:p>
-      <w:r>
-        <w:t>Au moyen d'un pont ferroviaire. Cette implantation permettrait d'assurer la continuité du réseau existant tout en limitant les conflits de circulation entre les différentes lignes ferroviaires.</w:t>
-      </w:r>
-    </w:p>
-    <w:p>
-      <w:pPr>
-        <w:pStyle w:val="Titre3"/>
-      </w:pPr>
-      <w:r>
-        <w:t>Accessibilité routière et stationnement</w:t>
-      </w:r>
-    </w:p>
-    <w:p>
-      <w:r>
-        <w:t xml:space="preserve">La proximité immédiate de la voie rapide </w:t>
-      </w:r>
-      <w:r>
-        <w:rPr>
-          <w:i/>
-          <w:iCs/>
-        </w:rPr>
-        <w:t>D1066</w:t>
-      </w:r>
-      <w:r>
-        <w:t xml:space="preserve"> faciliterait grandement la connexion au réseau routier et permettrait une liaison directe vers le réseau de </w:t>
-      </w:r>
-      <w:r>
-        <w:t>cars</w:t>
-      </w:r>
-      <w:r>
-        <w:t xml:space="preserve"> et bus. Cette configuration offrirait également une excellente intermodalité routière-ferroviaire.</w:t>
-      </w:r>
-    </w:p>
-    <w:p>
-      <w:r>
-        <w:t xml:space="preserve">Le site choisi, actuellement occupé par </w:t>
-      </w:r>
-      <w:r>
-        <w:t xml:space="preserve">de la </w:t>
-      </w:r>
-      <w:r>
-        <w:t>forêt, offrirait des avantages majeurs en termes de foncier et d'aménagement. Le terrain étant naturellement très plat et disposant d'une superficie importante, il serait donc possible de :</w:t>
-      </w:r>
-    </w:p>
-    <w:p>
-      <w:pPr>
-        <w:numPr>
-          <w:ilvl w:val="0"/>
-          <w:numId w:val="8"/>
-        </w:numPr>
-      </w:pPr>
-      <w:r>
-        <w:t>Construire un grand parking relais multimodal pour les voyageurs</w:t>
-      </w:r>
-    </w:p>
-    <w:p>
-      <w:pPr>
-        <w:numPr>
-          <w:ilvl w:val="0"/>
-          <w:numId w:val="8"/>
-        </w:numPr>
-      </w:pPr>
-      <w:r>
-        <w:t>Aménager des aires de stationnement pour les bus et autocars</w:t>
-      </w:r>
-    </w:p>
-    <w:p>
-      <w:pPr>
-        <w:numPr>
-          <w:ilvl w:val="0"/>
-          <w:numId w:val="8"/>
-        </w:numPr>
-      </w:pPr>
-      <w:r>
-        <w:t>Créer des zones de verdure et de stationnement perméable</w:t>
-      </w:r>
-    </w:p>
-    <w:p>
-      <w:r>
-        <w:t xml:space="preserve">Cette capacité de stationnement étendue réduirait considérablement la pression sur les gares périphériques actuelles et offrirait une alternative aux déplacements vers le centre-ville de </w:t>
-      </w:r>
-      <w:r>
-        <w:rPr>
-          <w:i/>
-          <w:iCs/>
-        </w:rPr>
-        <w:t>Mulhouse</w:t>
-      </w:r>
-      <w:r>
-        <w:t>.</w:t>
-      </w:r>
-    </w:p>
-    <w:p>
-      <w:pPr>
-        <w:pStyle w:val="Titre2"/>
-      </w:pPr>
-      <w:r>
-        <w:lastRenderedPageBreak/>
-        <w:t>3. La LGV Rhin-Rhône</w:t>
-      </w:r>
-    </w:p>
-    <w:p>
-      <w:pPr>
-        <w:pStyle w:val="Titre3"/>
-      </w:pPr>
-      <w:r>
-        <w:t>Prolongement de la LGV</w:t>
-      </w:r>
-    </w:p>
-    <w:p>
-      <w:r>
-        <w:t xml:space="preserve">Dans le cadre de ce projet, l'hypothèse d'un prolongement de la LGV </w:t>
-      </w:r>
-      <w:r>
-        <w:rPr>
-          <w:i/>
-          <w:iCs/>
-        </w:rPr>
-        <w:t>Rhin-Rhône</w:t>
-      </w:r>
-      <w:r>
-        <w:t xml:space="preserve"> vers </w:t>
-      </w:r>
-      <w:r>
-        <w:rPr>
-          <w:i/>
-          <w:iCs/>
-        </w:rPr>
-        <w:t>Mulhouse</w:t>
-      </w:r>
-      <w:r>
-        <w:t xml:space="preserve"> constitue un élément structurant. Le tracé présenté ici repose sur une logique d'insertion territoriale visant à limiter au maximum les nuisances pour les populations locales.</w:t>
-      </w:r>
-    </w:p>
-    <w:p>
-      <w:r>
-        <w:t>Ainsi, l'itinéraire proposé cherche à éviter autant que possible les zones urbanisées, en réduisant le passage à proximité des communes afin de limiter les impacts sonores et visuels. Il privilégie également, sur une part importante de son parcours, un rapprochement avec l'autoroute, permettant de concentrer les nuisances sur un axe déjà existant.</w:t>
-      </w:r>
-    </w:p>
-    <w:p>
-      <w:r>
-        <w:t xml:space="preserve">Ce choix implique toutefois un détour vers l'est par rapport à des variantes plus directes qui pourraient être envisagées mais </w:t>
-      </w:r>
-      <w:r>
-        <w:t xml:space="preserve">qui </w:t>
-      </w:r>
-      <w:r>
-        <w:t>nécessiteraient une traversée de plus de zones urbanisées, générant des impacts plus importants.</w:t>
-      </w:r>
-    </w:p>
-    <w:p>
-      <w:r>
-        <w:t xml:space="preserve">Il convient néanmoins de préciser que ce tracé ne constitue qu'une illustration. Un prolongement réel de la LGV </w:t>
-      </w:r>
-      <w:r>
-        <w:rPr>
-          <w:i/>
-          <w:iCs/>
-        </w:rPr>
-        <w:t>Rhin-Rhône</w:t>
-      </w:r>
-      <w:r>
-        <w:t xml:space="preserve"> reposerait sur des études approfondies intégrant de nombreuses contraintes techniques, environnementales, foncières et économiques, qui dépassent largement le cadre de cette proposition.</w:t>
-      </w:r>
-    </w:p>
-    <w:p>
       <w:r>
         <w:rPr>
           <w:b/>
           <w:bCs/>
         </w:rPr>
-        <w:t>Le projet présenté s'appuie donc sur cette hypothèse sans prétendre en déterminer une version définitive.</w:t>
-      </w:r>
-    </w:p>
-    <w:p>
-      <w:pPr>
-        <w:pStyle w:val="Titre3"/>
-      </w:pPr>
-      <w:r>
-        <w:t>Embranchement nord vers la LGV Rhin-Rhône</w:t>
-      </w:r>
-    </w:p>
-    <w:p>
-      <w:pPr>
-        <w:pStyle w:val="Titre4"/>
-      </w:pPr>
-      <w:r>
-        <w:t>TGV en provenance de Colmar/Strasbourg vers la LGV</w:t>
-      </w:r>
-    </w:p>
-    <w:p>
-      <w:r>
-        <w:t xml:space="preserve">Pour les TGV en provenance de </w:t>
-      </w:r>
-      <w:r>
-        <w:rPr>
-          <w:i/>
-          <w:iCs/>
-        </w:rPr>
-        <w:t>Colmar</w:t>
-      </w:r>
-      <w:r>
-        <w:t xml:space="preserve"> ou de </w:t>
-      </w:r>
-      <w:r>
-        <w:rPr>
-          <w:i/>
-          <w:iCs/>
-        </w:rPr>
-        <w:t>Strasbourg</w:t>
-      </w:r>
-      <w:r>
-        <w:t xml:space="preserve">, circulant sur la ligne classique </w:t>
-      </w:r>
-      <w:r>
-        <w:rPr>
-          <w:i/>
-          <w:iCs/>
-        </w:rPr>
-        <w:t>Strasbourg – Bâle</w:t>
-      </w:r>
-      <w:r>
-        <w:t xml:space="preserve"> (circulation à droite), le raccordement vers la LGV </w:t>
-      </w:r>
-      <w:r>
-        <w:rPr>
-          <w:i/>
-          <w:iCs/>
-        </w:rPr>
-        <w:t>Rhin-Rhône</w:t>
-      </w:r>
-      <w:r>
-        <w:t xml:space="preserve"> serait situé au sud de la gare de </w:t>
-      </w:r>
-      <w:r>
-        <w:rPr>
-          <w:i/>
-          <w:iCs/>
-        </w:rPr>
-        <w:t>Richwiller</w:t>
-      </w:r>
-      <w:r>
-        <w:t>.</w:t>
-      </w:r>
-    </w:p>
-    <w:p>
-      <w:r>
-        <w:t>À cet endroit, les voies se sépareraient de la ligne existante et resteraient parallèles sur une courte distance afin de permettre à la voie du raccordement opposé de les franchir au moyen d’un pont ferroviaire.</w:t>
-      </w:r>
-    </w:p>
-    <w:p>
-      <w:r>
-        <w:t xml:space="preserve">Après ce franchissement, les voies se dirigeraient vers la gare </w:t>
-      </w:r>
-      <w:r>
-        <w:rPr>
-          <w:i/>
-          <w:iCs/>
-        </w:rPr>
-        <w:t>Mulhouse-Lutterbach TGV</w:t>
-      </w:r>
-      <w:r>
-        <w:t xml:space="preserve"> en prenant de l’altitude, la gare étant implantée sur un remblai. Les voies seraient ainsi déjà positionnées pour permettre une circulation à gauche, conformément au sens de circulation utilisé dans le reste de la France.</w:t>
-      </w:r>
-    </w:p>
-    <w:p>
-      <w:pPr>
-        <w:pStyle w:val="Titre4"/>
-      </w:pPr>
-      <w:r>
-        <w:lastRenderedPageBreak/>
-        <w:t>TGV quittant la LGV vers Colmar / Strasbourg</w:t>
-      </w:r>
-    </w:p>
-    <w:p>
-      <w:r>
-        <w:t xml:space="preserve">Pour les TGV quittant la LGV </w:t>
-      </w:r>
-      <w:r>
-        <w:rPr>
-          <w:i/>
-          <w:iCs/>
-        </w:rPr>
-        <w:t>Rhin-Rhône</w:t>
-      </w:r>
-      <w:r>
-        <w:t xml:space="preserve"> en direction de </w:t>
-      </w:r>
-      <w:r>
-        <w:rPr>
-          <w:i/>
-          <w:iCs/>
-        </w:rPr>
-        <w:t>Colmar</w:t>
-      </w:r>
-      <w:r>
-        <w:t xml:space="preserve"> ou de </w:t>
-      </w:r>
-      <w:r>
-        <w:rPr>
-          <w:i/>
-          <w:iCs/>
-        </w:rPr>
-        <w:t>Strasbourg</w:t>
-      </w:r>
-      <w:r>
-        <w:t xml:space="preserve">, la voie du raccordement s’orienterait, à la sortie de la gare TGV, vers la ligne </w:t>
-      </w:r>
-      <w:r>
-        <w:rPr>
-          <w:i/>
-          <w:iCs/>
-        </w:rPr>
-        <w:t xml:space="preserve">Strasbourg – Bâle </w:t>
-      </w:r>
-      <w:r>
-        <w:t xml:space="preserve">en restant </w:t>
-      </w:r>
-      <w:r>
-        <w:t>au</w:t>
-      </w:r>
-      <w:r>
-        <w:t xml:space="preserve"> </w:t>
-      </w:r>
-      <w:r>
-        <w:t>niveau</w:t>
-      </w:r>
-      <w:r>
-        <w:t xml:space="preserve"> de </w:t>
-      </w:r>
-      <w:r>
-        <w:t xml:space="preserve">la gare </w:t>
-      </w:r>
-      <w:r>
-        <w:t>(</w:t>
-      </w:r>
-      <w:r>
-        <w:t>surélevée</w:t>
-      </w:r>
-      <w:r>
-        <w:t>)</w:t>
-      </w:r>
-      <w:r>
-        <w:t>.</w:t>
-      </w:r>
-    </w:p>
-    <w:p>
-      <w:r>
-        <w:t>Elle franchirait</w:t>
-      </w:r>
-      <w:r>
-        <w:t xml:space="preserve"> donc</w:t>
-      </w:r>
-      <w:r>
-        <w:t xml:space="preserve"> successivement la voie du raccordement opposé puis la ligne classique au moyen d’un pont, afin d’éviter tout conflit de circulation.</w:t>
-      </w:r>
-    </w:p>
-    <w:p>
-      <w:r>
-        <w:t xml:space="preserve">Après ce franchissement, la voie se placerait entre la ligne </w:t>
-      </w:r>
-      <w:r>
-        <w:rPr>
-          <w:i/>
-          <w:iCs/>
-        </w:rPr>
-        <w:t>Strasbourg – Bâle</w:t>
-      </w:r>
-      <w:r>
-        <w:t xml:space="preserve"> et les nouvelles voies du tram-train vers </w:t>
-      </w:r>
-      <w:r>
-        <w:rPr>
-          <w:i/>
-          <w:iCs/>
-        </w:rPr>
-        <w:t>Guebwiller</w:t>
-      </w:r>
-      <w:r>
-        <w:t xml:space="preserve"> (suite de ce projet)</w:t>
-      </w:r>
-      <w:r>
-        <w:t xml:space="preserve">, le temps de redescendre progressivement pour se raccorder définitivement à la ligne existante en direction de </w:t>
-      </w:r>
-      <w:r>
-        <w:rPr>
-          <w:i/>
-          <w:iCs/>
-        </w:rPr>
-        <w:t>Colmar</w:t>
-      </w:r>
-      <w:r>
-        <w:t xml:space="preserve"> et </w:t>
-      </w:r>
-      <w:r>
-        <w:rPr>
-          <w:i/>
-          <w:iCs/>
-        </w:rPr>
-        <w:t>Strasbourg</w:t>
-      </w:r>
-      <w:r>
-        <w:t>.</w:t>
-      </w:r>
-    </w:p>
-    <w:p>
-      <w:pPr>
-        <w:pStyle w:val="Titre3"/>
-      </w:pPr>
-      <w:r>
-        <w:t xml:space="preserve">Embranchement </w:t>
-      </w:r>
-      <w:r>
-        <w:t>Est</w:t>
-      </w:r>
-      <w:r>
-        <w:t xml:space="preserve"> vers la LGV Rhin-Rhône</w:t>
-      </w:r>
-    </w:p>
-    <w:p>
-      <w:pPr>
-        <w:pStyle w:val="Titre4"/>
-      </w:pPr>
-      <w:r>
-        <w:t>TGV en provenance de Mulhouse-Ville / Suisse vers la LGV</w:t>
-      </w:r>
-    </w:p>
-    <w:p>
-      <w:r>
-        <w:t xml:space="preserve">Pour les TGV en provenance de </w:t>
-      </w:r>
-      <w:r>
-        <w:rPr>
-          <w:i/>
-          <w:iCs/>
-        </w:rPr>
-        <w:t>Mulhouse-Ville</w:t>
-      </w:r>
-      <w:r>
-        <w:t xml:space="preserve"> ou de la Suisse (circulation à droite), le raccordement vers la LGV </w:t>
-      </w:r>
-      <w:r>
-        <w:rPr>
-          <w:i/>
-          <w:iCs/>
-        </w:rPr>
-        <w:t>Rhin-Rhône</w:t>
-      </w:r>
-      <w:r>
-        <w:t xml:space="preserve"> serait situé après la gare de </w:t>
-      </w:r>
-      <w:r>
-        <w:rPr>
-          <w:i/>
-          <w:iCs/>
-        </w:rPr>
-        <w:t>Lutterbach</w:t>
-      </w:r>
-      <w:r>
-        <w:t>.</w:t>
-      </w:r>
-    </w:p>
-    <w:p>
-      <w:r>
-        <w:t xml:space="preserve">La voie se séparerait de la ligne </w:t>
-      </w:r>
-      <w:r>
-        <w:rPr>
-          <w:i/>
-          <w:iCs/>
-        </w:rPr>
-        <w:t>Strasbourg – Bâle</w:t>
-      </w:r>
-      <w:r>
-        <w:t xml:space="preserve"> et resterait parallèle </w:t>
-      </w:r>
-      <w:r>
-        <w:t xml:space="preserve">dans un virage vers le Nord </w:t>
-      </w:r>
-      <w:r>
-        <w:t>sur une courte distance afin de prendre de l’altitude, puis franchirait la ligne au moyen d’un pont ferroviaire.</w:t>
-      </w:r>
-    </w:p>
-    <w:p>
-      <w:r>
-        <w:t>Le raccordement se poursuivrait ensuite vers l</w:t>
-      </w:r>
-      <w:r>
-        <w:t>’</w:t>
-      </w:r>
-      <w:r>
-        <w:t>Oues</w:t>
-      </w:r>
-      <w:r>
-        <w:t>t puis le S</w:t>
-      </w:r>
-      <w:r>
-        <w:t xml:space="preserve">ud en restant en hauteur, </w:t>
-      </w:r>
-      <w:r>
-        <w:t xml:space="preserve">afin de </w:t>
-      </w:r>
-      <w:r>
-        <w:t xml:space="preserve">franchir la ligne </w:t>
-      </w:r>
-      <w:r>
-        <w:rPr>
-          <w:i/>
-          <w:iCs/>
-        </w:rPr>
-        <w:t>Mulhouse – Kruth</w:t>
-      </w:r>
-      <w:r>
-        <w:t xml:space="preserve">, la </w:t>
-      </w:r>
-      <w:r>
-        <w:rPr>
-          <w:i/>
-          <w:iCs/>
-        </w:rPr>
-        <w:t>RD 1066</w:t>
-      </w:r>
-      <w:r>
-        <w:t xml:space="preserve"> ainsi que la voie du raccordement opposé</w:t>
-      </w:r>
-      <w:r>
-        <w:t>.</w:t>
-      </w:r>
-    </w:p>
-    <w:p>
-      <w:r>
-        <w:t>Après ça</w:t>
-      </w:r>
-      <w:r>
-        <w:t xml:space="preserve">, les voies seraient déjà parallèles à la LGV </w:t>
-      </w:r>
-      <w:r>
-        <w:rPr>
-          <w:i/>
-          <w:iCs/>
-        </w:rPr>
-        <w:t>Rhin-Rhône</w:t>
-      </w:r>
-      <w:r>
-        <w:t xml:space="preserve"> et correctement positionnées pour s’y raccorder par la gauche.</w:t>
-      </w:r>
-    </w:p>
-    <w:p>
-      <w:pPr>
+        <w:t xml:space="preserve">Dans cette configuration, les TGV en provenance de </w:t>
+      </w:r>
+      <w:r>
         <w:rPr>
           <w:b/>
           <w:bCs/>
-        </w:rPr>
-      </w:pPr>
+          <w:i/>
+          <w:iCs/>
+        </w:rPr>
+        <w:t>Mulhouse-Ville</w:t>
+      </w:r>
       <w:r>
         <w:rPr>
           <w:b/>
           <w:bCs/>
         </w:rPr>
-        <w:t xml:space="preserve">Dans cette configuration, les TGV en provenance de </w:t>
+        <w:t xml:space="preserve"> ou de la Suisse ne desserviraient pas la gare </w:t>
       </w:r>
       <w:r>
         <w:rPr>
@@ -1349,152 +1384,154 @@
           <w:i/>
           <w:iCs/>
         </w:rPr>
-        <w:t>Mulhouse-Ville</w:t>
+        <w:t>Mulhouse-Lutterbach TGV</w:t>
       </w:r>
       <w:r>
         <w:rPr>
           <w:b/>
           <w:bCs/>
         </w:rPr>
-        <w:t xml:space="preserve"> ou de la Suisse ne desserviraient pas la gare </w:t>
-      </w:r>
-      <w:r>
+        <w:t>.</w:t>
+      </w:r>
+    </w:p>
+    <w:p>
+      <w:pPr>
         <w:rPr>
           <w:b/>
           <w:bCs/>
-          <w:i/>
-          <w:iCs/>
-        </w:rPr>
-        <w:t>Mulhouse-Lutterbach TGV</w:t>
-      </w:r>
-      <w:r>
+        </w:rPr>
+      </w:pPr>
+    </w:p>
+    <w:p>
+      <w:pPr>
+        <w:pStyle w:val="Titre4"/>
+      </w:pPr>
+      <w:bookmarkStart w:id="16" w:name="_Toc226923243"/>
+      <w:r>
+        <w:t>TGV quittant la LGV vers Mulhouse-Ville / Suisse</w:t>
+      </w:r>
+      <w:bookmarkEnd w:id="16"/>
+    </w:p>
+    <w:p>
+      <w:r>
+        <w:t xml:space="preserve">Pour les TGV quittant la LGV </w:t>
+      </w:r>
+      <w:r>
+        <w:rPr>
+          <w:i/>
+          <w:iCs/>
+        </w:rPr>
+        <w:t>Rhin-Rhône</w:t>
+      </w:r>
+      <w:r>
+        <w:t xml:space="preserve"> en direction de </w:t>
+      </w:r>
+      <w:r>
+        <w:rPr>
+          <w:i/>
+          <w:iCs/>
+        </w:rPr>
+        <w:t>Mulhouse-Ville</w:t>
+      </w:r>
+      <w:r>
+        <w:t xml:space="preserve"> ou de la Suisse, la voie de raccordement se séparerait bien en amont sur la LGV afin de s’écarter suffisamment vers l</w:t>
+      </w:r>
+      <w:r>
+        <w:t xml:space="preserve">e Nord-Ouest </w:t>
+      </w:r>
+      <w:r>
+        <w:t xml:space="preserve">tout en </w:t>
+      </w:r>
+      <w:r>
+        <w:t>baissant</w:t>
+      </w:r>
+      <w:r>
+        <w:t xml:space="preserve"> d’</w:t>
+      </w:r>
+      <w:r>
+        <w:t>altitude.</w:t>
+      </w:r>
+    </w:p>
+    <w:p>
+      <w:r>
+        <w:t xml:space="preserve">Elle s’orienterait ensuite vers l'est et passerait sous la LGV ainsi que sous la voie du raccordement opposé, avant de se poursuivre en tranchée couverte sous la </w:t>
+      </w:r>
+      <w:r>
+        <w:rPr>
+          <w:i/>
+          <w:iCs/>
+        </w:rPr>
+        <w:t xml:space="preserve">RD 1066 </w:t>
+      </w:r>
+      <w:r>
+        <w:t xml:space="preserve">puis sous la ligne </w:t>
+      </w:r>
+      <w:r>
+        <w:rPr>
+          <w:i/>
+          <w:iCs/>
+        </w:rPr>
+        <w:t>Mulhouse – Kruth</w:t>
+      </w:r>
+      <w:r>
+        <w:t>.</w:t>
+      </w:r>
+    </w:p>
+    <w:p>
+      <w:r>
+        <w:t xml:space="preserve">À la sortie de cette tranchée, la voie serait parallèle à la ligne Mulhouse – Kruth et se raccorderait alors en alignement à la ligne </w:t>
+      </w:r>
+      <w:r>
+        <w:rPr>
+          <w:i/>
+          <w:iCs/>
+        </w:rPr>
+        <w:t>Strasbourg – Bâle</w:t>
+      </w:r>
+      <w:r>
+        <w:t xml:space="preserve"> en direction de </w:t>
+      </w:r>
+      <w:r>
+        <w:rPr>
+          <w:i/>
+          <w:iCs/>
+        </w:rPr>
+        <w:t xml:space="preserve">Mulhouse-Ville </w:t>
+      </w:r>
+      <w:r>
+        <w:t>et de la Suisse.</w:t>
+      </w:r>
+    </w:p>
+    <w:p>
+      <w:pPr>
         <w:rPr>
           <w:b/>
           <w:bCs/>
         </w:rPr>
-        <w:t>.</w:t>
-      </w:r>
-    </w:p>
-    <w:p>
-      <w:pPr>
+      </w:pPr>
+      <w:r>
         <w:rPr>
           <w:b/>
           <w:bCs/>
         </w:rPr>
-      </w:pPr>
-    </w:p>
-    <w:p>
-      <w:pPr>
-        <w:pStyle w:val="Titre4"/>
-      </w:pPr>
-      <w:r>
-        <w:t>TGV quittant la LGV vers Mulhouse-Ville / Suisse</w:t>
-      </w:r>
-    </w:p>
-    <w:p>
-      <w:r>
-        <w:t xml:space="preserve">Pour les TGV quittant la LGV </w:t>
-      </w:r>
-      <w:r>
-        <w:rPr>
-          <w:i/>
-          <w:iCs/>
-        </w:rPr>
-        <w:t>Rhin-Rhône</w:t>
-      </w:r>
-      <w:r>
-        <w:t xml:space="preserve"> en direction de </w:t>
-      </w:r>
-      <w:r>
-        <w:rPr>
-          <w:i/>
-          <w:iCs/>
-        </w:rPr>
-        <w:t>Mulhouse-Ville</w:t>
-      </w:r>
-      <w:r>
-        <w:t xml:space="preserve"> ou de la Suisse, la voie de raccordement se séparerait bien en amont sur la LGV afin de s’écarter suffisamment vers l</w:t>
-      </w:r>
-      <w:r>
-        <w:t xml:space="preserve">e Nord-Ouest </w:t>
-      </w:r>
-      <w:r>
-        <w:t xml:space="preserve">tout en </w:t>
-      </w:r>
-      <w:r>
-        <w:t>baissant</w:t>
-      </w:r>
-      <w:r>
-        <w:t xml:space="preserve"> d’</w:t>
-      </w:r>
-      <w:r>
-        <w:t>altitude.</w:t>
-      </w:r>
-    </w:p>
-    <w:p>
-      <w:r>
-        <w:t xml:space="preserve">Elle s’orienterait ensuite vers l'est et passerait sous la LGV ainsi que sous la voie du raccordement opposé, avant de se poursuivre en tranchée couverte sous la </w:t>
-      </w:r>
-      <w:r>
-        <w:rPr>
-          <w:i/>
-          <w:iCs/>
-        </w:rPr>
-        <w:t xml:space="preserve">RD 1066 </w:t>
-      </w:r>
-      <w:r>
-        <w:t xml:space="preserve">puis sous la ligne </w:t>
-      </w:r>
-      <w:r>
-        <w:rPr>
-          <w:i/>
-          <w:iCs/>
-        </w:rPr>
-        <w:t>Mulhouse – Kruth</w:t>
-      </w:r>
-      <w:r>
-        <w:t>.</w:t>
-      </w:r>
-    </w:p>
-    <w:p>
-      <w:r>
-        <w:t xml:space="preserve">À la sortie de cette tranchée, la voie serait parallèle à la ligne Mulhouse – Kruth et se raccorderait alors en alignement à la ligne </w:t>
-      </w:r>
-      <w:r>
-        <w:rPr>
-          <w:i/>
-          <w:iCs/>
-        </w:rPr>
-        <w:t>Strasbourg – Bâle</w:t>
-      </w:r>
-      <w:r>
-        <w:t xml:space="preserve"> en direction de </w:t>
-      </w:r>
-      <w:r>
-        <w:rPr>
-          <w:i/>
-          <w:iCs/>
-        </w:rPr>
-        <w:t xml:space="preserve">Mulhouse-Ville </w:t>
-      </w:r>
-      <w:r>
-        <w:t>et de la Suisse.</w:t>
-      </w:r>
-    </w:p>
-    <w:p>
-      <w:pPr>
+        <w:lastRenderedPageBreak/>
+        <w:t xml:space="preserve">Dans cette configuration, les TGV à destination de </w:t>
+      </w:r>
+      <w:r>
         <w:rPr>
           <w:b/>
           <w:bCs/>
-        </w:rPr>
-      </w:pPr>
+          <w:i/>
+          <w:iCs/>
+        </w:rPr>
+        <w:t>Mulhouse-Ville</w:t>
+      </w:r>
       <w:r>
         <w:rPr>
           <w:b/>
           <w:bCs/>
         </w:rPr>
-        <w:lastRenderedPageBreak/>
-        <w:t xml:space="preserve">Dans cette configuration, les TGV à destination de </w:t>
+        <w:t xml:space="preserve"> ou de la Suisse ne desserviraient pas la gare </w:t>
       </w:r>
       <w:r>
         <w:rPr>
@@ -1503,315 +1540,1404 @@
           <w:i/>
           <w:iCs/>
         </w:rPr>
-        <w:t>Mulhouse-Ville</w:t>
+        <w:t>Mulhouse-Lutterbach TGV</w:t>
       </w:r>
       <w:r>
         <w:rPr>
           <w:b/>
           <w:bCs/>
         </w:rPr>
-        <w:t xml:space="preserve"> ou de la Suisse ne desserviraient pas la gare </w:t>
-      </w:r>
+        <w:t>.</w:t>
+      </w:r>
+    </w:p>
+    <w:p>
+      <w:pPr>
+        <w:pStyle w:val="Titre2"/>
+      </w:pPr>
+      <w:bookmarkStart w:id="17" w:name="_Toc226923244"/>
+      <w:r>
+        <w:t>4. Nouvelle ligne tram-train Mulhouse – Guebwiller</w:t>
+      </w:r>
+      <w:bookmarkEnd w:id="17"/>
+    </w:p>
+    <w:p>
+      <w:r>
+        <w:t xml:space="preserve">Le projet prévoit la création d'une ligne tram-train reliant </w:t>
+      </w:r>
+      <w:r>
+        <w:rPr>
+          <w:i/>
+          <w:iCs/>
+        </w:rPr>
+        <w:t>Mulhouse</w:t>
+      </w:r>
+      <w:r>
+        <w:t xml:space="preserve"> à </w:t>
+      </w:r>
+      <w:r>
+        <w:rPr>
+          <w:i/>
+          <w:iCs/>
+        </w:rPr>
+        <w:t>Guebwiller</w:t>
+      </w:r>
+      <w:r>
+        <w:t>, permettant de reconnecter la vallée au réseau ferroviaire.</w:t>
+      </w:r>
+    </w:p>
+    <w:p>
+      <w:pPr>
+        <w:pStyle w:val="Titre3"/>
+      </w:pPr>
+      <w:bookmarkStart w:id="18" w:name="_Toc226923245"/>
+      <w:r>
+        <w:t>Infrastructure</w:t>
+      </w:r>
+      <w:bookmarkEnd w:id="18"/>
+    </w:p>
+    <w:p/>
+    <w:p>
+      <w:r>
+        <w:t>Une grande partie du tracé réutiliserait d'anciennes lignes ferroviaires abandonnées</w:t>
+      </w:r>
+    </w:p>
+    <w:p>
+      <w:pPr>
+        <w:numPr>
+          <w:ilvl w:val="0"/>
+          <w:numId w:val="9"/>
+        </w:numPr>
+      </w:pPr>
+      <w:r>
+        <w:t>Entre</w:t>
+      </w:r>
+      <w:r>
+        <w:t xml:space="preserve"> </w:t>
+      </w:r>
+      <w:r>
+        <w:rPr>
+          <w:i/>
+          <w:iCs/>
+        </w:rPr>
+        <w:t>Richwiller</w:t>
+      </w:r>
+      <w:r>
+        <w:t xml:space="preserve"> et </w:t>
+      </w:r>
+      <w:r>
+        <w:rPr>
+          <w:i/>
+          <w:iCs/>
+        </w:rPr>
+        <w:t>Bollwiller</w:t>
+      </w:r>
+      <w:r>
+        <w:t>, la ligne s</w:t>
+      </w:r>
+      <w:r>
+        <w:t>ituée à l'</w:t>
+      </w:r>
+      <w:r>
+        <w:t>E</w:t>
+      </w:r>
+      <w:r>
+        <w:t xml:space="preserve">st de la ligne </w:t>
+      </w:r>
+      <w:r>
+        <w:rPr>
+          <w:i/>
+          <w:iCs/>
+        </w:rPr>
+        <w:t>Strasbourg – Bâle</w:t>
+      </w:r>
+      <w:r>
+        <w:t xml:space="preserve"> </w:t>
+      </w:r>
+      <w:r>
+        <w:t>(ancienne ligne de potasse)</w:t>
+      </w:r>
+    </w:p>
+    <w:p>
+      <w:pPr>
+        <w:numPr>
+          <w:ilvl w:val="0"/>
+          <w:numId w:val="9"/>
+        </w:numPr>
+        <w:rPr>
+          <w:i/>
+          <w:iCs/>
+        </w:rPr>
+      </w:pPr>
+      <w:r>
+        <w:t>E</w:t>
+      </w:r>
+      <w:r>
+        <w:t xml:space="preserve">ntre </w:t>
+      </w:r>
+      <w:r>
+        <w:rPr>
+          <w:i/>
+          <w:iCs/>
+        </w:rPr>
+        <w:t>Bollwiller</w:t>
+      </w:r>
+      <w:r>
+        <w:t xml:space="preserve"> et </w:t>
+      </w:r>
+      <w:r>
+        <w:rPr>
+          <w:i/>
+          <w:iCs/>
+        </w:rPr>
+        <w:t>Guebwiller</w:t>
+      </w:r>
+      <w:r>
+        <w:t xml:space="preserve">, l’ancienne ligne </w:t>
+      </w:r>
+      <w:r>
+        <w:rPr>
+          <w:i/>
+          <w:iCs/>
+        </w:rPr>
+        <w:t>Bollwiller – Guebwiller</w:t>
+      </w:r>
+    </w:p>
+    <w:p/>
+    <w:p>
+      <w:r>
+        <w:t>La réutilisation de ce</w:t>
+      </w:r>
+      <w:r>
+        <w:t>s</w:t>
+      </w:r>
+      <w:r>
+        <w:t xml:space="preserve"> infrastructure</w:t>
+      </w:r>
+      <w:r>
+        <w:t>s</w:t>
+      </w:r>
+      <w:r>
+        <w:t xml:space="preserve"> </w:t>
+      </w:r>
+      <w:r>
+        <w:t>permettrai</w:t>
+      </w:r>
+      <w:r>
+        <w:t>t</w:t>
+      </w:r>
+      <w:r>
+        <w:t xml:space="preserve"> de l</w:t>
+      </w:r>
+      <w:r>
+        <w:t>argement l</w:t>
+      </w:r>
+      <w:r>
+        <w:t>imiter les coûts de construction et de valoriser une plateforme ferroviaire existante.</w:t>
+      </w:r>
+    </w:p>
+    <w:p>
+      <w:r>
+        <w:t xml:space="preserve">Deux sauts-de-mouton </w:t>
+      </w:r>
+      <w:r>
+        <w:t xml:space="preserve">avec la ligne Strasbourg – Bâle </w:t>
+      </w:r>
+      <w:r>
+        <w:t xml:space="preserve">seraient </w:t>
+      </w:r>
+      <w:r>
+        <w:t xml:space="preserve">néanmoins </w:t>
+      </w:r>
+      <w:r>
+        <w:t>nécessaires :</w:t>
+      </w:r>
+    </w:p>
+    <w:p>
+      <w:pPr>
+        <w:numPr>
+          <w:ilvl w:val="0"/>
+          <w:numId w:val="10"/>
+        </w:numPr>
+        <w:rPr>
+          <w:i/>
+          <w:iCs/>
+        </w:rPr>
+      </w:pPr>
+      <w:r>
+        <w:t xml:space="preserve">À la sortie de </w:t>
+      </w:r>
+      <w:r>
+        <w:rPr>
+          <w:i/>
+          <w:iCs/>
+        </w:rPr>
+        <w:t>Mulhouse-Lutterbach TGV</w:t>
+      </w:r>
+    </w:p>
+    <w:p>
+      <w:pPr>
+        <w:numPr>
+          <w:ilvl w:val="0"/>
+          <w:numId w:val="10"/>
+        </w:numPr>
+      </w:pPr>
+      <w:r>
+        <w:t xml:space="preserve">Après </w:t>
+      </w:r>
+      <w:r>
+        <w:rPr>
+          <w:i/>
+          <w:iCs/>
+        </w:rPr>
+        <w:t>Bollwiller</w:t>
+      </w:r>
+      <w:r>
+        <w:t xml:space="preserve"> pour rejoindre </w:t>
+      </w:r>
+      <w:r>
+        <w:rPr>
+          <w:i/>
+          <w:iCs/>
+        </w:rPr>
+        <w:t>Guebwiller</w:t>
+      </w:r>
+    </w:p>
+    <w:p>
+      <w:r>
+        <w:t xml:space="preserve">La ligne franchirait la RD83 entre Bollwiller et Soultz en souterrain, permettant également </w:t>
+      </w:r>
+      <w:r>
+        <w:t xml:space="preserve">d’y intégrer </w:t>
+      </w:r>
+      <w:r>
+        <w:t>une piste cyclable parallèle aux voies.</w:t>
+      </w:r>
+    </w:p>
+    <w:p>
+      <w:pPr>
+        <w:pStyle w:val="Titre3"/>
+      </w:pPr>
+      <w:bookmarkStart w:id="19" w:name="_Toc226923246"/>
+      <w:r>
+        <w:t>Configuration de la ligne</w:t>
+      </w:r>
+      <w:bookmarkEnd w:id="19"/>
+    </w:p>
+    <w:p>
+      <w:pPr>
+        <w:numPr>
+          <w:ilvl w:val="0"/>
+          <w:numId w:val="11"/>
+        </w:numPr>
+      </w:pPr>
+      <w:r>
+        <w:t xml:space="preserve">Voie double </w:t>
+      </w:r>
+      <w:r>
+        <w:t xml:space="preserve">(tram) </w:t>
+      </w:r>
+      <w:r>
+        <w:t xml:space="preserve">entre </w:t>
+      </w:r>
+      <w:r>
+        <w:rPr>
+          <w:i/>
+          <w:iCs/>
+        </w:rPr>
+        <w:t>Mulhouse Gare Centrale</w:t>
+      </w:r>
+      <w:r>
+        <w:t xml:space="preserve"> et </w:t>
+      </w:r>
+      <w:r>
+        <w:rPr>
+          <w:i/>
+          <w:iCs/>
+        </w:rPr>
+        <w:t>Dornach Gare</w:t>
+      </w:r>
+    </w:p>
+    <w:p>
+      <w:pPr>
+        <w:numPr>
+          <w:ilvl w:val="0"/>
+          <w:numId w:val="11"/>
+        </w:numPr>
+        <w:rPr>
+          <w:i/>
+          <w:iCs/>
+        </w:rPr>
+      </w:pPr>
+      <w:r>
+        <w:t xml:space="preserve">Voie unique entre </w:t>
+      </w:r>
+      <w:r>
+        <w:rPr>
+          <w:i/>
+          <w:iCs/>
+        </w:rPr>
+        <w:t>Dornach Gare</w:t>
+      </w:r>
+      <w:r>
+        <w:t xml:space="preserve"> et </w:t>
+      </w:r>
+      <w:r>
+        <w:rPr>
+          <w:i/>
+          <w:iCs/>
+        </w:rPr>
+        <w:t>Guebwiller Heissenstein</w:t>
+      </w:r>
+    </w:p>
+    <w:p>
+      <w:pPr>
+        <w:numPr>
+          <w:ilvl w:val="0"/>
+          <w:numId w:val="11"/>
+        </w:numPr>
+      </w:pPr>
+      <w:r>
+        <w:t>Points de croisement prévus :</w:t>
+      </w:r>
+    </w:p>
+    <w:p>
+      <w:pPr>
+        <w:numPr>
+          <w:ilvl w:val="1"/>
+          <w:numId w:val="11"/>
+        </w:numPr>
+        <w:rPr>
+          <w:i/>
+          <w:iCs/>
+        </w:rPr>
+      </w:pPr>
+      <w:r>
+        <w:rPr>
+          <w:i/>
+          <w:iCs/>
+        </w:rPr>
+        <w:t>Musées</w:t>
+      </w:r>
+    </w:p>
+    <w:p>
+      <w:pPr>
+        <w:numPr>
+          <w:ilvl w:val="1"/>
+          <w:numId w:val="11"/>
+        </w:numPr>
+      </w:pPr>
+      <w:proofErr w:type="gramStart"/>
+      <w:r>
+        <w:t>de</w:t>
+      </w:r>
+      <w:proofErr w:type="gramEnd"/>
+      <w:r>
+        <w:t xml:space="preserve"> </w:t>
+      </w:r>
+      <w:r>
+        <w:rPr>
+          <w:i/>
+          <w:iCs/>
+        </w:rPr>
+        <w:t>Lutterbach Gare</w:t>
+      </w:r>
+      <w:r>
+        <w:t xml:space="preserve"> à </w:t>
+      </w:r>
+      <w:r>
+        <w:rPr>
+          <w:i/>
+          <w:iCs/>
+        </w:rPr>
+        <w:t>Mulhouse-Lutterbach TGV</w:t>
+      </w:r>
+    </w:p>
+    <w:p>
+      <w:pPr>
+        <w:numPr>
+          <w:ilvl w:val="1"/>
+          <w:numId w:val="11"/>
+        </w:numPr>
+      </w:pPr>
+      <w:r>
+        <w:t xml:space="preserve">Entre </w:t>
+      </w:r>
+      <w:r>
+        <w:rPr>
+          <w:i/>
+          <w:iCs/>
+        </w:rPr>
+        <w:t>Richwiller</w:t>
+      </w:r>
+      <w:r>
+        <w:t xml:space="preserve"> et </w:t>
+      </w:r>
+      <w:r>
+        <w:rPr>
+          <w:i/>
+          <w:iCs/>
+        </w:rPr>
+        <w:t>Wittelsheim</w:t>
+      </w:r>
+    </w:p>
+    <w:p>
+      <w:pPr>
+        <w:numPr>
+          <w:ilvl w:val="1"/>
+          <w:numId w:val="11"/>
+        </w:numPr>
+        <w:rPr>
+          <w:i/>
+          <w:iCs/>
+        </w:rPr>
+      </w:pPr>
+      <w:r>
+        <w:rPr>
+          <w:i/>
+          <w:iCs/>
+        </w:rPr>
+        <w:t>Wittelsheim</w:t>
+      </w:r>
+    </w:p>
+    <w:p>
+      <w:pPr>
+        <w:numPr>
+          <w:ilvl w:val="1"/>
+          <w:numId w:val="11"/>
+        </w:numPr>
+        <w:rPr>
+          <w:i/>
+          <w:iCs/>
+        </w:rPr>
+      </w:pPr>
+      <w:r>
+        <w:rPr>
+          <w:i/>
+          <w:iCs/>
+        </w:rPr>
+        <w:t>Bollwiller</w:t>
+      </w:r>
+    </w:p>
+    <w:p>
+      <w:pPr>
+        <w:numPr>
+          <w:ilvl w:val="1"/>
+          <w:numId w:val="11"/>
+        </w:numPr>
+        <w:rPr>
+          <w:i/>
+          <w:iCs/>
+        </w:rPr>
+      </w:pPr>
+      <w:r>
+        <w:rPr>
+          <w:i/>
+          <w:iCs/>
+        </w:rPr>
+        <w:t>Soultz Centre</w:t>
+      </w:r>
+    </w:p>
+    <w:p>
+      <w:pPr>
+        <w:numPr>
+          <w:ilvl w:val="1"/>
+          <w:numId w:val="11"/>
+        </w:numPr>
+        <w:rPr>
+          <w:i/>
+          <w:iCs/>
+        </w:rPr>
+      </w:pPr>
+      <w:r>
+        <w:t xml:space="preserve">Entre </w:t>
+      </w:r>
+      <w:r>
+        <w:rPr>
+          <w:i/>
+          <w:iCs/>
+        </w:rPr>
+        <w:t>Guebwiller-Storck</w:t>
+      </w:r>
+      <w:r>
+        <w:t xml:space="preserve"> et </w:t>
+      </w:r>
+      <w:r>
+        <w:rPr>
+          <w:i/>
+          <w:iCs/>
+        </w:rPr>
+        <w:t>Guebwiller Gare</w:t>
+      </w:r>
+    </w:p>
+    <w:p>
+      <w:pPr>
+        <w:numPr>
+          <w:ilvl w:val="1"/>
+          <w:numId w:val="11"/>
+        </w:numPr>
+      </w:pPr>
+      <w:r>
+        <w:lastRenderedPageBreak/>
+        <w:t xml:space="preserve">Terminus </w:t>
+      </w:r>
+      <w:r>
+        <w:rPr>
+          <w:i/>
+          <w:iCs/>
+        </w:rPr>
+        <w:t>Guebwiller Heissenstein</w:t>
+      </w:r>
+    </w:p>
+    <w:p>
+      <w:r>
+        <w:t>Ce type d'exploitation est adapté à une ligne de tram-train, permettant une fréquence régulière tout en limitant les coûts d'infrastructure.</w:t>
+      </w:r>
+    </w:p>
+    <w:p>
+      <w:pPr>
+        <w:pStyle w:val="Titre3"/>
+      </w:pPr>
+      <w:bookmarkStart w:id="20" w:name="_Toc226923247"/>
+      <w:r>
+        <w:t>Arrêts envisagés après Lutterbach Gare</w:t>
+      </w:r>
+      <w:bookmarkEnd w:id="20"/>
+    </w:p>
+    <w:p>
+      <w:pPr>
+        <w:pStyle w:val="Titre4"/>
+      </w:pPr>
+      <w:bookmarkStart w:id="21" w:name="_Toc226923248"/>
+      <w:r>
+        <w:t>Anciennes gares réhabilitées :</w:t>
+      </w:r>
+      <w:bookmarkEnd w:id="21"/>
+    </w:p>
+    <w:p>
+      <w:pPr>
+        <w:numPr>
+          <w:ilvl w:val="0"/>
+          <w:numId w:val="12"/>
+        </w:numPr>
+        <w:rPr>
+          <w:i/>
+          <w:iCs/>
+        </w:rPr>
+      </w:pPr>
+      <w:r>
+        <w:rPr>
+          <w:i/>
+          <w:iCs/>
+        </w:rPr>
+        <w:t>Richwiller</w:t>
+      </w:r>
+    </w:p>
+    <w:p>
+      <w:pPr>
+        <w:numPr>
+          <w:ilvl w:val="0"/>
+          <w:numId w:val="12"/>
+        </w:numPr>
+        <w:rPr>
+          <w:i/>
+          <w:iCs/>
+        </w:rPr>
+      </w:pPr>
+      <w:r>
+        <w:rPr>
+          <w:i/>
+          <w:iCs/>
+        </w:rPr>
+        <w:t>Wittelsheim</w:t>
+      </w:r>
+    </w:p>
+    <w:p>
+      <w:pPr>
+        <w:numPr>
+          <w:ilvl w:val="0"/>
+          <w:numId w:val="12"/>
+        </w:numPr>
+        <w:rPr>
+          <w:i/>
+          <w:iCs/>
+        </w:rPr>
+      </w:pPr>
+      <w:r>
+        <w:rPr>
+          <w:i/>
+          <w:iCs/>
+        </w:rPr>
+        <w:t>Guebwiller Gare</w:t>
+      </w:r>
+    </w:p>
+    <w:p>
+      <w:pPr>
+        <w:pStyle w:val="Titre4"/>
+      </w:pPr>
+      <w:bookmarkStart w:id="22" w:name="_Toc226923249"/>
+      <w:r>
+        <w:t>Gares existantes réhabilitées :</w:t>
+      </w:r>
+      <w:bookmarkEnd w:id="22"/>
+    </w:p>
+    <w:p>
+      <w:pPr>
+        <w:numPr>
+          <w:ilvl w:val="0"/>
+          <w:numId w:val="13"/>
+        </w:numPr>
+        <w:rPr>
+          <w:i/>
+          <w:iCs/>
+        </w:rPr>
+      </w:pPr>
+      <w:r>
+        <w:rPr>
+          <w:i/>
+          <w:iCs/>
+        </w:rPr>
+        <w:t>Staffelfelden</w:t>
+      </w:r>
+    </w:p>
+    <w:p>
+      <w:pPr>
+        <w:numPr>
+          <w:ilvl w:val="0"/>
+          <w:numId w:val="13"/>
+        </w:numPr>
+      </w:pPr>
+      <w:r>
+        <w:rPr>
+          <w:i/>
+          <w:iCs/>
+        </w:rPr>
+        <w:t>Bollwiller</w:t>
+      </w:r>
+    </w:p>
+    <w:p>
+      <w:pPr>
+        <w:pStyle w:val="Titre4"/>
+      </w:pPr>
+      <w:bookmarkStart w:id="23" w:name="_Toc226923250"/>
+      <w:r>
+        <w:t>Nouvelles gares :</w:t>
+      </w:r>
+      <w:bookmarkEnd w:id="23"/>
+    </w:p>
+    <w:p>
+      <w:pPr>
+        <w:numPr>
+          <w:ilvl w:val="0"/>
+          <w:numId w:val="14"/>
+        </w:numPr>
+        <w:rPr>
+          <w:i/>
+          <w:iCs/>
+        </w:rPr>
+      </w:pPr>
+      <w:r>
+        <w:rPr>
+          <w:i/>
+          <w:iCs/>
+        </w:rPr>
+        <w:t>Soultz Nouveau-Monde</w:t>
+      </w:r>
+    </w:p>
+    <w:p>
+      <w:pPr>
+        <w:numPr>
+          <w:ilvl w:val="0"/>
+          <w:numId w:val="14"/>
+        </w:numPr>
+        <w:rPr>
+          <w:i/>
+          <w:iCs/>
+        </w:rPr>
+      </w:pPr>
+      <w:r>
+        <w:rPr>
+          <w:i/>
+          <w:iCs/>
+        </w:rPr>
+        <w:t>Soultz Zone Industrielle</w:t>
+      </w:r>
+    </w:p>
+    <w:p>
+      <w:pPr>
+        <w:numPr>
+          <w:ilvl w:val="0"/>
+          <w:numId w:val="14"/>
+        </w:numPr>
+        <w:rPr>
+          <w:i/>
+          <w:iCs/>
+        </w:rPr>
+      </w:pPr>
+      <w:r>
+        <w:rPr>
+          <w:i/>
+          <w:iCs/>
+        </w:rPr>
+        <w:t>Soultz Centre</w:t>
+      </w:r>
+    </w:p>
+    <w:p>
+      <w:pPr>
+        <w:numPr>
+          <w:ilvl w:val="0"/>
+          <w:numId w:val="14"/>
+        </w:numPr>
+        <w:rPr>
+          <w:i/>
+          <w:iCs/>
+        </w:rPr>
+      </w:pPr>
+      <w:r>
+        <w:rPr>
+          <w:i/>
+          <w:iCs/>
+        </w:rPr>
+        <w:t>Guebwiller – Storck</w:t>
+      </w:r>
+    </w:p>
+    <w:p>
+      <w:pPr>
+        <w:numPr>
+          <w:ilvl w:val="0"/>
+          <w:numId w:val="14"/>
+        </w:numPr>
+        <w:rPr>
+          <w:i/>
+          <w:iCs/>
+        </w:rPr>
+      </w:pPr>
+      <w:r>
+        <w:rPr>
+          <w:i/>
+          <w:iCs/>
+        </w:rPr>
+        <w:t>Guebwiller Centre</w:t>
+      </w:r>
+    </w:p>
+    <w:p>
+      <w:pPr>
+        <w:numPr>
+          <w:ilvl w:val="0"/>
+          <w:numId w:val="14"/>
+        </w:numPr>
+        <w:rPr>
+          <w:i/>
+          <w:iCs/>
+        </w:rPr>
+      </w:pPr>
+      <w:r>
+        <w:rPr>
+          <w:i/>
+          <w:iCs/>
+        </w:rPr>
+        <w:t>Guebwiller Heissenstein</w:t>
+      </w:r>
+    </w:p>
+    <w:p>
+      <w:r>
+        <w:t xml:space="preserve">Cette ligne permettrait de desservir directement plusieurs communes aujourd'hui dépendantes de la voiture, en améliorant leur accès à </w:t>
+      </w:r>
+      <w:r>
+        <w:rPr>
+          <w:i/>
+          <w:iCs/>
+        </w:rPr>
+        <w:t>Mulhouse</w:t>
+      </w:r>
+      <w:r>
+        <w:t xml:space="preserve"> et au réseau ferroviaire.</w:t>
+      </w:r>
+    </w:p>
+    <w:p>
+      <w:r>
+        <w:t xml:space="preserve">Elle contribuerait aussi à réduire la pression sur les gares de rabattement, notamment à </w:t>
+      </w:r>
+      <w:r>
+        <w:rPr>
+          <w:i/>
+          <w:iCs/>
+        </w:rPr>
+        <w:t>Bollwiller</w:t>
+      </w:r>
+      <w:r>
+        <w:t>, où le stationnement est fréquemment saturé dès le matin malgré la récente extension de son parking.</w:t>
+      </w:r>
+    </w:p>
+    <w:p>
+      <w:pPr>
+        <w:pStyle w:val="Titre2"/>
+      </w:pPr>
+      <w:bookmarkStart w:id="24" w:name="_Toc226923251"/>
+      <w:r>
+        <w:t>5. Réseaux</w:t>
+      </w:r>
+      <w:bookmarkEnd w:id="24"/>
+    </w:p>
+    <w:p>
+      <w:pPr>
+        <w:pStyle w:val="Titre3"/>
+      </w:pPr>
+      <w:bookmarkStart w:id="25" w:name="_Toc226923252"/>
+      <w:r>
+        <w:t>Prolongement possible du tram 3</w:t>
+      </w:r>
+      <w:bookmarkEnd w:id="25"/>
+    </w:p>
+    <w:p>
+      <w:r>
+        <w:t xml:space="preserve">Le projet permettrait également le prolongement de la ligne 3 du tramway de </w:t>
+      </w:r>
+      <w:r>
+        <w:rPr>
+          <w:i/>
+          <w:iCs/>
+        </w:rPr>
+        <w:t>Mulhouse</w:t>
+      </w:r>
+      <w:r>
+        <w:t xml:space="preserve"> jusqu’à la gare </w:t>
+      </w:r>
+      <w:r>
+        <w:rPr>
+          <w:i/>
+          <w:iCs/>
+        </w:rPr>
+        <w:t>Mulhouse-Lutterbach TGV</w:t>
+      </w:r>
+      <w:r>
+        <w:t>, où elle ferait terminus au niveau des quais hauts.</w:t>
+      </w:r>
+    </w:p>
+    <w:p>
+      <w:r>
+        <w:t xml:space="preserve">Cette extension permettrait une liaison directe entre la gare centrale de </w:t>
+      </w:r>
+      <w:r>
+        <w:rPr>
+          <w:i/>
+          <w:iCs/>
+        </w:rPr>
+        <w:t>Mulhouse</w:t>
+      </w:r>
+      <w:r>
+        <w:t xml:space="preserve"> et la gare TGV, sans rupture de charge, et renforcerait le rôle de la gare comme pôle multimodal.</w:t>
+      </w:r>
+    </w:p>
+    <w:p>
+      <w:pPr>
+        <w:pStyle w:val="Titre3"/>
+      </w:pPr>
+      <w:bookmarkStart w:id="26" w:name="_Toc226923253"/>
+      <w:r>
+        <w:lastRenderedPageBreak/>
+        <w:t>Exploitation du réseau</w:t>
+      </w:r>
+      <w:bookmarkEnd w:id="26"/>
+    </w:p>
+    <w:p>
+      <w:r>
+        <w:t>Cette section présente une hypothèse de fonctionnement du réseau après réalisation du projet.</w:t>
+      </w:r>
+    </w:p>
+    <w:p>
+      <w:r>
+        <w:t xml:space="preserve">Les fréquences proposées sont indicatives et ne prennent pas en compte l'ensemble des contraintes techniques réelles (capacité du réseau, matériel roulant, signalisation, exploitation urbaine), mais visent à illustrer le potentiel offert par la nouvelle gare </w:t>
+      </w:r>
+      <w:r>
+        <w:rPr>
+          <w:i/>
+          <w:iCs/>
+        </w:rPr>
+        <w:t>Mulhouse-Lutterbach TGV</w:t>
+      </w:r>
+      <w:r>
+        <w:t xml:space="preserve"> et par la création de la ligne </w:t>
+      </w:r>
+      <w:r>
+        <w:rPr>
+          <w:i/>
+          <w:iCs/>
+        </w:rPr>
+        <w:t>Mulhouse – Guebwiller</w:t>
+      </w:r>
+      <w:r>
+        <w:t>.</w:t>
+      </w:r>
+    </w:p>
+    <w:p>
+      <w:pPr>
+        <w:pStyle w:val="Titre4"/>
+      </w:pPr>
+      <w:bookmarkStart w:id="27" w:name="_Toc226923254"/>
+      <w:r>
+        <w:t>Tram-train Mulhouse – Thann</w:t>
+      </w:r>
+      <w:bookmarkEnd w:id="27"/>
+    </w:p>
+    <w:p>
+      <w:r>
+        <w:t>La ligne desservirait une nouvelle station :</w:t>
+      </w:r>
+    </w:p>
+    <w:p>
       <w:r>
         <w:rPr>
           <w:b/>
           <w:bCs/>
-          <w:i/>
-          <w:iCs/>
         </w:rPr>
         <w:t>Mulhouse-Lutterbach TGV</w:t>
       </w:r>
+      <w:r>
+        <w:t> (quais bas)</w:t>
+      </w:r>
+      <w:r>
+        <w:br/>
+        <w:t xml:space="preserve">Entre </w:t>
+      </w:r>
+      <w:r>
+        <w:rPr>
+          <w:i/>
+          <w:iCs/>
+        </w:rPr>
+        <w:t>Lutterbach Gare</w:t>
+      </w:r>
+      <w:r>
+        <w:t xml:space="preserve"> et </w:t>
+      </w:r>
+      <w:proofErr w:type="spellStart"/>
+      <w:r>
+        <w:rPr>
+          <w:i/>
+          <w:iCs/>
+        </w:rPr>
+        <w:t>Graffenwald</w:t>
+      </w:r>
+      <w:proofErr w:type="spellEnd"/>
+      <w:r>
+        <w:t>.</w:t>
+      </w:r>
+    </w:p>
+    <w:p>
+      <w:r>
+        <w:t>Cette nouvelle station permettrait aux habitants de la vallée de la Thur de rejoindre directement la gare TGV par tram-train, sans devoir transiter par Mulhouse-Ville.</w:t>
+      </w:r>
+    </w:p>
+    <w:p>
+      <w:pPr>
+        <w:numPr>
+          <w:ilvl w:val="0"/>
+          <w:numId w:val="15"/>
+        </w:numPr>
+        <w:rPr>
+          <w:i/>
+          <w:iCs/>
+        </w:rPr>
+      </w:pPr>
+      <w:r>
+        <w:rPr>
+          <w:i/>
+          <w:iCs/>
+        </w:rPr>
+        <w:t>Mulhouse Gare Centrale</w:t>
+      </w:r>
+    </w:p>
+    <w:p>
+      <w:pPr>
+        <w:numPr>
+          <w:ilvl w:val="0"/>
+          <w:numId w:val="15"/>
+        </w:numPr>
+        <w:rPr>
+          <w:i/>
+          <w:iCs/>
+        </w:rPr>
+      </w:pPr>
+      <w:r>
+        <w:rPr>
+          <w:i/>
+          <w:iCs/>
+        </w:rPr>
+        <w:t>République</w:t>
+      </w:r>
+    </w:p>
+    <w:p>
+      <w:pPr>
+        <w:numPr>
+          <w:ilvl w:val="0"/>
+          <w:numId w:val="15"/>
+        </w:numPr>
+        <w:rPr>
+          <w:i/>
+          <w:iCs/>
+        </w:rPr>
+      </w:pPr>
+      <w:r>
+        <w:rPr>
+          <w:i/>
+          <w:iCs/>
+        </w:rPr>
+        <w:t>Porte Jeune</w:t>
+      </w:r>
+    </w:p>
+    <w:p>
+      <w:pPr>
+        <w:numPr>
+          <w:ilvl w:val="0"/>
+          <w:numId w:val="15"/>
+        </w:numPr>
+        <w:rPr>
+          <w:i/>
+          <w:iCs/>
+        </w:rPr>
+      </w:pPr>
+      <w:r>
+        <w:rPr>
+          <w:i/>
+          <w:iCs/>
+        </w:rPr>
+        <w:t>Mairie</w:t>
+      </w:r>
+    </w:p>
+    <w:p>
+      <w:pPr>
+        <w:numPr>
+          <w:ilvl w:val="0"/>
+          <w:numId w:val="15"/>
+        </w:numPr>
+        <w:rPr>
+          <w:i/>
+          <w:iCs/>
+        </w:rPr>
+      </w:pPr>
+      <w:r>
+        <w:rPr>
+          <w:i/>
+          <w:iCs/>
+        </w:rPr>
+        <w:t>Porte Haute</w:t>
+      </w:r>
+    </w:p>
+    <w:p>
+      <w:pPr>
+        <w:numPr>
+          <w:ilvl w:val="0"/>
+          <w:numId w:val="15"/>
+        </w:numPr>
+        <w:rPr>
+          <w:i/>
+          <w:iCs/>
+        </w:rPr>
+      </w:pPr>
+      <w:r>
+        <w:rPr>
+          <w:i/>
+          <w:iCs/>
+        </w:rPr>
+        <w:t>Tour Nessel</w:t>
+      </w:r>
+    </w:p>
+    <w:p>
+      <w:pPr>
+        <w:numPr>
+          <w:ilvl w:val="0"/>
+          <w:numId w:val="15"/>
+        </w:numPr>
+        <w:rPr>
+          <w:i/>
+          <w:iCs/>
+        </w:rPr>
+      </w:pPr>
+      <w:r>
+        <w:rPr>
+          <w:i/>
+          <w:iCs/>
+        </w:rPr>
+        <w:t>Daguerre</w:t>
+      </w:r>
+    </w:p>
+    <w:p>
+      <w:pPr>
+        <w:numPr>
+          <w:ilvl w:val="0"/>
+          <w:numId w:val="15"/>
+        </w:numPr>
+        <w:rPr>
+          <w:i/>
+          <w:iCs/>
+        </w:rPr>
+      </w:pPr>
+      <w:proofErr w:type="spellStart"/>
+      <w:r>
+        <w:rPr>
+          <w:i/>
+          <w:iCs/>
+        </w:rPr>
+        <w:t>Zu</w:t>
+      </w:r>
+      <w:proofErr w:type="spellEnd"/>
+      <w:r>
+        <w:rPr>
+          <w:i/>
+          <w:iCs/>
+        </w:rPr>
+        <w:t xml:space="preserve"> Rhein</w:t>
+      </w:r>
+    </w:p>
+    <w:p>
+      <w:pPr>
+        <w:numPr>
+          <w:ilvl w:val="0"/>
+          <w:numId w:val="15"/>
+        </w:numPr>
+        <w:rPr>
+          <w:i/>
+          <w:iCs/>
+        </w:rPr>
+      </w:pPr>
+      <w:r>
+        <w:rPr>
+          <w:i/>
+          <w:iCs/>
+        </w:rPr>
+        <w:t>Dornach Gare</w:t>
+      </w:r>
+    </w:p>
+    <w:p>
+      <w:pPr>
+        <w:numPr>
+          <w:ilvl w:val="0"/>
+          <w:numId w:val="15"/>
+        </w:numPr>
+        <w:rPr>
+          <w:i/>
+          <w:iCs/>
+        </w:rPr>
+      </w:pPr>
+      <w:r>
+        <w:rPr>
+          <w:i/>
+          <w:iCs/>
+        </w:rPr>
+        <w:t>Musées</w:t>
+      </w:r>
+    </w:p>
+    <w:p>
+      <w:pPr>
+        <w:numPr>
+          <w:ilvl w:val="0"/>
+          <w:numId w:val="15"/>
+        </w:numPr>
+        <w:rPr>
+          <w:i/>
+          <w:iCs/>
+        </w:rPr>
+      </w:pPr>
+      <w:r>
+        <w:rPr>
+          <w:i/>
+          <w:iCs/>
+        </w:rPr>
+        <w:t>Lutterbach Gare</w:t>
+      </w:r>
+    </w:p>
+    <w:p>
+      <w:pPr>
+        <w:numPr>
+          <w:ilvl w:val="0"/>
+          <w:numId w:val="15"/>
+        </w:numPr>
+        <w:rPr>
+          <w:i/>
+          <w:iCs/>
+        </w:rPr>
+      </w:pPr>
       <w:r>
         <w:rPr>
           <w:b/>
           <w:bCs/>
-        </w:rPr>
-        <w:t>.</w:t>
-      </w:r>
-    </w:p>
-    <w:p>
-      <w:pPr>
-        <w:pStyle w:val="Titre2"/>
-      </w:pPr>
-      <w:r>
-        <w:t>4. Nouvelle ligne tram-train Mulhouse – Guebwiller</w:t>
-      </w:r>
-    </w:p>
-    <w:p>
-      <w:r>
-        <w:t xml:space="preserve">Le projet prévoit la création d'une ligne tram-train reliant </w:t>
-      </w:r>
-      <w:r>
-        <w:rPr>
-          <w:i/>
-          <w:iCs/>
-        </w:rPr>
-        <w:t>Mulhouse</w:t>
-      </w:r>
-      <w:r>
-        <w:t xml:space="preserve"> à </w:t>
-      </w:r>
-      <w:r>
-        <w:rPr>
-          <w:i/>
-          <w:iCs/>
-        </w:rPr>
-        <w:t>Guebwiller</w:t>
-      </w:r>
-      <w:r>
-        <w:t>, permettant de reconnecter la vallée au réseau ferroviaire.</w:t>
-      </w:r>
-    </w:p>
-    <w:p>
-      <w:pPr>
-        <w:pStyle w:val="Titre3"/>
-      </w:pPr>
-      <w:r>
-        <w:t>Infrastructure</w:t>
-      </w:r>
-    </w:p>
-    <w:p/>
-    <w:p>
-      <w:r>
-        <w:t>Une grande partie du tracé réutiliserait d'anciennes lignes ferroviaires abandonnées</w:t>
-      </w:r>
-    </w:p>
-    <w:p>
-      <w:pPr>
-        <w:numPr>
-          <w:ilvl w:val="0"/>
-          <w:numId w:val="9"/>
-        </w:numPr>
-      </w:pPr>
-      <w:r>
-        <w:t>Entre</w:t>
-      </w:r>
-      <w:r>
-        <w:t xml:space="preserve"> </w:t>
-      </w:r>
-      <w:r>
-        <w:rPr>
-          <w:i/>
-          <w:iCs/>
-        </w:rPr>
-        <w:t>Richwiller</w:t>
-      </w:r>
-      <w:r>
-        <w:t xml:space="preserve"> et </w:t>
-      </w:r>
-      <w:r>
-        <w:rPr>
-          <w:i/>
-          <w:iCs/>
-        </w:rPr>
-        <w:t>Bollwiller</w:t>
-      </w:r>
-      <w:r>
-        <w:t>, la ligne s</w:t>
-      </w:r>
-      <w:r>
-        <w:t>ituée à l'</w:t>
-      </w:r>
-      <w:r>
-        <w:t>E</w:t>
-      </w:r>
-      <w:r>
-        <w:t xml:space="preserve">st de la ligne </w:t>
-      </w:r>
-      <w:r>
-        <w:rPr>
-          <w:i/>
-          <w:iCs/>
-        </w:rPr>
-        <w:t>Strasbourg – Bâle</w:t>
-      </w:r>
-      <w:r>
-        <w:t xml:space="preserve"> </w:t>
-      </w:r>
-      <w:r>
-        <w:t>(ancienne ligne de potasse)</w:t>
-      </w:r>
-    </w:p>
-    <w:p>
-      <w:pPr>
-        <w:numPr>
-          <w:ilvl w:val="0"/>
-          <w:numId w:val="9"/>
-        </w:numPr>
-        <w:rPr>
-          <w:i/>
-          <w:iCs/>
-        </w:rPr>
-      </w:pPr>
-      <w:r>
-        <w:t>E</w:t>
-      </w:r>
-      <w:r>
-        <w:t xml:space="preserve">ntre </w:t>
-      </w:r>
-      <w:r>
-        <w:rPr>
-          <w:i/>
-          <w:iCs/>
-        </w:rPr>
-        <w:t>Bollwiller</w:t>
-      </w:r>
-      <w:r>
-        <w:t xml:space="preserve"> et </w:t>
-      </w:r>
-      <w:r>
-        <w:rPr>
-          <w:i/>
-          <w:iCs/>
-        </w:rPr>
-        <w:t>Guebwiller</w:t>
-      </w:r>
-      <w:r>
-        <w:t xml:space="preserve">, l’ancienne ligne </w:t>
-      </w:r>
-      <w:r>
-        <w:rPr>
-          <w:i/>
-          <w:iCs/>
-        </w:rPr>
-        <w:t>Bollwiller – Guebwiller</w:t>
-      </w:r>
-    </w:p>
-    <w:p/>
-    <w:p>
-      <w:r>
-        <w:t>La réutilisation de ce</w:t>
-      </w:r>
-      <w:r>
-        <w:t>s</w:t>
-      </w:r>
-      <w:r>
-        <w:t xml:space="preserve"> infrastructure</w:t>
-      </w:r>
-      <w:r>
-        <w:t>s</w:t>
-      </w:r>
-      <w:r>
-        <w:t xml:space="preserve"> </w:t>
-      </w:r>
-      <w:r>
-        <w:t>permettrai</w:t>
-      </w:r>
-      <w:r>
-        <w:t>t</w:t>
-      </w:r>
-      <w:r>
-        <w:t xml:space="preserve"> de l</w:t>
-      </w:r>
-      <w:r>
-        <w:t>argement l</w:t>
-      </w:r>
-      <w:r>
-        <w:t>imiter les coûts de construction et de valoriser une plateforme ferroviaire existante.</w:t>
-      </w:r>
-    </w:p>
-    <w:p>
-      <w:r>
-        <w:t xml:space="preserve">Deux sauts-de-mouton </w:t>
-      </w:r>
-      <w:r>
-        <w:t xml:space="preserve">avec la ligne Strasbourg – Bâle </w:t>
-      </w:r>
-      <w:r>
-        <w:t xml:space="preserve">seraient </w:t>
-      </w:r>
-      <w:r>
-        <w:t xml:space="preserve">néanmoins </w:t>
-      </w:r>
-      <w:r>
-        <w:t>nécessaires :</w:t>
-      </w:r>
-    </w:p>
-    <w:p>
-      <w:pPr>
-        <w:numPr>
-          <w:ilvl w:val="0"/>
-          <w:numId w:val="10"/>
-        </w:numPr>
-        <w:rPr>
-          <w:i/>
-          <w:iCs/>
-        </w:rPr>
-      </w:pPr>
-      <w:r>
-        <w:t xml:space="preserve">À la sortie de </w:t>
-      </w:r>
-      <w:r>
-        <w:rPr>
-          <w:i/>
-          <w:iCs/>
-        </w:rPr>
-        <w:t>Mulhouse-Lutterbach TGV</w:t>
-      </w:r>
-    </w:p>
-    <w:p>
-      <w:pPr>
-        <w:numPr>
-          <w:ilvl w:val="0"/>
-          <w:numId w:val="10"/>
-        </w:numPr>
-      </w:pPr>
-      <w:r>
-        <w:t xml:space="preserve">Après </w:t>
-      </w:r>
-      <w:r>
-        <w:rPr>
-          <w:i/>
-          <w:iCs/>
-        </w:rPr>
-        <w:t>Bollwiller</w:t>
-      </w:r>
-      <w:r>
-        <w:t xml:space="preserve"> pour rejoindre </w:t>
-      </w:r>
-      <w:r>
-        <w:rPr>
-          <w:i/>
-          <w:iCs/>
-        </w:rPr>
-        <w:t>Guebwiller</w:t>
-      </w:r>
-    </w:p>
-    <w:p>
-      <w:r>
-        <w:t xml:space="preserve">La ligne franchirait la RD83 entre Bollwiller et Soultz en souterrain, permettant également </w:t>
-      </w:r>
-      <w:r>
-        <w:t xml:space="preserve">d’y intégrer </w:t>
-      </w:r>
-      <w:r>
-        <w:t>une piste cyclable parallèle aux voies.</w:t>
-      </w:r>
-    </w:p>
-    <w:p>
-      <w:pPr>
-        <w:pStyle w:val="Titre3"/>
-      </w:pPr>
-      <w:r>
-        <w:t>Configuration de la ligne</w:t>
-      </w:r>
-    </w:p>
-    <w:p>
-      <w:pPr>
-        <w:numPr>
-          <w:ilvl w:val="0"/>
-          <w:numId w:val="11"/>
-        </w:numPr>
-      </w:pPr>
-      <w:r>
-        <w:t xml:space="preserve">Voie double </w:t>
-      </w:r>
-      <w:r>
-        <w:t xml:space="preserve">(tram) </w:t>
-      </w:r>
-      <w:r>
-        <w:t xml:space="preserve">entre </w:t>
-      </w:r>
+          <w:i/>
+          <w:iCs/>
+        </w:rPr>
+        <w:t>Mulhouse-Lutterbach TGV (quais bas)</w:t>
+      </w:r>
+    </w:p>
+    <w:p>
+      <w:pPr>
+        <w:numPr>
+          <w:ilvl w:val="0"/>
+          <w:numId w:val="15"/>
+        </w:numPr>
+        <w:rPr>
+          <w:i/>
+          <w:iCs/>
+        </w:rPr>
+      </w:pPr>
+      <w:proofErr w:type="spellStart"/>
+      <w:r>
+        <w:rPr>
+          <w:i/>
+          <w:iCs/>
+        </w:rPr>
+        <w:t>Graffenwald</w:t>
+      </w:r>
+      <w:proofErr w:type="spellEnd"/>
+    </w:p>
+    <w:p>
+      <w:pPr>
+        <w:numPr>
+          <w:ilvl w:val="0"/>
+          <w:numId w:val="15"/>
+        </w:numPr>
+        <w:rPr>
+          <w:i/>
+          <w:iCs/>
+        </w:rPr>
+      </w:pPr>
+      <w:r>
+        <w:rPr>
+          <w:i/>
+          <w:iCs/>
+        </w:rPr>
+        <w:t>Cernay</w:t>
+      </w:r>
+    </w:p>
+    <w:p>
+      <w:pPr>
+        <w:numPr>
+          <w:ilvl w:val="0"/>
+          <w:numId w:val="15"/>
+        </w:numPr>
+        <w:rPr>
+          <w:i/>
+          <w:iCs/>
+        </w:rPr>
+      </w:pPr>
+      <w:r>
+        <w:rPr>
+          <w:i/>
+          <w:iCs/>
+        </w:rPr>
+        <w:t>Vieux-Thann ZI</w:t>
+      </w:r>
+    </w:p>
+    <w:p>
+      <w:pPr>
+        <w:numPr>
+          <w:ilvl w:val="0"/>
+          <w:numId w:val="15"/>
+        </w:numPr>
+        <w:rPr>
+          <w:i/>
+          <w:iCs/>
+        </w:rPr>
+      </w:pPr>
+      <w:r>
+        <w:rPr>
+          <w:i/>
+          <w:iCs/>
+        </w:rPr>
+        <w:t>Vieux-Thann</w:t>
+      </w:r>
+    </w:p>
+    <w:p>
+      <w:pPr>
+        <w:numPr>
+          <w:ilvl w:val="0"/>
+          <w:numId w:val="15"/>
+        </w:numPr>
+        <w:rPr>
+          <w:i/>
+          <w:iCs/>
+        </w:rPr>
+      </w:pPr>
+      <w:r>
+        <w:rPr>
+          <w:i/>
+          <w:iCs/>
+        </w:rPr>
+        <w:t>Thann Gare</w:t>
+      </w:r>
+    </w:p>
+    <w:p>
+      <w:pPr>
+        <w:numPr>
+          <w:ilvl w:val="0"/>
+          <w:numId w:val="15"/>
+        </w:numPr>
+        <w:rPr>
+          <w:i/>
+          <w:iCs/>
+        </w:rPr>
+      </w:pPr>
+      <w:r>
+        <w:rPr>
+          <w:i/>
+          <w:iCs/>
+        </w:rPr>
+        <w:lastRenderedPageBreak/>
+        <w:t>Thann Centre</w:t>
+      </w:r>
+    </w:p>
+    <w:p>
+      <w:pPr>
+        <w:numPr>
+          <w:ilvl w:val="0"/>
+          <w:numId w:val="15"/>
+        </w:numPr>
+        <w:rPr>
+          <w:i/>
+          <w:iCs/>
+        </w:rPr>
+      </w:pPr>
+      <w:r>
+        <w:rPr>
+          <w:i/>
+          <w:iCs/>
+        </w:rPr>
+        <w:t>Thann St-Jacques</w:t>
+      </w:r>
+    </w:p>
+    <w:p>
+      <w:r>
+        <w:t xml:space="preserve">Les quais bas seraient également utilisés par les trains </w:t>
+      </w:r>
+      <w:r>
+        <w:rPr>
+          <w:i/>
+          <w:iCs/>
+        </w:rPr>
+        <w:t>Mulhouse – Kruth</w:t>
+      </w:r>
+      <w:r>
+        <w:t>, renforçant le rôle de la gare comme point de correspondance régional.</w:t>
+      </w:r>
+    </w:p>
+    <w:p>
+      <w:pPr>
+        <w:pStyle w:val="Titre4"/>
+      </w:pPr>
+      <w:bookmarkStart w:id="28" w:name="_Toc226923255"/>
+      <w:r>
+        <w:t>Tram-train Mulhouse – Guebwiller</w:t>
+      </w:r>
+      <w:bookmarkEnd w:id="28"/>
+    </w:p>
+    <w:p>
+      <w:pPr>
+        <w:numPr>
+          <w:ilvl w:val="0"/>
+          <w:numId w:val="16"/>
+        </w:numPr>
+        <w:rPr>
+          <w:i/>
+          <w:iCs/>
+        </w:rPr>
+      </w:pPr>
       <w:r>
         <w:rPr>
           <w:i/>
@@ -1819,9 +2945,160 @@
         </w:rPr>
         <w:t>Mulhouse Gare Centrale</w:t>
       </w:r>
-      <w:r>
-        <w:t xml:space="preserve"> et </w:t>
-      </w:r>
+    </w:p>
+    <w:p>
+      <w:pPr>
+        <w:numPr>
+          <w:ilvl w:val="0"/>
+          <w:numId w:val="16"/>
+        </w:numPr>
+        <w:rPr>
+          <w:i/>
+          <w:iCs/>
+        </w:rPr>
+      </w:pPr>
+      <w:r>
+        <w:rPr>
+          <w:i/>
+          <w:iCs/>
+        </w:rPr>
+        <w:t>République</w:t>
+      </w:r>
+    </w:p>
+    <w:p>
+      <w:pPr>
+        <w:numPr>
+          <w:ilvl w:val="0"/>
+          <w:numId w:val="16"/>
+        </w:numPr>
+        <w:rPr>
+          <w:i/>
+          <w:iCs/>
+        </w:rPr>
+      </w:pPr>
+      <w:r>
+        <w:rPr>
+          <w:i/>
+          <w:iCs/>
+        </w:rPr>
+        <w:t>Porte Jeune</w:t>
+      </w:r>
+    </w:p>
+    <w:p>
+      <w:pPr>
+        <w:numPr>
+          <w:ilvl w:val="0"/>
+          <w:numId w:val="16"/>
+        </w:numPr>
+        <w:rPr>
+          <w:i/>
+          <w:iCs/>
+        </w:rPr>
+      </w:pPr>
+      <w:r>
+        <w:rPr>
+          <w:i/>
+          <w:iCs/>
+        </w:rPr>
+        <w:t>Mairie</w:t>
+      </w:r>
+    </w:p>
+    <w:p>
+      <w:pPr>
+        <w:numPr>
+          <w:ilvl w:val="0"/>
+          <w:numId w:val="16"/>
+        </w:numPr>
+        <w:rPr>
+          <w:i/>
+          <w:iCs/>
+        </w:rPr>
+      </w:pPr>
+      <w:r>
+        <w:rPr>
+          <w:i/>
+          <w:iCs/>
+        </w:rPr>
+        <w:t>Porte Haute</w:t>
+      </w:r>
+    </w:p>
+    <w:p>
+      <w:pPr>
+        <w:numPr>
+          <w:ilvl w:val="0"/>
+          <w:numId w:val="16"/>
+        </w:numPr>
+        <w:rPr>
+          <w:i/>
+          <w:iCs/>
+        </w:rPr>
+      </w:pPr>
+      <w:r>
+        <w:rPr>
+          <w:i/>
+          <w:iCs/>
+        </w:rPr>
+        <w:t>Tour Nessel</w:t>
+      </w:r>
+    </w:p>
+    <w:p>
+      <w:pPr>
+        <w:numPr>
+          <w:ilvl w:val="0"/>
+          <w:numId w:val="16"/>
+        </w:numPr>
+        <w:rPr>
+          <w:i/>
+          <w:iCs/>
+        </w:rPr>
+      </w:pPr>
+      <w:r>
+        <w:rPr>
+          <w:i/>
+          <w:iCs/>
+        </w:rPr>
+        <w:t>Daguerre</w:t>
+      </w:r>
+    </w:p>
+    <w:p>
+      <w:pPr>
+        <w:numPr>
+          <w:ilvl w:val="0"/>
+          <w:numId w:val="16"/>
+        </w:numPr>
+        <w:rPr>
+          <w:i/>
+          <w:iCs/>
+        </w:rPr>
+      </w:pPr>
+      <w:proofErr w:type="spellStart"/>
+      <w:r>
+        <w:rPr>
+          <w:i/>
+          <w:iCs/>
+        </w:rPr>
+        <w:t>Zu</w:t>
+      </w:r>
+      <w:proofErr w:type="spellEnd"/>
+      <w:r>
+        <w:rPr>
+          <w:i/>
+          <w:iCs/>
+        </w:rPr>
+        <w:t xml:space="preserve"> Rhein</w:t>
+      </w:r>
+    </w:p>
+    <w:p>
+      <w:pPr>
+        <w:numPr>
+          <w:ilvl w:val="0"/>
+          <w:numId w:val="16"/>
+        </w:numPr>
+        <w:rPr>
+          <w:i/>
+          <w:iCs/>
+        </w:rPr>
+      </w:pPr>
       <w:r>
         <w:rPr>
           <w:i/>
@@ -1834,50 +3111,7 @@
       <w:pPr>
         <w:numPr>
           <w:ilvl w:val="0"/>
-          <w:numId w:val="11"/>
-        </w:numPr>
-        <w:rPr>
-          <w:i/>
-          <w:iCs/>
-        </w:rPr>
-      </w:pPr>
-      <w:r>
-        <w:t xml:space="preserve">Voie unique entre </w:t>
-      </w:r>
-      <w:r>
-        <w:rPr>
-          <w:i/>
-          <w:iCs/>
-        </w:rPr>
-        <w:t>Dornach Gare</w:t>
-      </w:r>
-      <w:r>
-        <w:t xml:space="preserve"> et </w:t>
-      </w:r>
-      <w:r>
-        <w:rPr>
-          <w:i/>
-          <w:iCs/>
-        </w:rPr>
-        <w:t>Guebwiller Heissenstein</w:t>
-      </w:r>
-    </w:p>
-    <w:p>
-      <w:pPr>
-        <w:numPr>
-          <w:ilvl w:val="0"/>
-          <w:numId w:val="11"/>
-        </w:numPr>
-      </w:pPr>
-      <w:r>
-        <w:t>Points de croisement prévus :</w:t>
-      </w:r>
-    </w:p>
-    <w:p>
-      <w:pPr>
-        <w:numPr>
-          <w:ilvl w:val="1"/>
-          <w:numId w:val="11"/>
+          <w:numId w:val="16"/>
         </w:numPr>
         <w:rPr>
           <w:i/>
@@ -1895,18 +3129,14 @@
     <w:p>
       <w:pPr>
         <w:numPr>
-          <w:ilvl w:val="1"/>
-          <w:numId w:val="11"/>
-        </w:numPr>
-      </w:pPr>
-      <w:proofErr w:type="gramStart"/>
-      <w:r>
-        <w:t>de</w:t>
-      </w:r>
-      <w:proofErr w:type="gramEnd"/>
-      <w:r>
-        <w:t xml:space="preserve"> </w:t>
-      </w:r>
+          <w:ilvl w:val="0"/>
+          <w:numId w:val="16"/>
+        </w:numPr>
+        <w:rPr>
+          <w:i/>
+          <w:iCs/>
+        </w:rPr>
+      </w:pPr>
       <w:r>
         <w:rPr>
           <w:i/>
@@ -1914,799 +3144,33 @@
         </w:rPr>
         <w:t>Lutterbach Gare</w:t>
       </w:r>
-      <w:r>
-        <w:t xml:space="preserve"> à </w:t>
-      </w:r>
-      <w:r>
-        <w:rPr>
-          <w:i/>
-          <w:iCs/>
-        </w:rPr>
-        <w:t>Mulhouse-Lutterbach TGV</w:t>
-      </w:r>
-    </w:p>
-    <w:p>
-      <w:pPr>
-        <w:numPr>
-          <w:ilvl w:val="1"/>
-          <w:numId w:val="11"/>
-        </w:numPr>
-      </w:pPr>
-      <w:r>
-        <w:t xml:space="preserve">Entre </w:t>
-      </w:r>
-      <w:r>
-        <w:rPr>
-          <w:i/>
-          <w:iCs/>
-        </w:rPr>
-        <w:t>Richwiller</w:t>
-      </w:r>
-      <w:r>
-        <w:t xml:space="preserve"> et </w:t>
-      </w:r>
-      <w:r>
-        <w:rPr>
-          <w:i/>
-          <w:iCs/>
-        </w:rPr>
-        <w:t>Wittelsheim</w:t>
-      </w:r>
-    </w:p>
-    <w:p>
-      <w:pPr>
-        <w:numPr>
-          <w:ilvl w:val="1"/>
-          <w:numId w:val="11"/>
-        </w:numPr>
-        <w:rPr>
-          <w:i/>
-          <w:iCs/>
-        </w:rPr>
-      </w:pPr>
-      <w:r>
-        <w:rPr>
-          <w:i/>
-          <w:iCs/>
-        </w:rPr>
-        <w:t>Wittelsheim</w:t>
-      </w:r>
-    </w:p>
-    <w:p>
-      <w:pPr>
-        <w:numPr>
-          <w:ilvl w:val="1"/>
-          <w:numId w:val="11"/>
-        </w:numPr>
-        <w:rPr>
-          <w:i/>
-          <w:iCs/>
-        </w:rPr>
-      </w:pPr>
-      <w:r>
-        <w:rPr>
-          <w:i/>
-          <w:iCs/>
-        </w:rPr>
-        <w:t>Bollwiller</w:t>
-      </w:r>
-    </w:p>
-    <w:p>
-      <w:pPr>
-        <w:numPr>
-          <w:ilvl w:val="1"/>
-          <w:numId w:val="11"/>
-        </w:numPr>
-        <w:rPr>
-          <w:i/>
-          <w:iCs/>
-        </w:rPr>
-      </w:pPr>
-      <w:r>
-        <w:rPr>
-          <w:i/>
-          <w:iCs/>
-        </w:rPr>
-        <w:t>Soultz Centre</w:t>
-      </w:r>
-    </w:p>
-    <w:p>
-      <w:pPr>
-        <w:numPr>
-          <w:ilvl w:val="1"/>
-          <w:numId w:val="11"/>
-        </w:numPr>
-        <w:rPr>
-          <w:i/>
-          <w:iCs/>
-        </w:rPr>
-      </w:pPr>
-      <w:r>
-        <w:t xml:space="preserve">Entre </w:t>
-      </w:r>
-      <w:r>
-        <w:rPr>
-          <w:i/>
-          <w:iCs/>
-        </w:rPr>
-        <w:t>Guebwiller-Storck</w:t>
-      </w:r>
-      <w:r>
-        <w:t xml:space="preserve"> et </w:t>
-      </w:r>
-      <w:r>
-        <w:rPr>
-          <w:i/>
-          <w:iCs/>
-        </w:rPr>
-        <w:t>Guebwiller Gare</w:t>
-      </w:r>
-    </w:p>
-    <w:p>
-      <w:pPr>
-        <w:numPr>
-          <w:ilvl w:val="1"/>
-          <w:numId w:val="11"/>
-        </w:numPr>
-      </w:pPr>
-      <w:r>
-        <w:lastRenderedPageBreak/>
-        <w:t xml:space="preserve">Terminus </w:t>
-      </w:r>
-      <w:r>
-        <w:rPr>
-          <w:i/>
-          <w:iCs/>
-        </w:rPr>
-        <w:t>Guebwiller Heissenstein</w:t>
-      </w:r>
-    </w:p>
-    <w:p>
-      <w:r>
-        <w:t>Ce type d'exploitation est adapté à une ligne de tram-train, permettant une fréquence régulière tout en limitant les coûts d'infrastructure.</w:t>
-      </w:r>
-    </w:p>
-    <w:p>
-      <w:pPr>
-        <w:pStyle w:val="Titre3"/>
-      </w:pPr>
-      <w:r>
-        <w:t>Arrêts envisagés après Lutterbach Gare</w:t>
-      </w:r>
-    </w:p>
-    <w:p>
-      <w:pPr>
-        <w:pStyle w:val="Titre4"/>
-      </w:pPr>
-      <w:r>
-        <w:t>Anciennes gares réhabilitées :</w:t>
-      </w:r>
-    </w:p>
-    <w:p>
-      <w:pPr>
-        <w:numPr>
-          <w:ilvl w:val="0"/>
-          <w:numId w:val="12"/>
-        </w:numPr>
-        <w:rPr>
-          <w:i/>
-          <w:iCs/>
-        </w:rPr>
-      </w:pPr>
-      <w:r>
-        <w:rPr>
-          <w:i/>
-          <w:iCs/>
-        </w:rPr>
-        <w:t>Richwiller</w:t>
-      </w:r>
-    </w:p>
-    <w:p>
-      <w:pPr>
-        <w:numPr>
-          <w:ilvl w:val="0"/>
-          <w:numId w:val="12"/>
-        </w:numPr>
-        <w:rPr>
-          <w:i/>
-          <w:iCs/>
-        </w:rPr>
-      </w:pPr>
-      <w:r>
-        <w:rPr>
-          <w:i/>
-          <w:iCs/>
-        </w:rPr>
-        <w:t>Wittelsheim</w:t>
-      </w:r>
-    </w:p>
-    <w:p>
-      <w:pPr>
-        <w:numPr>
-          <w:ilvl w:val="0"/>
-          <w:numId w:val="12"/>
-        </w:numPr>
-        <w:rPr>
-          <w:i/>
-          <w:iCs/>
-        </w:rPr>
-      </w:pPr>
-      <w:r>
-        <w:rPr>
-          <w:i/>
-          <w:iCs/>
-        </w:rPr>
-        <w:t>Guebwiller Gare</w:t>
-      </w:r>
-    </w:p>
-    <w:p>
-      <w:pPr>
-        <w:pStyle w:val="Titre4"/>
-      </w:pPr>
-      <w:r>
-        <w:t>Gares existantes réhabilitées :</w:t>
-      </w:r>
-    </w:p>
-    <w:p>
-      <w:pPr>
-        <w:numPr>
-          <w:ilvl w:val="0"/>
-          <w:numId w:val="13"/>
-        </w:numPr>
-        <w:rPr>
-          <w:i/>
-          <w:iCs/>
-        </w:rPr>
-      </w:pPr>
-      <w:r>
-        <w:rPr>
-          <w:i/>
-          <w:iCs/>
-        </w:rPr>
-        <w:t>Staffelfelden</w:t>
-      </w:r>
-    </w:p>
-    <w:p>
-      <w:pPr>
-        <w:numPr>
-          <w:ilvl w:val="0"/>
-          <w:numId w:val="13"/>
-        </w:numPr>
-      </w:pPr>
-      <w:r>
-        <w:rPr>
-          <w:i/>
-          <w:iCs/>
-        </w:rPr>
-        <w:t>Bollwiller</w:t>
-      </w:r>
-    </w:p>
-    <w:p>
-      <w:pPr>
-        <w:pStyle w:val="Titre4"/>
-      </w:pPr>
-      <w:r>
-        <w:t>Nouvelles gares :</w:t>
-      </w:r>
-    </w:p>
-    <w:p>
-      <w:pPr>
-        <w:numPr>
-          <w:ilvl w:val="0"/>
-          <w:numId w:val="14"/>
-        </w:numPr>
-        <w:rPr>
-          <w:i/>
-          <w:iCs/>
-        </w:rPr>
-      </w:pPr>
-      <w:r>
-        <w:rPr>
-          <w:i/>
-          <w:iCs/>
-        </w:rPr>
-        <w:t>Soultz Nouveau-Monde</w:t>
-      </w:r>
-    </w:p>
-    <w:p>
-      <w:pPr>
-        <w:numPr>
-          <w:ilvl w:val="0"/>
-          <w:numId w:val="14"/>
-        </w:numPr>
-        <w:rPr>
-          <w:i/>
-          <w:iCs/>
-        </w:rPr>
-      </w:pPr>
-      <w:r>
-        <w:rPr>
-          <w:i/>
-          <w:iCs/>
-        </w:rPr>
-        <w:t>Soultz Zone Industrielle</w:t>
-      </w:r>
-    </w:p>
-    <w:p>
-      <w:pPr>
-        <w:numPr>
-          <w:ilvl w:val="0"/>
-          <w:numId w:val="14"/>
-        </w:numPr>
-        <w:rPr>
-          <w:i/>
-          <w:iCs/>
-        </w:rPr>
-      </w:pPr>
-      <w:r>
-        <w:rPr>
-          <w:i/>
-          <w:iCs/>
-        </w:rPr>
-        <w:t>Soultz Centre</w:t>
-      </w:r>
-    </w:p>
-    <w:p>
-      <w:pPr>
-        <w:numPr>
-          <w:ilvl w:val="0"/>
-          <w:numId w:val="14"/>
-        </w:numPr>
-        <w:rPr>
-          <w:i/>
-          <w:iCs/>
-        </w:rPr>
-      </w:pPr>
-      <w:r>
-        <w:rPr>
-          <w:i/>
-          <w:iCs/>
-        </w:rPr>
-        <w:t>Guebwiller – Storck</w:t>
-      </w:r>
-    </w:p>
-    <w:p>
-      <w:pPr>
-        <w:numPr>
-          <w:ilvl w:val="0"/>
-          <w:numId w:val="14"/>
-        </w:numPr>
-        <w:rPr>
-          <w:i/>
-          <w:iCs/>
-        </w:rPr>
-      </w:pPr>
-      <w:r>
-        <w:rPr>
-          <w:i/>
-          <w:iCs/>
-        </w:rPr>
-        <w:t>Guebwiller Centre</w:t>
-      </w:r>
-    </w:p>
-    <w:p>
-      <w:pPr>
-        <w:numPr>
-          <w:ilvl w:val="0"/>
-          <w:numId w:val="14"/>
-        </w:numPr>
-        <w:rPr>
-          <w:i/>
-          <w:iCs/>
-        </w:rPr>
-      </w:pPr>
-      <w:r>
-        <w:rPr>
-          <w:i/>
-          <w:iCs/>
-        </w:rPr>
-        <w:t>Guebwiller Heissenstein</w:t>
-      </w:r>
-    </w:p>
-    <w:p>
-      <w:r>
-        <w:t xml:space="preserve">Cette ligne permettrait de desservir directement plusieurs communes aujourd'hui dépendantes de la voiture, en améliorant leur accès à </w:t>
-      </w:r>
-      <w:r>
-        <w:rPr>
-          <w:i/>
-          <w:iCs/>
-        </w:rPr>
-        <w:t>Mulhouse</w:t>
-      </w:r>
-      <w:r>
-        <w:t xml:space="preserve"> et au réseau ferroviaire.</w:t>
-      </w:r>
-    </w:p>
-    <w:p>
-      <w:r>
-        <w:t xml:space="preserve">Elle contribuerait aussi à réduire la pression sur les gares de rabattement, notamment à </w:t>
-      </w:r>
-      <w:r>
-        <w:rPr>
-          <w:i/>
-          <w:iCs/>
-        </w:rPr>
-        <w:t>Bollwiller</w:t>
-      </w:r>
-      <w:r>
-        <w:t>, où le stationnement est fréquemment saturé dès le matin malgré la récente extension de son parking.</w:t>
-      </w:r>
-    </w:p>
-    <w:p>
-      <w:pPr>
-        <w:pStyle w:val="Titre2"/>
-      </w:pPr>
-      <w:r>
-        <w:t>5. Réseaux</w:t>
-      </w:r>
-    </w:p>
-    <w:p>
-      <w:pPr>
-        <w:pStyle w:val="Titre3"/>
-      </w:pPr>
-      <w:r>
-        <w:t>Prolongement possible du tram 3</w:t>
-      </w:r>
-    </w:p>
-    <w:p>
-      <w:r>
-        <w:t xml:space="preserve">Le projet permettrait également le prolongement de la ligne 3 du tramway de </w:t>
-      </w:r>
-      <w:r>
-        <w:rPr>
-          <w:i/>
-          <w:iCs/>
-        </w:rPr>
-        <w:t>Mulhouse</w:t>
-      </w:r>
-      <w:r>
-        <w:t xml:space="preserve"> jusqu’à la gare </w:t>
-      </w:r>
-      <w:r>
-        <w:rPr>
-          <w:i/>
-          <w:iCs/>
-        </w:rPr>
-        <w:t>Mulhouse-Lutterbach TGV</w:t>
-      </w:r>
-      <w:r>
-        <w:t>, où elle ferait terminus au niveau des quais hauts.</w:t>
-      </w:r>
-    </w:p>
-    <w:p>
-      <w:r>
-        <w:t xml:space="preserve">Cette extension permettrait une liaison directe entre la gare centrale de </w:t>
-      </w:r>
-      <w:r>
-        <w:rPr>
-          <w:i/>
-          <w:iCs/>
-        </w:rPr>
-        <w:t>Mulhouse</w:t>
-      </w:r>
-      <w:r>
-        <w:t xml:space="preserve"> et la gare TGV, sans rupture de charge, et renforcerait le rôle de la gare comme pôle multimodal.</w:t>
-      </w:r>
-    </w:p>
-    <w:p>
-      <w:pPr>
-        <w:pStyle w:val="Titre3"/>
-      </w:pPr>
-      <w:r>
-        <w:lastRenderedPageBreak/>
-        <w:t>Exploitation du réseau</w:t>
-      </w:r>
-    </w:p>
-    <w:p>
-      <w:r>
-        <w:t>Cette section présente une hypothèse de fonctionnement du réseau après réalisation du projet.</w:t>
-      </w:r>
-    </w:p>
-    <w:p>
-      <w:r>
-        <w:t xml:space="preserve">Les fréquences proposées sont indicatives et ne prennent pas en compte l'ensemble des contraintes techniques réelles (capacité du réseau, matériel roulant, signalisation, exploitation urbaine), mais visent à illustrer le potentiel offert par la nouvelle gare </w:t>
-      </w:r>
-      <w:r>
-        <w:rPr>
-          <w:i/>
-          <w:iCs/>
-        </w:rPr>
-        <w:t>Mulhouse-Lutterbach TGV</w:t>
-      </w:r>
-      <w:r>
-        <w:t xml:space="preserve"> et par la création de la ligne </w:t>
-      </w:r>
-      <w:r>
-        <w:rPr>
-          <w:i/>
-          <w:iCs/>
-        </w:rPr>
-        <w:t>Mulhouse – Guebwiller</w:t>
-      </w:r>
-      <w:r>
-        <w:t>.</w:t>
-      </w:r>
-    </w:p>
-    <w:p>
-      <w:pPr>
-        <w:pStyle w:val="Titre4"/>
-      </w:pPr>
-      <w:r>
-        <w:t>Tram-train Mulhouse – Thann</w:t>
-      </w:r>
-    </w:p>
-    <w:p>
-      <w:r>
-        <w:t>La ligne desservirait une nouvelle station :</w:t>
-      </w:r>
-    </w:p>
-    <w:p>
+    </w:p>
+    <w:p>
+      <w:pPr>
+        <w:numPr>
+          <w:ilvl w:val="0"/>
+          <w:numId w:val="16"/>
+        </w:numPr>
+        <w:rPr>
+          <w:i/>
+          <w:iCs/>
+        </w:rPr>
+      </w:pPr>
       <w:r>
         <w:rPr>
           <w:b/>
           <w:bCs/>
-        </w:rPr>
-        <w:t>Mulhouse-Lutterbach TGV</w:t>
-      </w:r>
-      <w:r>
-        <w:t> (quais bas)</w:t>
-      </w:r>
-      <w:r>
-        <w:br/>
-        <w:t xml:space="preserve">Entre </w:t>
-      </w:r>
-      <w:r>
-        <w:rPr>
-          <w:i/>
-          <w:iCs/>
-        </w:rPr>
-        <w:t>Lutterbach Gare</w:t>
-      </w:r>
-      <w:r>
-        <w:t xml:space="preserve"> et </w:t>
-      </w:r>
-      <w:proofErr w:type="spellStart"/>
-      <w:r>
-        <w:rPr>
-          <w:i/>
-          <w:iCs/>
-        </w:rPr>
-        <w:t>Graffenwald</w:t>
-      </w:r>
-      <w:proofErr w:type="spellEnd"/>
-      <w:r>
-        <w:t>.</w:t>
-      </w:r>
-    </w:p>
-    <w:p>
-      <w:r>
-        <w:t>Cette nouvelle station permettrait aux habitants de la vallée de la Thur de rejoindre directement la gare TGV par tram-train, sans devoir transiter par Mulhouse-Ville.</w:t>
-      </w:r>
-    </w:p>
-    <w:p>
-      <w:pPr>
-        <w:numPr>
-          <w:ilvl w:val="0"/>
-          <w:numId w:val="15"/>
-        </w:numPr>
-        <w:rPr>
-          <w:i/>
-          <w:iCs/>
-        </w:rPr>
-      </w:pPr>
-      <w:r>
-        <w:rPr>
-          <w:i/>
-          <w:iCs/>
-        </w:rPr>
-        <w:t>Mulhouse Gare Centrale</w:t>
-      </w:r>
-    </w:p>
-    <w:p>
-      <w:pPr>
-        <w:numPr>
-          <w:ilvl w:val="0"/>
-          <w:numId w:val="15"/>
-        </w:numPr>
-        <w:rPr>
-          <w:i/>
-          <w:iCs/>
-        </w:rPr>
-      </w:pPr>
-      <w:r>
-        <w:rPr>
-          <w:i/>
-          <w:iCs/>
-        </w:rPr>
-        <w:t>République</w:t>
-      </w:r>
-    </w:p>
-    <w:p>
-      <w:pPr>
-        <w:numPr>
-          <w:ilvl w:val="0"/>
-          <w:numId w:val="15"/>
-        </w:numPr>
-        <w:rPr>
-          <w:i/>
-          <w:iCs/>
-        </w:rPr>
-      </w:pPr>
-      <w:r>
-        <w:rPr>
-          <w:i/>
-          <w:iCs/>
-        </w:rPr>
-        <w:t>Porte Jeune</w:t>
-      </w:r>
-    </w:p>
-    <w:p>
-      <w:pPr>
-        <w:numPr>
-          <w:ilvl w:val="0"/>
-          <w:numId w:val="15"/>
-        </w:numPr>
-        <w:rPr>
-          <w:i/>
-          <w:iCs/>
-        </w:rPr>
-      </w:pPr>
-      <w:r>
-        <w:rPr>
-          <w:i/>
-          <w:iCs/>
-        </w:rPr>
-        <w:t>Mairie</w:t>
-      </w:r>
-    </w:p>
-    <w:p>
-      <w:pPr>
-        <w:numPr>
-          <w:ilvl w:val="0"/>
-          <w:numId w:val="15"/>
-        </w:numPr>
-        <w:rPr>
-          <w:i/>
-          <w:iCs/>
-        </w:rPr>
-      </w:pPr>
-      <w:r>
-        <w:rPr>
-          <w:i/>
-          <w:iCs/>
-        </w:rPr>
-        <w:t>Porte Haute</w:t>
-      </w:r>
-    </w:p>
-    <w:p>
-      <w:pPr>
-        <w:numPr>
-          <w:ilvl w:val="0"/>
-          <w:numId w:val="15"/>
-        </w:numPr>
-        <w:rPr>
-          <w:i/>
-          <w:iCs/>
-        </w:rPr>
-      </w:pPr>
-      <w:r>
-        <w:rPr>
-          <w:i/>
-          <w:iCs/>
-        </w:rPr>
-        <w:t>Tour Nessel</w:t>
-      </w:r>
-    </w:p>
-    <w:p>
-      <w:pPr>
-        <w:numPr>
-          <w:ilvl w:val="0"/>
-          <w:numId w:val="15"/>
-        </w:numPr>
-        <w:rPr>
-          <w:i/>
-          <w:iCs/>
-        </w:rPr>
-      </w:pPr>
-      <w:r>
-        <w:rPr>
-          <w:i/>
-          <w:iCs/>
-        </w:rPr>
-        <w:t>Daguerre</w:t>
-      </w:r>
-    </w:p>
-    <w:p>
-      <w:pPr>
-        <w:numPr>
-          <w:ilvl w:val="0"/>
-          <w:numId w:val="15"/>
-        </w:numPr>
-        <w:rPr>
-          <w:i/>
-          <w:iCs/>
-        </w:rPr>
-      </w:pPr>
-      <w:proofErr w:type="spellStart"/>
-      <w:r>
-        <w:rPr>
-          <w:i/>
-          <w:iCs/>
-        </w:rPr>
-        <w:t>Zu</w:t>
-      </w:r>
-      <w:proofErr w:type="spellEnd"/>
-      <w:r>
-        <w:rPr>
-          <w:i/>
-          <w:iCs/>
-        </w:rPr>
-        <w:t xml:space="preserve"> Rhein</w:t>
-      </w:r>
-    </w:p>
-    <w:p>
-      <w:pPr>
-        <w:numPr>
-          <w:ilvl w:val="0"/>
-          <w:numId w:val="15"/>
-        </w:numPr>
-        <w:rPr>
-          <w:i/>
-          <w:iCs/>
-        </w:rPr>
-      </w:pPr>
-      <w:r>
-        <w:rPr>
-          <w:i/>
-          <w:iCs/>
-        </w:rPr>
-        <w:t>Dornach Gare</w:t>
-      </w:r>
-    </w:p>
-    <w:p>
-      <w:pPr>
-        <w:numPr>
-          <w:ilvl w:val="0"/>
-          <w:numId w:val="15"/>
-        </w:numPr>
-        <w:rPr>
-          <w:i/>
-          <w:iCs/>
-        </w:rPr>
-      </w:pPr>
-      <w:r>
-        <w:rPr>
-          <w:i/>
-          <w:iCs/>
-        </w:rPr>
-        <w:t>Musées</w:t>
-      </w:r>
-    </w:p>
-    <w:p>
-      <w:pPr>
-        <w:numPr>
-          <w:ilvl w:val="0"/>
-          <w:numId w:val="15"/>
-        </w:numPr>
-        <w:rPr>
-          <w:i/>
-          <w:iCs/>
-        </w:rPr>
-      </w:pPr>
-      <w:r>
-        <w:rPr>
-          <w:i/>
-          <w:iCs/>
-        </w:rPr>
-        <w:t>Lutterbach Gare</w:t>
-      </w:r>
-    </w:p>
-    <w:p>
-      <w:pPr>
-        <w:numPr>
-          <w:ilvl w:val="0"/>
-          <w:numId w:val="15"/>
+          <w:i/>
+          <w:iCs/>
+        </w:rPr>
+        <w:t>Mulhouse-Lutterbach TGV (quais hauts)</w:t>
+      </w:r>
+    </w:p>
+    <w:p>
+      <w:pPr>
+        <w:numPr>
+          <w:ilvl w:val="0"/>
+          <w:numId w:val="16"/>
         </w:numPr>
         <w:rPr>
           <w:i/>
@@ -2720,384 +3184,7 @@
           <w:i/>
           <w:iCs/>
         </w:rPr>
-        <w:t>Mulhouse-Lutterbach TGV (quais bas)</w:t>
-      </w:r>
-    </w:p>
-    <w:p>
-      <w:pPr>
-        <w:numPr>
-          <w:ilvl w:val="0"/>
-          <w:numId w:val="15"/>
-        </w:numPr>
-        <w:rPr>
-          <w:i/>
-          <w:iCs/>
-        </w:rPr>
-      </w:pPr>
-      <w:proofErr w:type="spellStart"/>
-      <w:r>
-        <w:rPr>
-          <w:i/>
-          <w:iCs/>
-        </w:rPr>
-        <w:t>Graffenwald</w:t>
-      </w:r>
-      <w:proofErr w:type="spellEnd"/>
-    </w:p>
-    <w:p>
-      <w:pPr>
-        <w:numPr>
-          <w:ilvl w:val="0"/>
-          <w:numId w:val="15"/>
-        </w:numPr>
-        <w:rPr>
-          <w:i/>
-          <w:iCs/>
-        </w:rPr>
-      </w:pPr>
-      <w:r>
-        <w:rPr>
-          <w:i/>
-          <w:iCs/>
-        </w:rPr>
-        <w:t>Cernay</w:t>
-      </w:r>
-    </w:p>
-    <w:p>
-      <w:pPr>
-        <w:numPr>
-          <w:ilvl w:val="0"/>
-          <w:numId w:val="15"/>
-        </w:numPr>
-        <w:rPr>
-          <w:i/>
-          <w:iCs/>
-        </w:rPr>
-      </w:pPr>
-      <w:r>
-        <w:rPr>
-          <w:i/>
-          <w:iCs/>
-        </w:rPr>
-        <w:t>Vieux-Thann ZI</w:t>
-      </w:r>
-    </w:p>
-    <w:p>
-      <w:pPr>
-        <w:numPr>
-          <w:ilvl w:val="0"/>
-          <w:numId w:val="15"/>
-        </w:numPr>
-        <w:rPr>
-          <w:i/>
-          <w:iCs/>
-        </w:rPr>
-      </w:pPr>
-      <w:r>
-        <w:rPr>
-          <w:i/>
-          <w:iCs/>
-        </w:rPr>
-        <w:t>Vieux-Thann</w:t>
-      </w:r>
-    </w:p>
-    <w:p>
-      <w:pPr>
-        <w:numPr>
-          <w:ilvl w:val="0"/>
-          <w:numId w:val="15"/>
-        </w:numPr>
-        <w:rPr>
-          <w:i/>
-          <w:iCs/>
-        </w:rPr>
-      </w:pPr>
-      <w:r>
-        <w:rPr>
-          <w:i/>
-          <w:iCs/>
-        </w:rPr>
-        <w:t>Thann Gare</w:t>
-      </w:r>
-    </w:p>
-    <w:p>
-      <w:pPr>
-        <w:numPr>
-          <w:ilvl w:val="0"/>
-          <w:numId w:val="15"/>
-        </w:numPr>
-        <w:rPr>
-          <w:i/>
-          <w:iCs/>
-        </w:rPr>
-      </w:pPr>
-      <w:r>
-        <w:rPr>
-          <w:i/>
-          <w:iCs/>
-        </w:rPr>
-        <w:lastRenderedPageBreak/>
-        <w:t>Thann Centre</w:t>
-      </w:r>
-    </w:p>
-    <w:p>
-      <w:pPr>
-        <w:numPr>
-          <w:ilvl w:val="0"/>
-          <w:numId w:val="15"/>
-        </w:numPr>
-        <w:rPr>
-          <w:i/>
-          <w:iCs/>
-        </w:rPr>
-      </w:pPr>
-      <w:r>
-        <w:rPr>
-          <w:i/>
-          <w:iCs/>
-        </w:rPr>
-        <w:t>Thann St-Jacques</w:t>
-      </w:r>
-    </w:p>
-    <w:p>
-      <w:r>
-        <w:t xml:space="preserve">Les quais bas seraient également utilisés par les trains </w:t>
-      </w:r>
-      <w:r>
-        <w:rPr>
-          <w:i/>
-          <w:iCs/>
-        </w:rPr>
-        <w:t>Mulhouse – Kruth</w:t>
-      </w:r>
-      <w:r>
-        <w:t>, renforçant le rôle de la gare comme point de correspondance régional.</w:t>
-      </w:r>
-    </w:p>
-    <w:p>
-      <w:pPr>
-        <w:pStyle w:val="Titre4"/>
-      </w:pPr>
-      <w:r>
-        <w:t>Tram-train Mulhouse – Guebwiller</w:t>
-      </w:r>
-    </w:p>
-    <w:p>
-      <w:pPr>
-        <w:numPr>
-          <w:ilvl w:val="0"/>
-          <w:numId w:val="16"/>
-        </w:numPr>
-        <w:rPr>
-          <w:i/>
-          <w:iCs/>
-        </w:rPr>
-      </w:pPr>
-      <w:r>
-        <w:rPr>
-          <w:i/>
-          <w:iCs/>
-        </w:rPr>
-        <w:t>Mulhouse Gare Centrale</w:t>
-      </w:r>
-    </w:p>
-    <w:p>
-      <w:pPr>
-        <w:numPr>
-          <w:ilvl w:val="0"/>
-          <w:numId w:val="16"/>
-        </w:numPr>
-        <w:rPr>
-          <w:i/>
-          <w:iCs/>
-        </w:rPr>
-      </w:pPr>
-      <w:r>
-        <w:rPr>
-          <w:i/>
-          <w:iCs/>
-        </w:rPr>
-        <w:t>République</w:t>
-      </w:r>
-    </w:p>
-    <w:p>
-      <w:pPr>
-        <w:numPr>
-          <w:ilvl w:val="0"/>
-          <w:numId w:val="16"/>
-        </w:numPr>
-        <w:rPr>
-          <w:i/>
-          <w:iCs/>
-        </w:rPr>
-      </w:pPr>
-      <w:r>
-        <w:rPr>
-          <w:i/>
-          <w:iCs/>
-        </w:rPr>
-        <w:t>Porte Jeune</w:t>
-      </w:r>
-    </w:p>
-    <w:p>
-      <w:pPr>
-        <w:numPr>
-          <w:ilvl w:val="0"/>
-          <w:numId w:val="16"/>
-        </w:numPr>
-        <w:rPr>
-          <w:i/>
-          <w:iCs/>
-        </w:rPr>
-      </w:pPr>
-      <w:r>
-        <w:rPr>
-          <w:i/>
-          <w:iCs/>
-        </w:rPr>
-        <w:t>Mairie</w:t>
-      </w:r>
-    </w:p>
-    <w:p>
-      <w:pPr>
-        <w:numPr>
-          <w:ilvl w:val="0"/>
-          <w:numId w:val="16"/>
-        </w:numPr>
-        <w:rPr>
-          <w:i/>
-          <w:iCs/>
-        </w:rPr>
-      </w:pPr>
-      <w:r>
-        <w:rPr>
-          <w:i/>
-          <w:iCs/>
-        </w:rPr>
-        <w:t>Porte Haute</w:t>
-      </w:r>
-    </w:p>
-    <w:p>
-      <w:pPr>
-        <w:numPr>
-          <w:ilvl w:val="0"/>
-          <w:numId w:val="16"/>
-        </w:numPr>
-        <w:rPr>
-          <w:i/>
-          <w:iCs/>
-        </w:rPr>
-      </w:pPr>
-      <w:r>
-        <w:rPr>
-          <w:i/>
-          <w:iCs/>
-        </w:rPr>
-        <w:t>Tour Nessel</w:t>
-      </w:r>
-    </w:p>
-    <w:p>
-      <w:pPr>
-        <w:numPr>
-          <w:ilvl w:val="0"/>
-          <w:numId w:val="16"/>
-        </w:numPr>
-        <w:rPr>
-          <w:i/>
-          <w:iCs/>
-        </w:rPr>
-      </w:pPr>
-      <w:r>
-        <w:rPr>
-          <w:i/>
-          <w:iCs/>
-        </w:rPr>
-        <w:t>Daguerre</w:t>
-      </w:r>
-    </w:p>
-    <w:p>
-      <w:pPr>
-        <w:numPr>
-          <w:ilvl w:val="0"/>
-          <w:numId w:val="16"/>
-        </w:numPr>
-        <w:rPr>
-          <w:i/>
-          <w:iCs/>
-        </w:rPr>
-      </w:pPr>
-      <w:proofErr w:type="spellStart"/>
-      <w:r>
-        <w:rPr>
-          <w:i/>
-          <w:iCs/>
-        </w:rPr>
-        <w:t>Zu</w:t>
-      </w:r>
-      <w:proofErr w:type="spellEnd"/>
-      <w:r>
-        <w:rPr>
-          <w:i/>
-          <w:iCs/>
-        </w:rPr>
-        <w:t xml:space="preserve"> Rhein</w:t>
-      </w:r>
-    </w:p>
-    <w:p>
-      <w:pPr>
-        <w:numPr>
-          <w:ilvl w:val="0"/>
-          <w:numId w:val="16"/>
-        </w:numPr>
-        <w:rPr>
-          <w:i/>
-          <w:iCs/>
-        </w:rPr>
-      </w:pPr>
-      <w:r>
-        <w:rPr>
-          <w:i/>
-          <w:iCs/>
-        </w:rPr>
-        <w:t>Dornach Gare</w:t>
-      </w:r>
-    </w:p>
-    <w:p>
-      <w:pPr>
-        <w:numPr>
-          <w:ilvl w:val="0"/>
-          <w:numId w:val="16"/>
-        </w:numPr>
-        <w:rPr>
-          <w:i/>
-          <w:iCs/>
-        </w:rPr>
-      </w:pPr>
-      <w:r>
-        <w:rPr>
-          <w:i/>
-          <w:iCs/>
-        </w:rPr>
-        <w:t>Musées</w:t>
-      </w:r>
-    </w:p>
-    <w:p>
-      <w:pPr>
-        <w:numPr>
-          <w:ilvl w:val="0"/>
-          <w:numId w:val="16"/>
-        </w:numPr>
-        <w:rPr>
-          <w:i/>
-          <w:iCs/>
-        </w:rPr>
-      </w:pPr>
-      <w:r>
-        <w:rPr>
-          <w:i/>
-          <w:iCs/>
-        </w:rPr>
-        <w:t>Lutterbach Gare</w:t>
+        <w:t>Richwiller</w:t>
       </w:r>
     </w:p>
     <w:p>
@@ -3118,7 +3205,7 @@
           <w:i/>
           <w:iCs/>
         </w:rPr>
-        <w:t>Mulhouse-Lutterbach TGV (quais hauts)</w:t>
+        <w:t>Wittelsheim</w:t>
       </w:r>
     </w:p>
     <w:p>
@@ -3139,7 +3226,7 @@
           <w:i/>
           <w:iCs/>
         </w:rPr>
-        <w:t>Richwiller</w:t>
+        <w:t>Staffelfelden</w:t>
       </w:r>
     </w:p>
     <w:p>
@@ -3160,7 +3247,7 @@
           <w:i/>
           <w:iCs/>
         </w:rPr>
-        <w:t>Wittelsheim</w:t>
+        <w:t>Bollwiller</w:t>
       </w:r>
     </w:p>
     <w:p>
@@ -3181,7 +3268,7 @@
           <w:i/>
           <w:iCs/>
         </w:rPr>
-        <w:t>Staffelfelden</w:t>
+        <w:t>Soultz Nouveau-Monde</w:t>
       </w:r>
     </w:p>
     <w:p>
@@ -3202,7 +3289,7 @@
           <w:i/>
           <w:iCs/>
         </w:rPr>
-        <w:t>Bollwiller</w:t>
+        <w:t>Soultz Centre</w:t>
       </w:r>
     </w:p>
     <w:p>
@@ -3223,7 +3310,7 @@
           <w:i/>
           <w:iCs/>
         </w:rPr>
-        <w:t>Soultz Nouveau-Monde</w:t>
+        <w:t>Soultz ZI</w:t>
       </w:r>
     </w:p>
     <w:p>
@@ -3244,7 +3331,7 @@
           <w:i/>
           <w:iCs/>
         </w:rPr>
-        <w:t>Soultz Centre</w:t>
+        <w:t>Guebwiller – Storck</w:t>
       </w:r>
     </w:p>
     <w:p>
@@ -3265,7 +3352,7 @@
           <w:i/>
           <w:iCs/>
         </w:rPr>
-        <w:t>Soultz ZI</w:t>
+        <w:t>Guebwiller Gare</w:t>
       </w:r>
     </w:p>
     <w:p>
@@ -3286,7 +3373,7 @@
           <w:i/>
           <w:iCs/>
         </w:rPr>
-        <w:t>Guebwiller – Storck</w:t>
+        <w:t>Guebwiller Centre</w:t>
       </w:r>
     </w:p>
     <w:p>
@@ -3295,10 +3382,6 @@
           <w:ilvl w:val="0"/>
           <w:numId w:val="16"/>
         </w:numPr>
-        <w:rPr>
-          <w:i/>
-          <w:iCs/>
-        </w:rPr>
       </w:pPr>
       <w:r>
         <w:rPr>
@@ -3307,63 +3390,27 @@
           <w:i/>
           <w:iCs/>
         </w:rPr>
-        <w:t>Guebwiller Gare</w:t>
-      </w:r>
-    </w:p>
-    <w:p>
-      <w:pPr>
-        <w:numPr>
-          <w:ilvl w:val="0"/>
-          <w:numId w:val="16"/>
-        </w:numPr>
-        <w:rPr>
-          <w:i/>
-          <w:iCs/>
-        </w:rPr>
-      </w:pPr>
-      <w:r>
+        <w:t>Guebwiller Heissenstein</w:t>
+      </w:r>
+    </w:p>
+    <w:p>
+      <w:pPr>
+        <w:pStyle w:val="Titre4"/>
         <w:rPr>
           <w:b/>
           <w:bCs/>
-          <w:i/>
-          <w:iCs/>
-        </w:rPr>
-        <w:t>Guebwiller Centre</w:t>
-      </w:r>
-    </w:p>
-    <w:p>
-      <w:pPr>
-        <w:numPr>
-          <w:ilvl w:val="0"/>
-          <w:numId w:val="16"/>
-        </w:numPr>
-      </w:pPr>
+        </w:rPr>
+      </w:pPr>
+      <w:bookmarkStart w:id="29" w:name="_Toc226923256"/>
       <w:r>
         <w:rPr>
           <w:b/>
           <w:bCs/>
-          <w:i/>
-          <w:iCs/>
-        </w:rPr>
-        <w:t>Guebwiller Heissenstein</w:t>
-      </w:r>
-    </w:p>
-    <w:p>
-      <w:pPr>
-        <w:pStyle w:val="Titre4"/>
-        <w:rPr>
-          <w:b/>
-          <w:bCs/>
-        </w:rPr>
-      </w:pPr>
-      <w:r>
-        <w:rPr>
-          <w:b/>
-          <w:bCs/>
         </w:rPr>
         <w:lastRenderedPageBreak/>
         <w:t>TER Thann – Guebwiller</w:t>
       </w:r>
+      <w:bookmarkEnd w:id="29"/>
     </w:p>
     <w:p>
       <w:r>
@@ -3744,7 +3791,7 @@
                     </pic:cNvPicPr>
                   </pic:nvPicPr>
                   <pic:blipFill>
-                    <a:blip r:embed="rId5">
+                    <a:blip r:embed="rId8">
                       <a:extLst>
                         <a:ext uri="{28A0092B-C50C-407E-A947-70E740481C1C}">
                           <a14:useLocalDpi xmlns:a14="http://schemas.microsoft.com/office/drawing/2010/main" val="0"/>
@@ -3800,7 +3847,7 @@
                     </pic:cNvPicPr>
                   </pic:nvPicPr>
                   <pic:blipFill>
-                    <a:blip r:embed="rId6" cstate="print">
+                    <a:blip r:embed="rId9" cstate="print">
                       <a:extLst>
                         <a:ext uri="{28A0092B-C50C-407E-A947-70E740481C1C}">
                           <a14:useLocalDpi xmlns:a14="http://schemas.microsoft.com/office/drawing/2010/main" val="0"/>
@@ -3839,17 +3886,20 @@
       <w:pPr>
         <w:pStyle w:val="Titre2"/>
       </w:pPr>
+      <w:bookmarkStart w:id="30" w:name="_Toc226923257"/>
       <w:r>
         <w:t xml:space="preserve">6. Exploitation du réseau </w:t>
       </w:r>
       <w:r>
         <w:t>autour de la gare TGV</w:t>
       </w:r>
+      <w:bookmarkEnd w:id="30"/>
     </w:p>
     <w:p>
       <w:pPr>
         <w:pStyle w:val="Titre3"/>
       </w:pPr>
+      <w:bookmarkStart w:id="31" w:name="_Toc226923258"/>
       <w:r>
         <w:t>Liaison</w:t>
       </w:r>
@@ -3863,6 +3913,7 @@
       <w:r>
         <w:t>tram-trains</w:t>
       </w:r>
+      <w:bookmarkEnd w:id="31"/>
       <w:proofErr w:type="spellEnd"/>
     </w:p>
     <w:p>
@@ -4226,6 +4277,7 @@
       <w:pPr>
         <w:pStyle w:val="Titre3"/>
       </w:pPr>
+      <w:bookmarkStart w:id="32" w:name="_Toc226923259"/>
       <w:r>
         <w:t xml:space="preserve">Liaison </w:t>
       </w:r>
@@ -4246,6 +4298,7 @@
         </w:rPr>
         <w:t>Guebwiller</w:t>
       </w:r>
+      <w:bookmarkEnd w:id="32"/>
     </w:p>
     <w:p>
       <w:r>
@@ -4376,9 +4429,14 @@
       <w:pPr>
         <w:pStyle w:val="Titre2"/>
       </w:pPr>
+      <w:bookmarkStart w:id="33" w:name="_Toc226923260"/>
+      <w:r>
+        <w:t xml:space="preserve">7. </w:t>
+      </w:r>
       <w:r>
         <w:t>Exploitation de la gare TGV</w:t>
       </w:r>
+      <w:bookmarkEnd w:id="33"/>
     </w:p>
     <w:p>
       <w:r>
@@ -4531,10 +4589,12 @@
       <w:pPr>
         <w:pStyle w:val="Titre3"/>
       </w:pPr>
+      <w:bookmarkStart w:id="34" w:name="_Toc226923261"/>
       <w:r>
         <w:lastRenderedPageBreak/>
         <w:t>Nouvelle desserte TGV possible</w:t>
       </w:r>
+      <w:bookmarkEnd w:id="34"/>
     </w:p>
     <w:p>
       <w:r>
@@ -4559,7 +4619,7 @@
                     </pic:cNvPicPr>
                   </pic:nvPicPr>
                   <pic:blipFill>
-                    <a:blip r:embed="rId7" cstate="print">
+                    <a:blip r:embed="rId10" cstate="print">
                       <a:extLst>
                         <a:ext uri="{28A0092B-C50C-407E-A947-70E740481C1C}">
                           <a14:useLocalDpi xmlns:a14="http://schemas.microsoft.com/office/drawing/2010/main" val="0"/>
@@ -4616,7 +4676,7 @@
                     </pic:cNvPicPr>
                   </pic:nvPicPr>
                   <pic:blipFill>
-                    <a:blip r:embed="rId8" cstate="print">
+                    <a:blip r:embed="rId11" cstate="print">
                       <a:extLst>
                         <a:ext uri="{28A0092B-C50C-407E-A947-70E740481C1C}">
                           <a14:useLocalDpi xmlns:a14="http://schemas.microsoft.com/office/drawing/2010/main" val="0"/>
@@ -5049,9 +5109,11 @@
       <w:pPr>
         <w:pStyle w:val="Titre3"/>
       </w:pPr>
+      <w:bookmarkStart w:id="35" w:name="_Toc226923262"/>
       <w:r>
         <w:t>Capacité du nœud ferroviaire de Mulhouse</w:t>
       </w:r>
+      <w:bookmarkEnd w:id="35"/>
     </w:p>
     <w:p>
       <w:r>
@@ -5243,9 +5305,11 @@
       <w:pPr>
         <w:pStyle w:val="Titre3"/>
       </w:pPr>
+      <w:bookmarkStart w:id="36" w:name="_Toc226923263"/>
       <w:r>
         <w:t>Rôle de pôle multimodal</w:t>
       </w:r>
+      <w:bookmarkEnd w:id="36"/>
     </w:p>
     <w:p>
       <w:r>
@@ -5353,17 +5417,24 @@
       <w:pPr>
         <w:pStyle w:val="Titre2"/>
       </w:pPr>
-      <w:r>
-        <w:t>7. Impacts concrets pour les usagers et le territoire</w:t>
-      </w:r>
+      <w:bookmarkStart w:id="37" w:name="_Toc226923264"/>
+      <w:r>
+        <w:t>8</w:t>
+      </w:r>
+      <w:r>
+        <w:t>. Impacts concrets pour les usagers et le territoire</w:t>
+      </w:r>
+      <w:bookmarkEnd w:id="37"/>
     </w:p>
     <w:p>
       <w:pPr>
         <w:pStyle w:val="Titre3"/>
       </w:pPr>
+      <w:bookmarkStart w:id="38" w:name="_Toc226923265"/>
       <w:r>
         <w:t>Pour les voyageurs</w:t>
       </w:r>
+      <w:bookmarkEnd w:id="38"/>
     </w:p>
     <w:p>
       <w:pPr>
@@ -5411,9 +5482,11 @@
       <w:pPr>
         <w:pStyle w:val="Titre3"/>
       </w:pPr>
+      <w:bookmarkStart w:id="39" w:name="_Toc226923266"/>
       <w:r>
         <w:t>Pour les transports du quotidien</w:t>
       </w:r>
+      <w:bookmarkEnd w:id="39"/>
     </w:p>
     <w:p>
       <w:pPr>
@@ -5452,9 +5525,11 @@
       <w:pPr>
         <w:pStyle w:val="Titre3"/>
       </w:pPr>
+      <w:bookmarkStart w:id="40" w:name="_Toc226923267"/>
       <w:r>
         <w:t>Pour le territoire</w:t>
       </w:r>
+      <w:bookmarkEnd w:id="40"/>
     </w:p>
     <w:p>
       <w:pPr>
@@ -5493,9 +5568,14 @@
       <w:pPr>
         <w:pStyle w:val="Titre2"/>
       </w:pPr>
-      <w:r>
-        <w:t>8. Bénéfices du projet</w:t>
-      </w:r>
+      <w:bookmarkStart w:id="41" w:name="_Toc226923268"/>
+      <w:r>
+        <w:t>9</w:t>
+      </w:r>
+      <w:r>
+        <w:t>. Bénéfices du projet</w:t>
+      </w:r>
+      <w:bookmarkEnd w:id="41"/>
     </w:p>
     <w:p>
       <w:r>
@@ -5655,9 +5735,14 @@
       <w:pPr>
         <w:pStyle w:val="Titre2"/>
       </w:pPr>
-      <w:r>
-        <w:t>9. Limites et précautions</w:t>
-      </w:r>
+      <w:bookmarkStart w:id="42" w:name="_Toc226923269"/>
+      <w:r>
+        <w:t>10</w:t>
+      </w:r>
+      <w:r>
+        <w:t>. Limites et précautions</w:t>
+      </w:r>
+      <w:bookmarkEnd w:id="42"/>
     </w:p>
     <w:p>
       <w:r>
@@ -5682,9 +5767,11 @@
       <w:pPr>
         <w:pStyle w:val="Titre3"/>
       </w:pPr>
+      <w:bookmarkStart w:id="43" w:name="_Toc226923270"/>
       <w:r>
         <w:t>Coût potentiel</w:t>
       </w:r>
+      <w:bookmarkEnd w:id="43"/>
     </w:p>
     <w:p>
       <w:r>
@@ -5708,9 +5795,11 @@
       <w:pPr>
         <w:pStyle w:val="Titre3"/>
       </w:pPr>
+      <w:bookmarkStart w:id="44" w:name="_Toc226923271"/>
       <w:r>
         <w:t>Acceptabilité politique et territoriale</w:t>
       </w:r>
+      <w:bookmarkEnd w:id="44"/>
     </w:p>
     <w:p>
       <w:r>
@@ -5731,9 +5820,11 @@
       <w:pPr>
         <w:pStyle w:val="Titre3"/>
       </w:pPr>
+      <w:bookmarkStart w:id="45" w:name="_Toc226923272"/>
       <w:r>
         <w:t>Comparaison avec un scénario sans projet</w:t>
       </w:r>
+      <w:bookmarkEnd w:id="45"/>
     </w:p>
     <w:p>
       <w:r>
@@ -5757,12 +5848,14 @@
       </w:r>
     </w:p>
     <w:p>
+      <w:bookmarkStart w:id="46" w:name="_Toc226923273"/>
       <w:r>
         <w:rPr>
           <w:rStyle w:val="Titre2Car"/>
         </w:rPr>
         <w:t>À propos de ce projet</w:t>
       </w:r>
+      <w:bookmarkEnd w:id="46"/>
       <w:r>
         <w:br/>
         <w:t>Ce projet est une proposition personnelle portée par un étudiant en informatique, animé par l'envie de contribuer au débat sur les mobilités de demain. </w:t>
@@ -5836,7 +5929,7 @@
       </w:r>
     </w:p>
     <w:p>
-      <w:hyperlink r:id="rId9" w:history="1">
+      <w:hyperlink r:id="rId12" w:history="1">
         <w:r>
           <w:rPr>
             <w:rStyle w:val="Lienhypertexte"/>
@@ -5875,7 +5968,7 @@
       <w:r>
         <w:br/>
       </w:r>
-      <w:hyperlink r:id="rId10" w:history="1">
+      <w:hyperlink r:id="rId13" w:history="1">
         <w:r>
           <w:rPr>
             <w:rStyle w:val="Lienhypertexte"/>
@@ -5893,6 +5986,56 @@
     </w:sectPr>
   </w:body>
 </w:document>
+</file>
+
+<file path=word/endnotes.xml><?xml version="1.0" encoding="utf-8"?>
+<w:endnotes xmlns:wpc="http://schemas.microsoft.com/office/word/2010/wordprocessingCanvas" xmlns:cx="http://schemas.microsoft.com/office/drawing/2014/chartex" xmlns:cx1="http://schemas.microsoft.com/office/drawing/2015/9/8/chartex" xmlns:cx2="http://schemas.microsoft.com/office/drawing/2015/10/21/chartex" xmlns:cx3="http://schemas.microsoft.com/office/drawing/2016/5/9/chartex" xmlns:cx4="http://schemas.microsoft.com/office/drawing/2016/5/10/chartex" xmlns:cx5="http://schemas.microsoft.com/office/drawing/2016/5/11/chartex" xmlns:cx6="http://schemas.microsoft.com/office/drawing/2016/5/12/chartex" xmlns:cx7="http://schemas.microsoft.com/office/drawing/2016/5/13/chartex" xmlns:cx8="http://schemas.microsoft.com/office/drawing/2016/5/14/chartex" xmlns:mc="http://schemas.openxmlformats.org/markup-compatibility/2006" xmlns:aink="http://schemas.microsoft.com/office/drawing/2016/ink" xmlns:am3d="http://schemas.microsoft.com/office/drawing/2017/model3d" xmlns:o="urn:schemas-microsoft-com:office:office" xmlns:oel="http://schemas.microsoft.com/office/2019/extlst" xmlns:r="http://schemas.openxmlformats.org/officeDocument/2006/relationships" xmlns:m="http://schemas.openxmlformats.org/officeDocument/2006/math" xmlns:v="urn:schemas-microsoft-com:vml" xmlns:wp14="http://schemas.microsoft.com/office/word/2010/wordprocessingDrawing" xmlns:wp="http://schemas.openxmlformats.org/drawingml/2006/wordprocessingDrawing" xmlns:w10="urn:schemas-microsoft-com:office:word" xmlns:w="http://schemas.openxmlformats.org/wordprocessingml/2006/main" xmlns:w14="http://schemas.microsoft.com/office/word/2010/wordml" xmlns:w15="http://schemas.microsoft.com/office/word/2012/wordml" xmlns:w16cex="http://schemas.microsoft.com/office/word/2018/wordml/cex" xmlns:w16cid="http://schemas.microsoft.com/office/word/2016/wordml/cid" xmlns:w16="http://schemas.microsoft.com/office/word/2018/wordml" xmlns:w16du="http://schemas.microsoft.com/office/word/2023/wordml/word16du" xmlns:w16sdtdh="http://schemas.microsoft.com/office/word/2020/wordml/sdtdatahash" xmlns:w16sdtfl="http://schemas.microsoft.com/office/word/2024/wordml/sdtformatlock" xmlns:w16se="http://schemas.microsoft.com/office/word/2015/wordml/symex" xmlns:wpg="http://schemas.microsoft.com/office/word/2010/wordprocessingGroup" xmlns:wpi="http://schemas.microsoft.com/office/word/2010/wordprocessingInk" xmlns:wne="http://schemas.microsoft.com/office/word/2006/wordml" xmlns:wps="http://schemas.microsoft.com/office/word/2010/wordprocessingShape" mc:Ignorable="w14 w15 w16se w16cid w16 w16cex w16sdtdh w16sdtfl w16du wp14">
+  <w:endnote w:type="separator" w:id="-1">
+    <w:p>
+      <w:pPr>
+        <w:spacing w:after="0" w:line="240" w:lineRule="auto"/>
+      </w:pPr>
+      <w:r>
+        <w:separator/>
+      </w:r>
+    </w:p>
+  </w:endnote>
+  <w:endnote w:type="continuationSeparator" w:id="0">
+    <w:p>
+      <w:pPr>
+        <w:spacing w:after="0" w:line="240" w:lineRule="auto"/>
+      </w:pPr>
+      <w:r>
+        <w:continuationSeparator/>
+      </w:r>
+    </w:p>
+  </w:endnote>
+</w:endnotes>
+</file>
+
+<file path=word/footnotes.xml><?xml version="1.0" encoding="utf-8"?>
+<w:footnotes xmlns:wpc="http://schemas.microsoft.com/office/word/2010/wordprocessingCanvas" xmlns:cx="http://schemas.microsoft.com/office/drawing/2014/chartex" xmlns:cx1="http://schemas.microsoft.com/office/drawing/2015/9/8/chartex" xmlns:cx2="http://schemas.microsoft.com/office/drawing/2015/10/21/chartex" xmlns:cx3="http://schemas.microsoft.com/office/drawing/2016/5/9/chartex" xmlns:cx4="http://schemas.microsoft.com/office/drawing/2016/5/10/chartex" xmlns:cx5="http://schemas.microsoft.com/office/drawing/2016/5/11/chartex" xmlns:cx6="http://schemas.microsoft.com/office/drawing/2016/5/12/chartex" xmlns:cx7="http://schemas.microsoft.com/office/drawing/2016/5/13/chartex" xmlns:cx8="http://schemas.microsoft.com/office/drawing/2016/5/14/chartex" xmlns:mc="http://schemas.openxmlformats.org/markup-compatibility/2006" xmlns:aink="http://schemas.microsoft.com/office/drawing/2016/ink" xmlns:am3d="http://schemas.microsoft.com/office/drawing/2017/model3d" xmlns:o="urn:schemas-microsoft-com:office:office" xmlns:oel="http://schemas.microsoft.com/office/2019/extlst" xmlns:r="http://schemas.openxmlformats.org/officeDocument/2006/relationships" xmlns:m="http://schemas.openxmlformats.org/officeDocument/2006/math" xmlns:v="urn:schemas-microsoft-com:vml" xmlns:wp14="http://schemas.microsoft.com/office/word/2010/wordprocessingDrawing" xmlns:wp="http://schemas.openxmlformats.org/drawingml/2006/wordprocessingDrawing" xmlns:w10="urn:schemas-microsoft-com:office:word" xmlns:w="http://schemas.openxmlformats.org/wordprocessingml/2006/main" xmlns:w14="http://schemas.microsoft.com/office/word/2010/wordml" xmlns:w15="http://schemas.microsoft.com/office/word/2012/wordml" xmlns:w16cex="http://schemas.microsoft.com/office/word/2018/wordml/cex" xmlns:w16cid="http://schemas.microsoft.com/office/word/2016/wordml/cid" xmlns:w16="http://schemas.microsoft.com/office/word/2018/wordml" xmlns:w16du="http://schemas.microsoft.com/office/word/2023/wordml/word16du" xmlns:w16sdtdh="http://schemas.microsoft.com/office/word/2020/wordml/sdtdatahash" xmlns:w16sdtfl="http://schemas.microsoft.com/office/word/2024/wordml/sdtformatlock" xmlns:w16se="http://schemas.microsoft.com/office/word/2015/wordml/symex" xmlns:wpg="http://schemas.microsoft.com/office/word/2010/wordprocessingGroup" xmlns:wpi="http://schemas.microsoft.com/office/word/2010/wordprocessingInk" xmlns:wne="http://schemas.microsoft.com/office/word/2006/wordml" xmlns:wps="http://schemas.microsoft.com/office/word/2010/wordprocessingShape" mc:Ignorable="w14 w15 w16se w16cid w16 w16cex w16sdtdh w16sdtfl w16du wp14">
+  <w:footnote w:type="separator" w:id="-1">
+    <w:p>
+      <w:pPr>
+        <w:spacing w:after="0" w:line="240" w:lineRule="auto"/>
+      </w:pPr>
+      <w:r>
+        <w:separator/>
+      </w:r>
+    </w:p>
+  </w:footnote>
+  <w:footnote w:type="continuationSeparator" w:id="0">
+    <w:p>
+      <w:pPr>
+        <w:spacing w:after="0" w:line="240" w:lineRule="auto"/>
+      </w:pPr>
+      <w:r>
+        <w:continuationSeparator/>
+      </w:r>
+    </w:p>
+  </w:footnote>
+</w:footnotes>
 </file>
 
 <file path=word/numbering.xml><?xml version="1.0" encoding="utf-8"?>
@@ -11394,6 +11537,121 @@
       <w:shd w:val="clear" w:color="auto" w:fill="E1DFDD"/>
     </w:rPr>
   </w:style>
+  <w:style w:type="paragraph" w:styleId="En-ttedetabledesmatires">
+    <w:name w:val="TOC Heading"/>
+    <w:basedOn w:val="Titre1"/>
+    <w:next w:val="Normal"/>
+    <w:uiPriority w:val="39"/>
+    <w:unhideWhenUsed/>
+    <w:qFormat/>
+    <w:rsid w:val="00795433"/>
+    <w:pPr>
+      <w:spacing w:before="240" w:after="0" w:line="259" w:lineRule="auto"/>
+      <w:outlineLvl w:val="9"/>
+    </w:pPr>
+    <w:rPr>
+      <w:kern w:val="0"/>
+      <w:sz w:val="32"/>
+      <w:szCs w:val="32"/>
+      <w:lang w:eastAsia="fr-FR"/>
+      <w14:ligatures w14:val="none"/>
+    </w:rPr>
+  </w:style>
+  <w:style w:type="paragraph" w:styleId="TM1">
+    <w:name w:val="toc 1"/>
+    <w:basedOn w:val="Normal"/>
+    <w:next w:val="Normal"/>
+    <w:autoRedefine/>
+    <w:uiPriority w:val="39"/>
+    <w:unhideWhenUsed/>
+    <w:rsid w:val="00795433"/>
+    <w:pPr>
+      <w:spacing w:after="100"/>
+    </w:pPr>
+  </w:style>
+  <w:style w:type="paragraph" w:styleId="TM2">
+    <w:name w:val="toc 2"/>
+    <w:basedOn w:val="Normal"/>
+    <w:next w:val="Normal"/>
+    <w:autoRedefine/>
+    <w:uiPriority w:val="39"/>
+    <w:unhideWhenUsed/>
+    <w:rsid w:val="00795433"/>
+    <w:pPr>
+      <w:spacing w:after="100"/>
+      <w:ind w:left="240"/>
+    </w:pPr>
+  </w:style>
+  <w:style w:type="paragraph" w:styleId="TM3">
+    <w:name w:val="toc 3"/>
+    <w:basedOn w:val="Normal"/>
+    <w:next w:val="Normal"/>
+    <w:autoRedefine/>
+    <w:uiPriority w:val="39"/>
+    <w:unhideWhenUsed/>
+    <w:rsid w:val="00795433"/>
+    <w:pPr>
+      <w:spacing w:after="100"/>
+      <w:ind w:left="480"/>
+    </w:pPr>
+  </w:style>
+  <w:style w:type="paragraph" w:styleId="TM4">
+    <w:name w:val="toc 4"/>
+    <w:basedOn w:val="Normal"/>
+    <w:next w:val="Normal"/>
+    <w:autoRedefine/>
+    <w:uiPriority w:val="39"/>
+    <w:unhideWhenUsed/>
+    <w:rsid w:val="00795433"/>
+    <w:pPr>
+      <w:spacing w:after="100"/>
+      <w:ind w:left="720"/>
+    </w:pPr>
+  </w:style>
+  <w:style w:type="paragraph" w:styleId="En-tte">
+    <w:name w:val="header"/>
+    <w:basedOn w:val="Normal"/>
+    <w:link w:val="En-tteCar"/>
+    <w:uiPriority w:val="99"/>
+    <w:unhideWhenUsed/>
+    <w:rsid w:val="00C63F0F"/>
+    <w:pPr>
+      <w:tabs>
+        <w:tab w:val="center" w:pos="4536"/>
+        <w:tab w:val="right" w:pos="9072"/>
+      </w:tabs>
+      <w:spacing w:after="0" w:line="240" w:lineRule="auto"/>
+    </w:pPr>
+  </w:style>
+  <w:style w:type="character" w:customStyle="1" w:styleId="En-tteCar">
+    <w:name w:val="En-tête Car"/>
+    <w:basedOn w:val="Policepardfaut"/>
+    <w:link w:val="En-tte"/>
+    <w:uiPriority w:val="99"/>
+    <w:rsid w:val="00C63F0F"/>
+  </w:style>
+  <w:style w:type="paragraph" w:styleId="Pieddepage">
+    <w:name w:val="footer"/>
+    <w:basedOn w:val="Normal"/>
+    <w:link w:val="PieddepageCar"/>
+    <w:uiPriority w:val="99"/>
+    <w:unhideWhenUsed/>
+    <w:rsid w:val="00C63F0F"/>
+    <w:pPr>
+      <w:tabs>
+        <w:tab w:val="center" w:pos="4536"/>
+        <w:tab w:val="right" w:pos="9072"/>
+      </w:tabs>
+      <w:spacing w:after="0" w:line="240" w:lineRule="auto"/>
+    </w:pPr>
+  </w:style>
+  <w:style w:type="character" w:customStyle="1" w:styleId="PieddepageCar">
+    <w:name w:val="Pied de page Car"/>
+    <w:basedOn w:val="Policepardfaut"/>
+    <w:link w:val="Pieddepage"/>
+    <w:uiPriority w:val="99"/>
+    <w:rsid w:val="00C63F0F"/>
+  </w:style>
 </w:styles>
 </file>
 
@@ -11710,4 +11968,16 @@
     </a:ext>
   </a:extLst>
 </a:theme>
+</file>
+
+<file path=customXml/item1.xml><?xml version="1.0" encoding="utf-8"?>
+<b:Sources xmlns:b="http://schemas.openxmlformats.org/officeDocument/2006/bibliography" xmlns="http://schemas.openxmlformats.org/officeDocument/2006/bibliography" SelectedStyle="\APASixthEditionOfficeOnline.xsl" StyleName="APA" Version="6"/>
+</file>
+
+<file path=customXml/itemProps1.xml><?xml version="1.0" encoding="utf-8"?>
+<ds:datastoreItem xmlns:ds="http://schemas.openxmlformats.org/officeDocument/2006/customXml" ds:itemID="{D1A66F28-F194-4D97-87A2-F7FA4A640B4C}">
+  <ds:schemaRefs>
+    <ds:schemaRef ds:uri="http://schemas.openxmlformats.org/officeDocument/2006/bibliography"/>
+  </ds:schemaRefs>
+</ds:datastoreItem>
 </file>